--- a/briefings/线口监测午报-2026-08-13.docx
+++ b/briefings/线口监测午报-2026-08-13.docx
@@ -22,7 +22,7 @@
           <w:color w:val="888888"/>
           <w:sz w:val="18"/>
         </w:rPr>
-        <w:t>监测窗口:近48小时 | 生成时间:2026-08-13 13:52</w:t>
+        <w:t>监测窗口:近48小时 | 生成时间:2026-08-13 14:07</w:t>
       </w:r>
     </w:p>
     <w:p>
@@ -61,50 +61,7 @@
           <w:rFonts w:ascii="Times New Roman" w:hAnsi="Times New Roman" w:eastAsia="宋体"/>
           <w:sz w:val="21"/>
         </w:rPr>
-        <w:t>让蒋奇明更好看的 AI 眼镜，雷鸟 iO 预计本月发布——雷鸟iO AI眼镜借《欢迎来龙餐馆》主演蒋奇明路演造型出圈，主打‘高智感’复古设计。该产品由广州企业雷鸟创新（TCL旗下）研发，是国产AI眼镜从B端走向C端消费市场的标志性尝试。(Bing新闻)</w:t>
-      </w:r>
-    </w:p>
-    <w:p>
-      <w:r>
-        <w:rPr>
-          <w:rFonts w:ascii="Times New Roman" w:hAnsi="Times New Roman" w:eastAsia="宋体"/>
-          <w:b/>
-          <w:sz w:val="21"/>
-        </w:rPr>
-        <w:t xml:space="preserve">2. </w:t>
-      </w:r>
-      <w:r>
-        <w:rPr>
-          <w:rFonts w:ascii="Times New Roman" w:hAnsi="Times New Roman" w:eastAsia="宋体"/>
-          <w:b/>
-          <w:color w:val="41D87E"/>
-          <w:sz w:val="21"/>
-        </w:rPr>
-        <w:t>【本地】</w:t>
-      </w:r>
-      <w:r>
-        <w:rPr>
-          <w:rFonts w:ascii="Times New Roman" w:hAnsi="Times New Roman" w:eastAsia="宋体"/>
-          <w:sz w:val="21"/>
-        </w:rPr>
-        <w:t>《影之刃零》预售登顶Steam畅销榜，甄子丹：“让中国功夫震撼世界”——广州出品动作游戏《影之刃零》开启预售即登顶Steam国区畅销榜，甄子丹担任武术指导并发声。该作以硬核水墨武侠美学和电影级运镜，成为国产3A级单机游戏出海新标杆。(GameLook)</w:t>
-      </w:r>
-    </w:p>
-    <w:p>
-      <w:r>
-        <w:rPr>
-          <w:rFonts w:ascii="Times New Roman" w:hAnsi="Times New Roman" w:eastAsia="宋体"/>
-          <w:b/>
-          <w:sz w:val="21"/>
-        </w:rPr>
-        <w:t xml:space="preserve">3. </w:t>
-      </w:r>
-      <w:r>
-        <w:rPr>
-          <w:rFonts w:ascii="Times New Roman" w:hAnsi="Times New Roman" w:eastAsia="宋体"/>
-          <w:sz w:val="21"/>
-        </w:rPr>
-        <w:t>2026 最大规模 AI 供应链泄露：40 分钟搜刮英伟达等全球约 2500 家共 195TB 数据——LiteLLM API网关投毒事件致全球2500家企业195TB敏感数据遭40分钟极速窃取，波及英伟达等头部AI芯片厂商。暴露开源模型工具链安全防护严重短板。(IT之家)</w:t>
+        <w:t>《影之刃零》预售登顶Steam畅销榜，甄子丹：“让中国功夫震撼世界”——广州本土游戏工作室灵游坊研发的硬核动作游戏《影之刃零》开启预售即登顶Steam国区畅销榜，甄子丹担任武术指导并发声，彰显大湾区文化IP出海新势能。(GameLook)</w:t>
       </w:r>
     </w:p>
     <w:p>
@@ -118,72 +75,6 @@
         </w:rPr>
         <w:t>AI/大模型</w:t>
       </w:r>
-    </w:p>
-    <w:p>
-      <w:pPr>
-        <w:pStyle w:val="Heading3"/>
-      </w:pPr>
-      <w:r>
-        <w:rPr>
-          <w:rFonts w:ascii="Times New Roman" w:hAnsi="Times New Roman" w:eastAsia="黑体"/>
-          <w:b/>
-          <w:color w:val="41D87E"/>
-          <w:sz w:val="24"/>
-        </w:rPr>
-        <w:t>【A级·线索】</w:t>
-      </w:r>
-      <w:r>
-        <w:rPr>
-          <w:rFonts w:ascii="Times New Roman" w:hAnsi="Times New Roman" w:eastAsia="黑体"/>
-          <w:b/>
-          <w:color w:val="41D87E"/>
-          <w:sz w:val="24"/>
-        </w:rPr>
-        <w:t>2026 最大规模 AI 供应链泄露：40 分钟搜刮英伟达等全球约 2500 家共 195TB 数据</w:t>
-      </w:r>
-    </w:p>
-    <w:p>
-      <w:r>
-        <w:rPr>
-          <w:rFonts w:ascii="Times New Roman" w:hAnsi="Times New Roman" w:eastAsia="宋体"/>
-          <w:color w:val="888888"/>
-          <w:sz w:val="18"/>
-        </w:rPr>
-        <w:t>来源:IT之家 | 时间:08-13 11:33</w:t>
-      </w:r>
-    </w:p>
-    <w:p>
-      <w:r>
-        <w:t>LiteLLM API网关投毒事件致全球2500家企业195TB敏感数据遭40分钟极速窃取，波及英伟达等头部AI芯片厂商。暴露开源模型工具链安全防护严重短板。</w:t>
-      </w:r>
-    </w:p>
-    <w:p>
-      <w:r>
-        <w:rPr>
-          <w:rFonts w:ascii="Times New Roman" w:hAnsi="Times New Roman" w:eastAsia="宋体"/>
-          <w:i/>
-          <w:sz w:val="21"/>
-        </w:rPr>
-        <w:t>角度建议:需立即联系广东省网信办、广州人工智能公共算力中心及华为云、腾讯云安全团队，核实华南区域受影响企业清单及应急响应机制</w:t>
-      </w:r>
-    </w:p>
-    <w:p>
-      <w:r>
-        <w:rPr>
-          <w:rFonts w:ascii="Times New Roman" w:hAnsi="Times New Roman" w:eastAsia="宋体"/>
-          <w:sz w:val="18"/>
-        </w:rPr>
-        <w:t>链接:</w:t>
-      </w:r>
-      <w:hyperlink r:id="rId9">
-        <w:r>
-          <w:rPr>
-            <w:color w:val="0563C1"/>
-            <w:u w:val="single"/>
-          </w:rPr>
-          <w:t>2026 最大规模 AI 供应链泄露：40 分钟搜刮英伟达等全球约 2500 家共 195TB 数据</w:t>
-        </w:r>
-      </w:hyperlink>
     </w:p>
     <w:p>
       <w:pPr>
@@ -218,7 +109,7 @@
     </w:p>
     <w:p>
       <w:r>
-        <w:t>支付宝正式向华为鸿蒙用户开放AI助手“阿宝”测试，需升级至12.12.16版本。此举标志国产大模型在跨生态（安卓→鸿蒙）落地迈出关键一步，强化鸿蒙原生应用AI能力布局。</w:t>
+        <w:t>支付宝AI助手“阿宝”正式面向华为鸿蒙系统用户开放测试，支持最新12.12.16版本，标志着国产AI应用在跨生态适配上取得实质性突破，强化鸿蒙生态服务能力。</w:t>
       </w:r>
     </w:p>
     <w:p>
@@ -228,7 +119,7 @@
           <w:i/>
           <w:sz w:val="21"/>
         </w:rPr>
-        <w:t>角度建议:可联动广州本地鸿蒙生态企业（如OPPO、小鹏车载鸿蒙适配进展）及广东省AI产业政策，挖掘‘粤产AI+鸿蒙’协同案例</w:t>
+        <w:t>角度建议:可联动广州本地鸿蒙开发者社区及黄埔区AI企业，挖掘粤产AI终端协同案例</w:t>
       </w:r>
     </w:p>
     <w:p>
@@ -239,77 +130,13 @@
         </w:rPr>
         <w:t>链接:</w:t>
       </w:r>
-      <w:hyperlink r:id="rId10">
+      <w:hyperlink r:id="rId9">
         <w:r>
           <w:rPr>
             <w:color w:val="0563C1"/>
             <w:u w:val="single"/>
           </w:rPr>
           <w:t>支付宝 AI 版“阿宝”向华为鸿蒙用户开放测试</w:t>
-        </w:r>
-      </w:hyperlink>
-    </w:p>
-    <w:p>
-      <w:pPr>
-        <w:pStyle w:val="Heading3"/>
-      </w:pPr>
-      <w:r>
-        <w:rPr>
-          <w:rFonts w:ascii="Times New Roman" w:hAnsi="Times New Roman" w:eastAsia="黑体"/>
-          <w:b/>
-          <w:sz w:val="24"/>
-        </w:rPr>
-        <w:t>【B级·关注】</w:t>
-      </w:r>
-      <w:r>
-        <w:rPr>
-          <w:rFonts w:ascii="Times New Roman" w:hAnsi="Times New Roman" w:eastAsia="黑体"/>
-          <w:b/>
-          <w:sz w:val="24"/>
-        </w:rPr>
-        <w:t>中国美协首届儿童图画书大展一作品被指 AI 生成，工作人员回应“已经撤下”</w:t>
-      </w:r>
-    </w:p>
-    <w:p>
-      <w:r>
-        <w:rPr>
-          <w:rFonts w:ascii="Times New Roman" w:hAnsi="Times New Roman" w:eastAsia="宋体"/>
-          <w:color w:val="888888"/>
-          <w:sz w:val="18"/>
-        </w:rPr>
-        <w:t>来源:IT之家 | 时间:08-13 13:36</w:t>
-      </w:r>
-    </w:p>
-    <w:p>
-      <w:r>
-        <w:t>山东美术馆展出的儿童图画书作品《把夏天装进书包》被质疑AI生成，主办方已紧急撤展。事件引发艺术创作伦理、AI版权归属及少儿美育边界等公共讨论。</w:t>
-      </w:r>
-    </w:p>
-    <w:p>
-      <w:r>
-        <w:rPr>
-          <w:rFonts w:ascii="Times New Roman" w:hAnsi="Times New Roman" w:eastAsia="宋体"/>
-          <w:i/>
-          <w:sz w:val="21"/>
-        </w:rPr>
-        <w:t>角度建议:可延伸采访广州美术学院、广东美术馆及粤港澳大湾区少儿AI绘画赛事组织方，探讨岭南美育如何建立AI内容审核与创作引导机制</w:t>
-      </w:r>
-    </w:p>
-    <w:p>
-      <w:r>
-        <w:rPr>
-          <w:rFonts w:ascii="Times New Roman" w:hAnsi="Times New Roman" w:eastAsia="宋体"/>
-          <w:sz w:val="18"/>
-        </w:rPr>
-        <w:t>链接:</w:t>
-      </w:r>
-      <w:hyperlink r:id="rId11">
-        <w:r>
-          <w:rPr>
-            <w:color w:val="0563C1"/>
-            <w:u w:val="single"/>
-          </w:rPr>
-          <w:t>中国美协首届儿童图画书大展一作品被指 AI 生成，工作人员回应“已经撤下”</w:t>
         </w:r>
       </w:hyperlink>
     </w:p>
@@ -346,7 +173,7 @@
     </w:p>
     <w:p>
       <w:r>
-        <w:t>千问开放平台接入菜鸟智能体，支持用户通过自然语言描述物品、时效、预算等需求，自动生成最优寄件方案。这是国内首个面向C端物流场景的大模型智能体落地应用。</w:t>
+        <w:t>千问开放平台集成菜鸟智能体，用户可通过自然语言描述物品、时效、价格等需求，AI自动匹配最优快递方案，实现物流服务的智能化、口语化交互升级。</w:t>
       </w:r>
     </w:p>
     <w:p>
@@ -356,7 +183,7 @@
           <w:i/>
           <w:sz w:val="21"/>
         </w:rPr>
-        <w:t>角度建议:聚焦广州白云机场跨境电商物流枢纽、南沙保税港区智能分拣中心，调研菜鸟华南仓配体系与千问智能体的实际对接效果</w:t>
+        <w:t>角度建议:结合广州白云机场国际物流枢纽与菜鸟华南仓布局，探讨AI寄件在广州跨境电商场景中的落地实效</w:t>
       </w:r>
     </w:p>
     <w:p>
@@ -367,13 +194,77 @@
         </w:rPr>
         <w:t>链接:</w:t>
       </w:r>
-      <w:hyperlink r:id="rId12">
+      <w:hyperlink r:id="rId10">
         <w:r>
           <w:rPr>
             <w:color w:val="0563C1"/>
             <w:u w:val="single"/>
           </w:rPr>
           <w:t>阿里千问开放平台上线菜鸟智能体，可协助用户规划寄件方案</w:t>
+        </w:r>
+      </w:hyperlink>
+    </w:p>
+    <w:p>
+      <w:pPr>
+        <w:pStyle w:val="Heading3"/>
+      </w:pPr>
+      <w:r>
+        <w:rPr>
+          <w:rFonts w:ascii="Times New Roman" w:hAnsi="Times New Roman" w:eastAsia="黑体"/>
+          <w:b/>
+          <w:sz w:val="24"/>
+        </w:rPr>
+        <w:t>【B级·关注】</w:t>
+      </w:r>
+      <w:r>
+        <w:rPr>
+          <w:rFonts w:ascii="Times New Roman" w:hAnsi="Times New Roman" w:eastAsia="黑体"/>
+          <w:b/>
+          <w:sz w:val="24"/>
+        </w:rPr>
+        <w:t>手语人工智能首次进入消费级：谷歌 DeepMind 推出手语转文本模型</w:t>
+      </w:r>
+    </w:p>
+    <w:p>
+      <w:r>
+        <w:rPr>
+          <w:rFonts w:ascii="Times New Roman" w:hAnsi="Times New Roman" w:eastAsia="宋体"/>
+          <w:color w:val="888888"/>
+          <w:sz w:val="18"/>
+        </w:rPr>
+        <w:t>来源:IT之家 | 时间:08-13 10:22</w:t>
+      </w:r>
+    </w:p>
+    <w:p>
+      <w:r>
+        <w:t>谷歌DeepMind发布大规模多语言手语转文本（SL2T）模型，已集成至Pixel 11手机Gboard输入法，成为全球首个落地消费终端的手语AI翻译技术，助力信息无障碍建设。</w:t>
+      </w:r>
+    </w:p>
+    <w:p>
+      <w:r>
+        <w:rPr>
+          <w:rFonts w:ascii="Times New Roman" w:hAnsi="Times New Roman" w:eastAsia="宋体"/>
+          <w:i/>
+          <w:sz w:val="21"/>
+        </w:rPr>
+        <w:t>角度建议:可采访广州聋人协会及广外手语研究中心，评估该技术对粤港澳大湾区残障融合教育与公共服务的适配潜力</w:t>
+      </w:r>
+    </w:p>
+    <w:p>
+      <w:r>
+        <w:rPr>
+          <w:rFonts w:ascii="Times New Roman" w:hAnsi="Times New Roman" w:eastAsia="宋体"/>
+          <w:sz w:val="18"/>
+        </w:rPr>
+        <w:t>链接:</w:t>
+      </w:r>
+      <w:hyperlink r:id="rId11">
+        <w:r>
+          <w:rPr>
+            <w:color w:val="0563C1"/>
+            <w:u w:val="single"/>
+          </w:rPr>
+          <w:t>手语人工智能首次进入消费级：谷歌 DeepMind 推出手语转文本模型</w:t>
         </w:r>
       </w:hyperlink>
     </w:p>
@@ -410,7 +301,7 @@
     </w:p>
     <w:p>
       <w:r>
-        <w:t>亚特兰大联储调查显示九成企业高管认为AI尚未提升实际生产力，部分科技公司已启动被裁员工召回计划。反映AI落地存在‘技术热、应用冷’的普遍困境。</w:t>
+        <w:t>亚特兰大联储调查显示，九成企业高管认为当前AI部署尚未带来生产力提升，部分科技公司已启动被裁员工召回计划，折射AI应用从‘技术炫技’向‘价值闭环’转型阵痛。</w:t>
       </w:r>
     </w:p>
     <w:p>
@@ -420,7 +311,63 @@
           <w:i/>
           <w:sz w:val="21"/>
         </w:rPr>
-        <w:t>角度建议:可走访广州黄埔区AI企业集聚区、深圳湾科技生态园，采集珠三角制造业、外贸企业AI应用真实ROI数据，对比‘伪智能化’与实效案例</w:t>
+        <w:t>角度建议:聚焦广州琶洲AI企业集群，调研本地企业AI投入ROI现状，对比制造业与服务业落地差异</w:t>
+      </w:r>
+    </w:p>
+    <w:p>
+      <w:r>
+        <w:rPr>
+          <w:rFonts w:ascii="Times New Roman" w:hAnsi="Times New Roman" w:eastAsia="宋体"/>
+          <w:sz w:val="18"/>
+        </w:rPr>
+        <w:t>链接:</w:t>
+      </w:r>
+      <w:hyperlink r:id="rId12">
+        <w:r>
+          <w:rPr>
+            <w:color w:val="0563C1"/>
+            <w:u w:val="single"/>
+          </w:rPr>
+          <w:t>报告称 90% 高管认为 AI 未提升公司生产力，部分企业召回被裁员工</w:t>
+        </w:r>
+      </w:hyperlink>
+    </w:p>
+    <w:p>
+      <w:pPr>
+        <w:pStyle w:val="Heading3"/>
+      </w:pPr>
+      <w:r>
+        <w:rPr>
+          <w:rFonts w:ascii="Times New Roman" w:hAnsi="Times New Roman" w:eastAsia="黑体"/>
+          <w:b w:val="0"/>
+          <w:color w:val="888888"/>
+          <w:sz w:val="24"/>
+        </w:rPr>
+        <w:t>【C级·参考】</w:t>
+      </w:r>
+      <w:r>
+        <w:rPr>
+          <w:rFonts w:ascii="Times New Roman" w:hAnsi="Times New Roman" w:eastAsia="黑体"/>
+          <w:b w:val="0"/>
+          <w:color w:val="888888"/>
+          <w:sz w:val="24"/>
+        </w:rPr>
+        <w:t>6000+ 条评论 AI 编程智能体真实安全事故洞察：Cursor 问题最多</w:t>
+      </w:r>
+    </w:p>
+    <w:p>
+      <w:r>
+        <w:rPr>
+          <w:rFonts w:ascii="Times New Roman" w:hAnsi="Times New Roman" w:eastAsia="宋体"/>
+          <w:color w:val="888888"/>
+          <w:sz w:val="18"/>
+        </w:rPr>
+        <w:t>来源:IT之家 | 时间:08-13 12:42</w:t>
+      </w:r>
+    </w:p>
+    <w:p>
+      <w:r>
+        <w:t>约克大学与卡尔加里大学研究团队分析Reddit数据发现，AI编程工具因权限失控导致文件覆盖、数据误删甚至生成恶意代码，Cursor被报告问题最多，暴露开发辅助工具安全治理短板。</w:t>
       </w:r>
     </w:p>
     <w:p>
@@ -437,7 +384,7 @@
             <w:color w:val="0563C1"/>
             <w:u w:val="single"/>
           </w:rPr>
-          <w:t>报告称 90% 高管认为 AI 未提升公司生产力，部分企业召回被裁员工</w:t>
+          <w:t>6000+ 条评论 AI 编程智能体真实安全事故洞察：Cursor 问题最多</w:t>
         </w:r>
       </w:hyperlink>
     </w:p>
@@ -448,18 +395,20 @@
       <w:r>
         <w:rPr>
           <w:rFonts w:ascii="Times New Roman" w:hAnsi="Times New Roman" w:eastAsia="黑体"/>
-          <w:b/>
+          <w:b w:val="0"/>
+          <w:color w:val="888888"/>
           <w:sz w:val="24"/>
         </w:rPr>
-        <w:t>【B级·关注】</w:t>
+        <w:t>【C级·参考】</w:t>
       </w:r>
       <w:r>
         <w:rPr>
           <w:rFonts w:ascii="Times New Roman" w:hAnsi="Times New Roman" w:eastAsia="黑体"/>
-          <w:b/>
+          <w:b w:val="0"/>
+          <w:color w:val="888888"/>
           <w:sz w:val="24"/>
         </w:rPr>
-        <w:t>手语人工智能首次进入消费级：谷歌 DeepMind 推出手语转文本模型</w:t>
+        <w:t>消息称美国 AI 网络安全审查机制未来很可能会覆盖前沿开源模型</w:t>
       </w:r>
     </w:p>
     <w:p>
@@ -469,22 +418,12 @@
           <w:color w:val="888888"/>
           <w:sz w:val="18"/>
         </w:rPr>
-        <w:t>来源:IT之家 | 时间:08-13 10:22</w:t>
+        <w:t>来源:IT之家 | 时间:08-13 10:43</w:t>
       </w:r>
     </w:p>
     <w:p>
       <w:r>
-        <w:t>谷歌DeepMind发布多语言手语转文本（SL2T）模型，首次集成至Pixel手机Gboard输入法。该技术有望大幅降低听障人士数字鸿沟，推动无障碍交互标准升级。</w:t>
-      </w:r>
-    </w:p>
-    <w:p>
-      <w:r>
-        <w:rPr>
-          <w:rFonts w:ascii="Times New Roman" w:hAnsi="Times New Roman" w:eastAsia="宋体"/>
-          <w:i/>
-          <w:sz w:val="21"/>
-        </w:rPr>
-        <w:t>角度建议:联动广州市残联、广东技术师范大学特殊教育学院，测试该模型在粤语手语识别中的适配性，推动湾区无障碍数字基建示范</w:t>
+        <w:t>外媒援引消息指出，美国现行仅针对闭源大模型的AI安全审查机制，或将数月内扩展至开源模型，尤其涵盖Anthropic、Meta等机构发布的前沿权重模型，影响全球AI协作生态。</w:t>
       </w:r>
     </w:p>
     <w:p>
@@ -501,7 +440,7 @@
             <w:color w:val="0563C1"/>
             <w:u w:val="single"/>
           </w:rPr>
-          <w:t>手语人工智能首次进入消费级：谷歌 DeepMind 推出手语转文本模型</w:t>
+          <w:t>消息称美国 AI 网络安全审查机制未来很可能会覆盖前沿开源模型</w:t>
         </w:r>
       </w:hyperlink>
     </w:p>
@@ -525,19 +464,17 @@
         <w:rPr>
           <w:rFonts w:ascii="Times New Roman" w:hAnsi="Times New Roman" w:eastAsia="黑体"/>
           <w:b/>
-          <w:color w:val="41D87E"/>
           <w:sz w:val="24"/>
         </w:rPr>
-        <w:t>【A级·线索|本地】</w:t>
+        <w:t>【B级·关注|本地】</w:t>
       </w:r>
       <w:r>
         <w:rPr>
           <w:rFonts w:ascii="Times New Roman" w:hAnsi="Times New Roman" w:eastAsia="黑体"/>
           <w:b/>
-          <w:color w:val="41D87E"/>
           <w:sz w:val="24"/>
         </w:rPr>
-        <w:t>让蒋奇明更好看的 AI 眼镜，雷鸟 iO 预计本月发布</w:t>
+        <w:t>零零科技 HOVERAir VERSA 无人机 8 月 19 日发布：模块化设计、可作为三轴云台相机使用</w:t>
       </w:r>
     </w:p>
     <w:p>
@@ -547,12 +484,12 @@
           <w:color w:val="888888"/>
           <w:sz w:val="18"/>
         </w:rPr>
-        <w:t>来源:Bing新闻 | 时间:08-13 01:48</w:t>
+        <w:t>来源:IT之家 | 时间:08-13 13:57</w:t>
       </w:r>
     </w:p>
     <w:p>
       <w:r>
-        <w:t>雷鸟iO AI眼镜借《欢迎来龙餐馆》主演蒋奇明路演造型出圈，主打‘高智感’复古设计。该产品由广州企业雷鸟创新（TCL旗下）研发，是国产AI眼镜从B端走向C端消费市场的标志性尝试。</w:t>
+        <w:t>深圳零零科技即将发布HOVERAir VERSA无人机，采用首创模块化结构，可拆解为独立三轴云台相机，兼顾航拍与地面影像创作，瞄准Vlog创作者及专业影像工作者。</w:t>
       </w:r>
     </w:p>
     <w:p>
@@ -562,7 +499,7 @@
           <w:i/>
           <w:sz w:val="21"/>
         </w:rPr>
-        <w:t>角度建议:立即跟进雷鸟创新广州总部，确认量产进度、首发渠道（是否落地天河城/北京路旗舰店）及与粤产内容IP（如喜羊羊、熊出没）的AI眼镜联名计划</w:t>
+        <w:t>角度建议:突出深圳企业研发、广州电商首发、东莞代工的湾区智造链条，采访天河路商圈体验店预售反馈</w:t>
       </w:r>
     </w:p>
     <w:p>
@@ -579,7 +516,7 @@
             <w:color w:val="0563C1"/>
             <w:u w:val="single"/>
           </w:rPr>
-          <w:t>让蒋奇明更好看的 AI 眼镜，雷鸟 iO 预计本月发布</w:t>
+          <w:t>零零科技 HOVERAir VERSA 无人机 8 月 19 日发布：模块化设计、可作为三轴云台相机使用</w:t>
         </w:r>
       </w:hyperlink>
     </w:p>
@@ -590,18 +527,20 @@
       <w:r>
         <w:rPr>
           <w:rFonts w:ascii="Times New Roman" w:hAnsi="Times New Roman" w:eastAsia="黑体"/>
-          <w:b/>
+          <w:b w:val="0"/>
+          <w:color w:val="888888"/>
           <w:sz w:val="24"/>
         </w:rPr>
-        <w:t>【B级·关注】</w:t>
+        <w:t>【C级·参考】</w:t>
       </w:r>
       <w:r>
         <w:rPr>
           <w:rFonts w:ascii="Times New Roman" w:hAnsi="Times New Roman" w:eastAsia="黑体"/>
-          <w:b/>
+          <w:b w:val="0"/>
+          <w:color w:val="888888"/>
           <w:sz w:val="24"/>
         </w:rPr>
-        <w:t>全球 16 国 2056 台机器人将参加第二届世界人形机器人运动会</w:t>
+        <w:t>全球 16 国 2056 台机器人将参加第二届世界人形机器人运动会，队伍总量同比增长 138%</w:t>
       </w:r>
     </w:p>
     <w:p>
@@ -616,17 +555,7 @@
     </w:p>
     <w:p>
       <w:r>
-        <w:t>第二届世界人形机器人运动会将于8月22日在北京‘冰丝带’开幕，吸引六大洲16国666支队伍、2056台机器人参赛，队伍总数同比增长138%，展现全球人形机器人产业化加速态势。</w:t>
-      </w:r>
-    </w:p>
-    <w:p>
-      <w:r>
-        <w:rPr>
-          <w:rFonts w:ascii="Times New Roman" w:hAnsi="Times New Roman" w:eastAsia="宋体"/>
-          <w:i/>
-          <w:sz w:val="21"/>
-        </w:rPr>
-        <w:t>角度建议:关注广州本土参赛队（如华南理工、广工大机器人战队）及东莞松山湖机器人企业参展情况，挖掘湾区人形机器人零部件供应链优势</w:t>
+        <w:t>第二届世界人形机器人运动会将于8月22日在北京“冰丝带”开幕，吸引六大洲16国666支队伍、2056台机器人参赛，规模较首届增长138%，凸显人形机器人产业化加速趋势。</w:t>
       </w:r>
     </w:p>
     <w:p>
@@ -643,135 +572,7 @@
             <w:color w:val="0563C1"/>
             <w:u w:val="single"/>
           </w:rPr>
-          <w:t>全球 16 国 2056 台机器人将参加第二届世界人形机器人运动会</w:t>
-        </w:r>
-      </w:hyperlink>
-    </w:p>
-    <w:p>
-      <w:pPr>
-        <w:pStyle w:val="Heading3"/>
-      </w:pPr>
-      <w:r>
-        <w:rPr>
-          <w:rFonts w:ascii="Times New Roman" w:hAnsi="Times New Roman" w:eastAsia="黑体"/>
-          <w:b/>
-          <w:sz w:val="24"/>
-        </w:rPr>
-        <w:t>【B级·关注】</w:t>
-      </w:r>
-      <w:r>
-        <w:rPr>
-          <w:rFonts w:ascii="Times New Roman" w:hAnsi="Times New Roman" w:eastAsia="黑体"/>
-          <w:b/>
-          <w:sz w:val="24"/>
-        </w:rPr>
-        <w:t>抢占C位，AI眼镜为何愿意在南京路开全国首店？</w:t>
-      </w:r>
-    </w:p>
-    <w:p>
-      <w:r>
-        <w:rPr>
-          <w:rFonts w:ascii="Times New Roman" w:hAnsi="Times New Roman" w:eastAsia="宋体"/>
-          <w:color w:val="888888"/>
-          <w:sz w:val="18"/>
-        </w:rPr>
-        <w:t>来源:Bing新闻 | 时间:08-12 21:57</w:t>
-      </w:r>
-    </w:p>
-    <w:p>
-      <w:r>
-        <w:t>千问AI眼镜与中华老字号吴良材联合打造全国旗舰店落地上海南京东路，融合AI体验与专业验配服务。此举凸显AI硬件正突破‘科技卖场’局限，向核心商圈生活化场景渗透。</w:t>
-      </w:r>
-    </w:p>
-    <w:p>
-      <w:r>
-        <w:rPr>
-          <w:rFonts w:ascii="Times New Roman" w:hAnsi="Times New Roman" w:eastAsia="宋体"/>
-          <w:i/>
-          <w:sz w:val="21"/>
-        </w:rPr>
-        <w:t>角度建议:对比分析广州北京路、天河路商圈AI硬件入驻现状，采访吴良材广州门店是否同步推进‘AI眼镜+传统验光’双轨服务试点</w:t>
-      </w:r>
-    </w:p>
-    <w:p>
-      <w:r>
-        <w:rPr>
-          <w:rFonts w:ascii="Times New Roman" w:hAnsi="Times New Roman" w:eastAsia="宋体"/>
-          <w:sz w:val="18"/>
-        </w:rPr>
-        <w:t>链接:</w:t>
-      </w:r>
-      <w:hyperlink r:id="rId17">
-        <w:r>
-          <w:rPr>
-            <w:color w:val="0563C1"/>
-            <w:u w:val="single"/>
-          </w:rPr>
-          <w:t>抢占C位，AI眼镜为何愿意在南京路开全国首店？</w:t>
-        </w:r>
-      </w:hyperlink>
-    </w:p>
-    <w:p>
-      <w:pPr>
-        <w:pStyle w:val="Heading3"/>
-      </w:pPr>
-      <w:r>
-        <w:rPr>
-          <w:rFonts w:ascii="Times New Roman" w:hAnsi="Times New Roman" w:eastAsia="黑体"/>
-          <w:b/>
-          <w:sz w:val="24"/>
-        </w:rPr>
-        <w:t>【B级·关注】</w:t>
-      </w:r>
-      <w:r>
-        <w:rPr>
-          <w:rFonts w:ascii="Times New Roman" w:hAnsi="Times New Roman" w:eastAsia="黑体"/>
-          <w:b/>
-          <w:sz w:val="24"/>
-        </w:rPr>
-        <w:t>一家 AI 眼镜独角兽背后的「冰与火之歌」</w:t>
-      </w:r>
-    </w:p>
-    <w:p>
-      <w:r>
-        <w:rPr>
-          <w:rFonts w:ascii="Times New Roman" w:hAnsi="Times New Roman" w:eastAsia="宋体"/>
-          <w:color w:val="888888"/>
-          <w:sz w:val="18"/>
-        </w:rPr>
-        <w:t>来源:Bing新闻 | 时间:08-12 12:52</w:t>
-      </w:r>
-    </w:p>
-    <w:p>
-      <w:r>
-        <w:t>国产AI眼镜独角兽逸文科技成立三年估值超10亿美元，二季度营收翻倍，正加速布局中国市场。其技术路径聚焦轻量化光学模组与端侧大模型协同，挑战苹果Vision Pro生态。</w:t>
-      </w:r>
-    </w:p>
-    <w:p>
-      <w:r>
-        <w:rPr>
-          <w:rFonts w:ascii="Times New Roman" w:hAnsi="Times New Roman" w:eastAsia="宋体"/>
-          <w:i/>
-          <w:sz w:val="21"/>
-        </w:rPr>
-        <w:t>角度建议:深挖逸文科技与广州高校（中山大学光电学院）、广发证券等本地资本的合作动向，研判其是否将大湾区设为华南总部或制造基地</w:t>
-      </w:r>
-    </w:p>
-    <w:p>
-      <w:r>
-        <w:rPr>
-          <w:rFonts w:ascii="Times New Roman" w:hAnsi="Times New Roman" w:eastAsia="宋体"/>
-          <w:sz w:val="18"/>
-        </w:rPr>
-        <w:t>链接:</w:t>
-      </w:r>
-      <w:hyperlink r:id="rId18">
-        <w:r>
-          <w:rPr>
-            <w:color w:val="0563C1"/>
-            <w:u w:val="single"/>
-          </w:rPr>
-          <w:t>一家 AI 眼镜独角兽背后的「冰与火之歌」</w:t>
+          <w:t>全球 16 国 2056 台机器人将参加第二届世界人形机器人运动会，队伍总量同比增长 138%</w:t>
         </w:r>
       </w:hyperlink>
     </w:p>
@@ -820,7 +621,7 @@
     </w:p>
     <w:p>
       <w:r>
-        <w:t>京沪市场监管部门牵头，美团、淘宝闪购、京东外卖在京同步上线‘红灯停表’功能，骑手闯红灯时系统自动暂停计时，算法优化从‘效率优先’转向‘安全优先’。</w:t>
+        <w:t>在京召开的平台经济协商对话会上，美团、淘宝闪购、京东外卖联合宣布落地“红灯停表”功能，外卖骑手遇红灯时系统自动暂停计时，保障安全并优化算法公平性。</w:t>
       </w:r>
     </w:p>
     <w:p>
@@ -830,7 +631,7 @@
           <w:i/>
           <w:sz w:val="21"/>
         </w:rPr>
-        <w:t>角度建议:重点追踪广州交警与美团、饿了么在珠江新城、琶洲等核心区域的‘红灯停表’试点进展，对比广深两地算法治理路径差异</w:t>
+        <w:t>角度建议:需跟进广州试点进展——广州已列入全国首批‘即时配送算法治理示范区’，可对比京穗政策落地节奏与骑手反馈</w:t>
       </w:r>
     </w:p>
     <w:p>
@@ -841,7 +642,7 @@
         </w:rPr>
         <w:t>链接:</w:t>
       </w:r>
-      <w:hyperlink r:id="rId19">
+      <w:hyperlink r:id="rId17">
         <w:r>
           <w:rPr>
             <w:color w:val="0563C1"/>
@@ -884,7 +685,7 @@
     </w:p>
     <w:p>
       <w:r>
-        <w:t>美团配送安全技术团队在北京完成‘等灯停表’功能首批路测，该功能在红灯期间暂停订单计时，避免骑手因赶时间而违规。标志着平台算法向人性化治理迈出实质性一步。</w:t>
+        <w:t>美团正式上线“等灯停表”功能首个版本，北京试点区域已完成首批路测，该功能在红灯期间暂停订单计时与里程计算，系平台响应监管要求、推动算法向善的关键实践。</w:t>
       </w:r>
     </w:p>
     <w:p>
@@ -894,7 +695,7 @@
           <w:i/>
           <w:sz w:val="21"/>
         </w:rPr>
-        <w:t>角度建议:联动广州交委与美团华南总部，核实广州是否已纳入第二批试点城市，并采访越秀、海珠区骑手对‘广州版停表’的期待与顾虑</w:t>
+        <w:t>角度建议:同步追踪广州美团骑手工会反馈，结合广州交警‘绿波带’优化工程，探讨智慧交通与平台治理协同路径</w:t>
       </w:r>
     </w:p>
     <w:p>
@@ -905,7 +706,7 @@
         </w:rPr>
         <w:t>链接:</w:t>
       </w:r>
-      <w:hyperlink r:id="rId20">
+      <w:hyperlink r:id="rId18">
         <w:r>
           <w:rPr>
             <w:color w:val="0563C1"/>
@@ -914,18 +715,6 @@
           <w:t>美团在京上线“等灯停表”首个正式版本，骑手已在部分路段路测</w:t>
         </w:r>
       </w:hyperlink>
-    </w:p>
-    <w:p>
-      <w:pPr>
-        <w:pStyle w:val="Heading2"/>
-      </w:pPr>
-      <w:r>
-        <w:rPr>
-          <w:rFonts w:ascii="Times New Roman" w:hAnsi="Times New Roman" w:eastAsia="黑体"/>
-          <w:sz w:val="28"/>
-        </w:rPr>
-        <w:t>电商/直播/即时零售</w:t>
-      </w:r>
     </w:p>
     <w:p>
       <w:pPr>
@@ -962,7 +751,7 @@
     </w:p>
     <w:p>
       <w:r>
-        <w:t>西康高铁进入试运行阶段，通车后将大幅压缩陕南交通时空距离。作为包银海通道重要组成，其开通将强化中西部与粤港澳大湾区的高铁直连能力，利好广货北上与陕产南销。</w:t>
+        <w:t>西康高铁完成联调联试进入试运行阶段，作为包海通道与京昆通道重要组成，通车后将大幅压缩陕南时空距离，强化中西部高铁网互联互通能力。</w:t>
       </w:r>
     </w:p>
     <w:p>
@@ -973,13 +762,153 @@
         </w:rPr>
         <w:t>链接:</w:t>
       </w:r>
-      <w:hyperlink r:id="rId21">
+      <w:hyperlink r:id="rId19">
         <w:r>
           <w:rPr>
             <w:color w:val="0563C1"/>
             <w:u w:val="single"/>
           </w:rPr>
           <w:t>西康高铁启动试运行，通车后西安至安康由 3 小时左右缩短至 1 小时以内</w:t>
+        </w:r>
+      </w:hyperlink>
+    </w:p>
+    <w:p>
+      <w:pPr>
+        <w:pStyle w:val="Heading2"/>
+      </w:pPr>
+      <w:r>
+        <w:rPr>
+          <w:rFonts w:ascii="Times New Roman" w:hAnsi="Times New Roman" w:eastAsia="黑体"/>
+          <w:sz w:val="28"/>
+        </w:rPr>
+        <w:t>电商/直播/即时零售</w:t>
+      </w:r>
+    </w:p>
+    <w:p>
+      <w:pPr>
+        <w:pStyle w:val="Heading3"/>
+      </w:pPr>
+      <w:r>
+        <w:rPr>
+          <w:rFonts w:ascii="Times New Roman" w:hAnsi="Times New Roman" w:eastAsia="黑体"/>
+          <w:b/>
+          <w:sz w:val="24"/>
+        </w:rPr>
+        <w:t>【B级·关注】</w:t>
+      </w:r>
+      <w:r>
+        <w:rPr>
+          <w:rFonts w:ascii="Times New Roman" w:hAnsi="Times New Roman" w:eastAsia="黑体"/>
+          <w:b/>
+          <w:sz w:val="24"/>
+        </w:rPr>
+        <w:t>美团、淘宝闪购、京东外卖三家平台率先集中在京落地“红灯停表”</w:t>
+      </w:r>
+    </w:p>
+    <w:p>
+      <w:r>
+        <w:rPr>
+          <w:rFonts w:ascii="Times New Roman" w:hAnsi="Times New Roman" w:eastAsia="宋体"/>
+          <w:color w:val="888888"/>
+          <w:sz w:val="18"/>
+        </w:rPr>
+        <w:t>来源:IT之家 | 时间:08-13 13:24</w:t>
+      </w:r>
+    </w:p>
+    <w:p>
+      <w:r>
+        <w:t>在京召开的平台经济协商对话会上，美团、淘宝闪购、京东外卖联合宣布落地“红灯停表”功能，外卖骑手遇红灯时系统自动暂停计时，保障安全并优化算法公平性。</w:t>
+      </w:r>
+    </w:p>
+    <w:p>
+      <w:r>
+        <w:rPr>
+          <w:rFonts w:ascii="Times New Roman" w:hAnsi="Times New Roman" w:eastAsia="宋体"/>
+          <w:i/>
+          <w:sz w:val="21"/>
+        </w:rPr>
+        <w:t>角度建议:需跟进广州试点进展——广州已列入全国首批‘即时配送算法治理示范区’，可对比京穗政策落地节奏与骑手反馈</w:t>
+      </w:r>
+    </w:p>
+    <w:p>
+      <w:r>
+        <w:rPr>
+          <w:rFonts w:ascii="Times New Roman" w:hAnsi="Times New Roman" w:eastAsia="宋体"/>
+          <w:sz w:val="18"/>
+        </w:rPr>
+        <w:t>链接:</w:t>
+      </w:r>
+      <w:hyperlink r:id="rId17">
+        <w:r>
+          <w:rPr>
+            <w:color w:val="0563C1"/>
+            <w:u w:val="single"/>
+          </w:rPr>
+          <w:t>美团、淘宝闪购、京东外卖三家平台率先集中在京落地“红灯停表”</w:t>
+        </w:r>
+      </w:hyperlink>
+    </w:p>
+    <w:p>
+      <w:pPr>
+        <w:pStyle w:val="Heading3"/>
+      </w:pPr>
+      <w:r>
+        <w:rPr>
+          <w:rFonts w:ascii="Times New Roman" w:hAnsi="Times New Roman" w:eastAsia="黑体"/>
+          <w:b/>
+          <w:sz w:val="24"/>
+        </w:rPr>
+        <w:t>【B级·关注】</w:t>
+      </w:r>
+      <w:r>
+        <w:rPr>
+          <w:rFonts w:ascii="Times New Roman" w:hAnsi="Times New Roman" w:eastAsia="黑体"/>
+          <w:b/>
+          <w:sz w:val="24"/>
+        </w:rPr>
+        <w:t>美团在京上线“等灯停表”首个正式版本，骑手已在部分路段路测</w:t>
+      </w:r>
+    </w:p>
+    <w:p>
+      <w:r>
+        <w:rPr>
+          <w:rFonts w:ascii="Times New Roman" w:hAnsi="Times New Roman" w:eastAsia="宋体"/>
+          <w:color w:val="888888"/>
+          <w:sz w:val="18"/>
+        </w:rPr>
+        <w:t>来源:IT之家 | 时间:08-13 11:43</w:t>
+      </w:r>
+    </w:p>
+    <w:p>
+      <w:r>
+        <w:t>美团正式上线“等灯停表”功能首个版本，北京试点区域已完成首批路测，该功能在红灯期间暂停订单计时与里程计算，系平台响应监管要求、推动算法向善的关键实践。</w:t>
+      </w:r>
+    </w:p>
+    <w:p>
+      <w:r>
+        <w:rPr>
+          <w:rFonts w:ascii="Times New Roman" w:hAnsi="Times New Roman" w:eastAsia="宋体"/>
+          <w:i/>
+          <w:sz w:val="21"/>
+        </w:rPr>
+        <w:t>角度建议:同步追踪广州美团骑手工会反馈，结合广州交警‘绿波带’优化工程，探讨智慧交通与平台治理协同路径</w:t>
+      </w:r>
+    </w:p>
+    <w:p>
+      <w:r>
+        <w:rPr>
+          <w:rFonts w:ascii="Times New Roman" w:hAnsi="Times New Roman" w:eastAsia="宋体"/>
+          <w:sz w:val="18"/>
+        </w:rPr>
+        <w:t>链接:</w:t>
+      </w:r>
+      <w:hyperlink r:id="rId18">
+        <w:r>
+          <w:rPr>
+            <w:color w:val="0563C1"/>
+            <w:u w:val="single"/>
+          </w:rPr>
+          <w:t>美团在京上线“等灯停表”首个正式版本，骑手已在部分路段路测</w:t>
         </w:r>
       </w:hyperlink>
     </w:p>
@@ -1018,7 +947,7 @@
     </w:p>
     <w:p>
       <w:r>
-        <w:t>婚礼纪就电子请柬微信分享异常致歉，称技术故障影响新人传递喜讯。事件折射出婚庆数字化服务在跨平台兼容性、稳定性方面的脆弱性，亟需行业技术标准统一。</w:t>
+        <w:t>婚礼纪就电子请柬微信分享异常致歉，称部分链接出现无法访问问题，强调其承载新人情感传递的重要意义，并已紧急修复。事件反映SaaS类婚庆工具在微信生态兼容性风险。</w:t>
       </w:r>
     </w:p>
     <w:p>
@@ -1029,7 +958,7 @@
         </w:rPr>
         <w:t>链接:</w:t>
       </w:r>
-      <w:hyperlink r:id="rId22">
+      <w:hyperlink r:id="rId20">
         <w:r>
           <w:rPr>
             <w:color w:val="0563C1"/>
@@ -1086,7 +1015,7 @@
     </w:p>
     <w:p>
       <w:r>
-        <w:t>广州出品动作游戏《影之刃零》开启预售即登顶Steam国区畅销榜，甄子丹担任武术指导并发声。该作以硬核水墨武侠美学和电影级运镜，成为国产3A级单机游戏出海新标杆。</w:t>
+        <w:t>广州本土游戏工作室灵游坊研发的硬核动作游戏《影之刃零》开启预售即登顶Steam国区畅销榜，甄子丹担任武术指导并发声，彰显大湾区文化IP出海新势能。</w:t>
       </w:r>
     </w:p>
     <w:p>
@@ -1096,7 +1025,7 @@
           <w:i/>
           <w:sz w:val="21"/>
         </w:rPr>
-        <w:t>角度建议:紧急联系开发商灵游坊（注册地广州）及发行方心动网络，确认首发销量、海外发行策略及是否在广州塔、长隆设立线下快闪体验馆</w:t>
+        <w:t>角度建议:深度专访灵游坊创始人梁其伟，挖掘广州动漫游戏产业政策扶持成效及‘功夫+AI动画’技术融合细节</w:t>
       </w:r>
     </w:p>
     <w:p>
@@ -1107,7 +1036,7 @@
         </w:rPr>
         <w:t>链接:</w:t>
       </w:r>
-      <w:hyperlink r:id="rId23">
+      <w:hyperlink r:id="rId21">
         <w:r>
           <w:rPr>
             <w:color w:val="0563C1"/>
@@ -1150,7 +1079,7 @@
     </w:p>
     <w:p>
       <w:r>
-        <w:t>腾讯Q2游戏收入同比增11%，《DNF手游》《无畏契约》等新作贡献显著。高管强调‘AI+游戏’双轮驱动，AI NPC、AI生成关卡等技术已进入商业化验证期。</w:t>
+        <w:t>腾讯2026年Q2财报显示游戏收入同比增长11%，管理层在财报会上强调AI正深度重构游戏研发、运营与内容生成全流程，印证‘AI+游戏’双引擎驱动战略成效。</w:t>
       </w:r>
     </w:p>
     <w:p>
@@ -1160,7 +1089,7 @@
           <w:i/>
           <w:sz w:val="21"/>
         </w:rPr>
-        <w:t>角度建议:聚焦腾讯互动娱乐事业群（IEG）广州研发中心，挖掘《王者荣耀》AI陪练、《和平精英》AI战术系统在大湾区电竞赛事中的落地应用</w:t>
+        <w:t>角度建议:联动广州天河区游戏企业集聚区，采访网易、三七互娱等粤企AI游戏实验室进展</w:t>
       </w:r>
     </w:p>
     <w:p>
@@ -1171,7 +1100,7 @@
         </w:rPr>
         <w:t>链接:</w:t>
       </w:r>
-      <w:hyperlink r:id="rId24">
+      <w:hyperlink r:id="rId22">
         <w:r>
           <w:rPr>
             <w:color w:val="0563C1"/>
@@ -1199,7 +1128,7 @@
           <w:b/>
           <w:sz w:val="24"/>
         </w:rPr>
-        <w:t>《和平精英》，已经成为了一种年轻潮流文化</w:t>
+        <w:t>《和平精英》已经成为了一种年轻潮流文化</w:t>
       </w:r>
     </w:p>
     <w:p>
@@ -1214,7 +1143,7 @@
     </w:p>
     <w:p>
       <w:r>
-        <w:t>《和平精英》PSI总决赛暨‘刺激之夜’融合电竞、音乐、时尚与国潮元素，成为Z世代文化符号。其IP衍生已覆盖主题乐园、快闪店、联名服饰等全链条商业生态。</w:t>
+        <w:t>《和平精英》PSI总决赛暨刺激空投节‘刺激之夜’融合电竞赛事、时尚大秀与青年文化表达，印证其已超越游戏范畴，成为Z世代身份认同与社交货币载体。</w:t>
       </w:r>
     </w:p>
     <w:p>
@@ -1224,7 +1153,7 @@
           <w:i/>
           <w:sz w:val="21"/>
         </w:rPr>
-        <w:t>角度建议:实地探访广州天河城《和平精英》主题快闪店、长隆欢乐世界合作项目，分析游戏IP如何赋能湾区文旅消费升级</w:t>
+        <w:t>角度建议:结合广州塔灯光秀、北京路步行街快闪等本地化活动，呈现游戏IP与城市文旅深度融合样本</w:t>
       </w:r>
     </w:p>
     <w:p>
@@ -1235,13 +1164,13 @@
         </w:rPr>
         <w:t>链接:</w:t>
       </w:r>
-      <w:hyperlink r:id="rId25">
+      <w:hyperlink r:id="rId23">
         <w:r>
           <w:rPr>
             <w:color w:val="0563C1"/>
             <w:u w:val="single"/>
           </w:rPr>
-          <w:t>《和平精英》，已经成为了一种年轻潮流文化</w:t>
+          <w:t>《和平精英》已经成为了一种年轻潮流文化</w:t>
         </w:r>
       </w:hyperlink>
     </w:p>
@@ -1265,7 +1194,7 @@
           <w:color w:val="888888"/>
           <w:sz w:val="24"/>
         </w:rPr>
-        <w:t>《DOTA2》2026 国际邀请赛小组赛今日开幕：TR 10:00 登场，XG、VG 12:00 亮相</w:t>
+        <w:t>米哈游下线“AI美女林离”《BSide: Olivia Lin》：不是终点，而是AI下个起点</w:t>
       </w:r>
     </w:p>
     <w:p>
@@ -1275,12 +1204,12 @@
           <w:color w:val="888888"/>
           <w:sz w:val="18"/>
         </w:rPr>
-        <w:t>来源:IT之家 | 时间:08-13 09:37</w:t>
+        <w:t>来源:GameLook | 时间:08-13 09:24</w:t>
       </w:r>
     </w:p>
     <w:p>
       <w:r>
-        <w:t>TI2026国际邀请赛小组赛开赛，中国战队XG、VG等亮相。作为全球最高奖金电竞赛事，TI持续带动广州、深圳等地电竞酒店、观赛酒吧、周边销售等夜间经济升温。</w:t>
+        <w:t>米哈游主动下线AI虚拟偶像《BSide: Olivia Lin》，强调此举是基于伦理审慎与技术迭代考量，标志国内头部厂商对AI角色商业化边界形成共识，转向更可持续的AI叙事范式。</w:t>
       </w:r>
     </w:p>
     <w:p>
@@ -1291,13 +1220,13 @@
         </w:rPr>
         <w:t>链接:</w:t>
       </w:r>
-      <w:hyperlink r:id="rId26">
+      <w:hyperlink r:id="rId24">
         <w:r>
           <w:rPr>
             <w:color w:val="0563C1"/>
             <w:u w:val="single"/>
           </w:rPr>
-          <w:t>《DOTA2》2026 国际邀请赛小组赛今日开幕：TR 10:00 登场，XG、VG 12:00 亮相</w:t>
+          <w:t>米哈游下线“AI美女林离”《BSide: Olivia Lin》：不是终点，而是AI下个起点</w:t>
         </w:r>
       </w:hyperlink>
     </w:p>
@@ -1331,6 +1260,70 @@
           <w:b/>
           <w:sz w:val="24"/>
         </w:rPr>
+        <w:t>别克至境 L7 纯电版将于 8 月 19 日上市，预售国补权益价 16.99 万元起</w:t>
+      </w:r>
+    </w:p>
+    <w:p>
+      <w:r>
+        <w:rPr>
+          <w:rFonts w:ascii="Times New Roman" w:hAnsi="Times New Roman" w:eastAsia="宋体"/>
+          <w:color w:val="888888"/>
+          <w:sz w:val="18"/>
+        </w:rPr>
+        <w:t>来源:IT之家 | 时间:08-13 13:57</w:t>
+      </w:r>
+    </w:p>
+    <w:p>
+      <w:r>
+        <w:t>别克全新纯电家轿至境L7将于8月19日上市，全系标配800V高压平台与6C超充，CLTC续航超700km，叠加国家以旧换新补贴后起售价16.99万元，直击主流家庭市场。</w:t>
+      </w:r>
+    </w:p>
+    <w:p>
+      <w:r>
+        <w:rPr>
+          <w:rFonts w:ascii="Times New Roman" w:hAnsi="Times New Roman" w:eastAsia="宋体"/>
+          <w:i/>
+          <w:sz w:val="21"/>
+        </w:rPr>
+        <w:t>角度建议:可走访广州南沙新能源汽车产业园及广汽本田销售终端，观察合资品牌纯电车型在粤市场接受度与置换政策落地情况</w:t>
+      </w:r>
+    </w:p>
+    <w:p>
+      <w:r>
+        <w:rPr>
+          <w:rFonts w:ascii="Times New Roman" w:hAnsi="Times New Roman" w:eastAsia="宋体"/>
+          <w:sz w:val="18"/>
+        </w:rPr>
+        <w:t>链接:</w:t>
+      </w:r>
+      <w:hyperlink r:id="rId25">
+        <w:r>
+          <w:rPr>
+            <w:color w:val="0563C1"/>
+            <w:u w:val="single"/>
+          </w:rPr>
+          <w:t>别克至境 L7 纯电版将于 8 月 19 日上市，预售国补权益价 16.99 万元起</w:t>
+        </w:r>
+      </w:hyperlink>
+    </w:p>
+    <w:p>
+      <w:pPr>
+        <w:pStyle w:val="Heading3"/>
+      </w:pPr>
+      <w:r>
+        <w:rPr>
+          <w:rFonts w:ascii="Times New Roman" w:hAnsi="Times New Roman" w:eastAsia="黑体"/>
+          <w:b/>
+          <w:sz w:val="24"/>
+        </w:rPr>
+        <w:t>【B级·关注|本地】</w:t>
+      </w:r>
+      <w:r>
+        <w:rPr>
+          <w:rFonts w:ascii="Times New Roman" w:hAnsi="Times New Roman" w:eastAsia="黑体"/>
+          <w:b/>
+          <w:sz w:val="24"/>
+        </w:rPr>
         <w:t>比亚迪仰望 U9 高级选装新增“碧海青”车色、“金沙白”座舱、甲骨文黄金车标等</w:t>
       </w:r>
     </w:p>
@@ -1346,7 +1339,7 @@
     </w:p>
     <w:p>
       <w:r>
-        <w:t>比亚迪仰望U9推出‘碧海青’车身色与‘金沙白’座舱等个性化选装，命名融合岭南意象（碧海、金沙），甲骨文车标彰显文化自信。高端新能源汽车正从性能竞争转向文化价值输出。</w:t>
+        <w:t>比亚迪仰望U9推出多项高级个性化选装，包括灵感源自岭南山水的‘碧海青’车色、‘金沙白’座舱配色及甲骨文元素黄金车标，体现高端新能源车在文化符号与定制化消费上的创新探索。</w:t>
       </w:r>
     </w:p>
     <w:p>
@@ -1356,7 +1349,7 @@
           <w:i/>
           <w:sz w:val="21"/>
         </w:rPr>
-        <w:t>角度建议:结合广州车展筹备，采访比亚迪海洋网、方程豹广州门店，分析‘粤式美学’设计如何影响华南消费者购车决策</w:t>
+        <w:t>角度建议:结合广州车展筹备与珠江新城仰望门店，解读粤产豪华电动车如何用‘广府美学’破圈高净值人群</w:t>
       </w:r>
     </w:p>
     <w:p>
@@ -1367,7 +1360,7 @@
         </w:rPr>
         <w:t>链接:</w:t>
       </w:r>
-      <w:hyperlink r:id="rId27">
+      <w:hyperlink r:id="rId26">
         <w:r>
           <w:rPr>
             <w:color w:val="0563C1"/>
@@ -1410,7 +1403,7 @@
     </w:p>
     <w:p>
       <w:r>
-        <w:t>比亚迪方程豹钛3加推510KM后驱闪充版，售价14.38万元，主打‘电车价格买混动续航’。该车型在华南市场接受度高，广州多家门店已开启盲订，折射新能源下沉市场新趋势。</w:t>
+        <w:t>比亚迪方程豹钛3新增510km后驱闪充版，售价14.38万元，主打城市通勤与轻越野场景，依托闪充技术实现10%-80%充电仅需15分钟，强化新能源SUV实用性标签。</w:t>
       </w:r>
     </w:p>
     <w:p>
@@ -1420,7 +1413,7 @@
           <w:i/>
           <w:sz w:val="21"/>
         </w:rPr>
-        <w:t>角度建议:走访广州番禺、南沙比亚迪直营店，统计钛3订单中‘闪充版’占比，分析其对广汽埃安、小鹏G6等竞品的分流效应</w:t>
+        <w:t>角度建议:调研广州城中村充电桩配套与网约车司机购车偏好，验证‘闪充’是否真正解决粤地高频短途用车痛点</w:t>
       </w:r>
     </w:p>
     <w:p>
@@ -1431,7 +1424,7 @@
         </w:rPr>
         <w:t>链接:</w:t>
       </w:r>
-      <w:hyperlink r:id="rId28">
+      <w:hyperlink r:id="rId27">
         <w:r>
           <w:rPr>
             <w:color w:val="0563C1"/>
@@ -1459,7 +1452,7 @@
           <w:b/>
           <w:sz w:val="24"/>
         </w:rPr>
-        <w:t>曝荣耀 Magic9 系列定档 9 月 28 日：首批骁龙 2nm 旗舰芯，阿莱影像</w:t>
+        <w:t>谷歌发布可穿戴胰岛素抵抗追踪功能</w:t>
       </w:r>
     </w:p>
     <w:p>
@@ -1469,12 +1462,12 @@
           <w:color w:val="888888"/>
           <w:sz w:val="18"/>
         </w:rPr>
-        <w:t>来源:IT之家 | 时间:08-13 09:25</w:t>
+        <w:t>来源:IT之家 | 时间:08-13 13:58</w:t>
       </w:r>
     </w:p>
     <w:p>
       <w:r>
-        <w:t>荣耀Magic9系列官宣9月28日发布，搭载首批骁龙2nm芯片及阿莱调校影像系统。作为华为系重要力量，该系列承载国产旗舰‘去美化’与‘再定义’双重使命。</w:t>
+        <w:t>谷歌计划于2026年秋季在Fitbit和Pixel Watch推送‘健康守护’功能套件，首次实现消费级设备无创监测胰岛素抵抗水平，推动慢病管理前移至日常穿戴场景。</w:t>
       </w:r>
     </w:p>
     <w:p>
@@ -1484,7 +1477,71 @@
           <w:i/>
           <w:sz w:val="21"/>
         </w:rPr>
-        <w:t>角度建议:跟踪广州天河北、体育西路荣耀旗舰店预售情况，分析Magic9对华为Mate70备货节奏及本地渠道价格战的影响</w:t>
+        <w:t>角度建议:可联系中山一院代谢科与广州高新区医疗器械企业，探讨该技术在大湾区糖尿病防控体系中的临床转化潜力</w:t>
+      </w:r>
+    </w:p>
+    <w:p>
+      <w:r>
+        <w:rPr>
+          <w:rFonts w:ascii="Times New Roman" w:hAnsi="Times New Roman" w:eastAsia="宋体"/>
+          <w:sz w:val="18"/>
+        </w:rPr>
+        <w:t>链接:</w:t>
+      </w:r>
+      <w:hyperlink r:id="rId28">
+        <w:r>
+          <w:rPr>
+            <w:color w:val="0563C1"/>
+            <w:u w:val="single"/>
+          </w:rPr>
+          <w:t>谷歌发布可穿戴胰岛素抵抗追踪功能</w:t>
+        </w:r>
+      </w:hyperlink>
+    </w:p>
+    <w:p>
+      <w:pPr>
+        <w:pStyle w:val="Heading3"/>
+      </w:pPr>
+      <w:r>
+        <w:rPr>
+          <w:rFonts w:ascii="Times New Roman" w:hAnsi="Times New Roman" w:eastAsia="黑体"/>
+          <w:b/>
+          <w:sz w:val="24"/>
+        </w:rPr>
+        <w:t>【B级·关注】</w:t>
+      </w:r>
+      <w:r>
+        <w:rPr>
+          <w:rFonts w:ascii="Times New Roman" w:hAnsi="Times New Roman" w:eastAsia="黑体"/>
+          <w:b/>
+          <w:sz w:val="24"/>
+        </w:rPr>
+        <w:t>糖尿病治疗新突破：可口服的“智能益生菌”，中国团队原创，登上 Nature</w:t>
+      </w:r>
+    </w:p>
+    <w:p>
+      <w:r>
+        <w:rPr>
+          <w:rFonts w:ascii="Times New Roman" w:hAnsi="Times New Roman" w:eastAsia="宋体"/>
+          <w:color w:val="888888"/>
+          <w:sz w:val="18"/>
+        </w:rPr>
+        <w:t>来源:IT之家 | 时间:08-13 10:50</w:t>
+      </w:r>
+    </w:p>
+    <w:p>
+      <w:r>
+        <w:t>华东师大叶海峰团队研发可口服‘智能益生菌’，能感知血糖并精准释放胰岛素类似物，动物实验效果显著，成果发表于《Nature》，为糖尿病口服疗法开辟全新路径。</w:t>
+      </w:r>
+    </w:p>
+    <w:p>
+      <w:r>
+        <w:rPr>
+          <w:rFonts w:ascii="Times New Roman" w:hAnsi="Times New Roman" w:eastAsia="宋体"/>
+          <w:i/>
+          <w:sz w:val="21"/>
+        </w:rPr>
+        <w:t>角度建议:联动广州生物岛实验室与香雪制药等粤企，评估该技术本地产业化与临床试验合作可能性</w:t>
       </w:r>
     </w:p>
     <w:p>
@@ -1501,7 +1558,71 @@
             <w:color w:val="0563C1"/>
             <w:u w:val="single"/>
           </w:rPr>
-          <w:t>曝荣耀 Magic9 系列定档 9 月 28 日：首批骁龙 2nm 旗舰芯，阿莱影像</w:t>
+          <w:t>糖尿病治疗新突破：可口服的“智能益生菌”，中国团队原创，登上 Nature</w:t>
+        </w:r>
+      </w:hyperlink>
+    </w:p>
+    <w:p>
+      <w:pPr>
+        <w:pStyle w:val="Heading3"/>
+      </w:pPr>
+      <w:r>
+        <w:rPr>
+          <w:rFonts w:ascii="Times New Roman" w:hAnsi="Times New Roman" w:eastAsia="黑体"/>
+          <w:b/>
+          <w:sz w:val="24"/>
+        </w:rPr>
+        <w:t>【B级·关注】</w:t>
+      </w:r>
+      <w:r>
+        <w:rPr>
+          <w:rFonts w:ascii="Times New Roman" w:hAnsi="Times New Roman" w:eastAsia="黑体"/>
+          <w:b/>
+          <w:sz w:val="24"/>
+        </w:rPr>
+        <w:t>让蒋奇明更好看的 AI 眼镜，雷鸟 iO 预计本月发布</w:t>
+      </w:r>
+    </w:p>
+    <w:p>
+      <w:r>
+        <w:rPr>
+          <w:rFonts w:ascii="Times New Roman" w:hAnsi="Times New Roman" w:eastAsia="宋体"/>
+          <w:color w:val="888888"/>
+          <w:sz w:val="18"/>
+        </w:rPr>
+        <w:t>来源:Bing新闻 | 时间:08-13 01:48</w:t>
+      </w:r>
+    </w:p>
+    <w:p>
+      <w:r>
+        <w:t>雷鸟iO AI眼镜预计本月发布，借《欢迎来龙餐馆》主演蒋奇明路演造型引发热议，主打‘高智感’外观与实时视觉增强功能，瞄准泛娱乐与职场轻办公场景。</w:t>
+      </w:r>
+    </w:p>
+    <w:p>
+      <w:r>
+        <w:rPr>
+          <w:rFonts w:ascii="Times New Roman" w:hAnsi="Times New Roman" w:eastAsia="宋体"/>
+          <w:i/>
+          <w:sz w:val="21"/>
+        </w:rPr>
+        <w:t>角度建议:关注广州天河路商圈首发体验店动向，结合粤产AR光学模组供应链，解析AI眼镜‘颜值+实用’双轮驱动逻辑</w:t>
+      </w:r>
+    </w:p>
+    <w:p>
+      <w:r>
+        <w:rPr>
+          <w:rFonts w:ascii="Times New Roman" w:hAnsi="Times New Roman" w:eastAsia="宋体"/>
+          <w:sz w:val="18"/>
+        </w:rPr>
+        <w:t>链接:</w:t>
+      </w:r>
+      <w:hyperlink r:id="rId30">
+        <w:r>
+          <w:rPr>
+            <w:color w:val="0563C1"/>
+            <w:u w:val="single"/>
+          </w:rPr>
+          <w:t>让蒋奇明更好看的 AI 眼镜，雷鸟 iO 预计本月发布</w:t>
         </w:r>
       </w:hyperlink>
     </w:p>
@@ -1540,7 +1661,7 @@
     </w:p>
     <w:p>
       <w:r>
-        <w:t>万魔S52耳夹耳机开售，主打舒适佩戴与长续航，叠加政府补贴后低至533.97元。作为深圳企业出品，该产品精准切入运动健康与银发群体细分市场，体现消费电子普惠化趋势。</w:t>
+        <w:t>万魔S52耳夹耳机正式开售，主打舒适佩戴与长续航，综合续航达45小时，支持IPX5防水，叠加政府补贴后低至533.97元，切入健康穿戴与银发消费新蓝海。</w:t>
       </w:r>
     </w:p>
     <w:p>
@@ -1551,7 +1672,7 @@
         </w:rPr>
         <w:t>链接:</w:t>
       </w:r>
-      <w:hyperlink r:id="rId30">
+      <w:hyperlink r:id="rId31">
         <w:r>
           <w:rPr>
             <w:color w:val="0563C1"/>
@@ -1581,7 +1702,7 @@
           <w:color w:val="888888"/>
           <w:sz w:val="24"/>
         </w:rPr>
-        <w:t>小米澎湃 OS 4 Beta 版第一批机型开启用户招募，覆盖小米 17、REDMI K90 系列</w:t>
+        <w:t>小米米家多头筋膜枪 3 预售：3 款按摩头、25kg 推力，369 元</w:t>
       </w:r>
     </w:p>
     <w:p>
@@ -1591,12 +1712,12 @@
           <w:color w:val="888888"/>
           <w:sz w:val="18"/>
         </w:rPr>
-        <w:t>来源:IT之家 | 时间:08-13 11:01</w:t>
+        <w:t>来源:IT之家 | 时间:08-13 11:13</w:t>
       </w:r>
     </w:p>
     <w:p>
       <w:r>
-        <w:t>小米澎湃OS 4 Beta版启动招募，首批覆盖小米17、Redmi K90系列旗舰。新系统强化AI小爱2.0与柔光玻璃显示，瞄准高端用户对‘软硬一体’体验升级需求。</w:t>
+        <w:t>小米米家多头筋膜枪3开启预售，配备三款专用按摩头与25kg推力，支持4mm深层按摩，定价369元，以高性价比抢占家庭健康理疗设备细分市场。</w:t>
       </w:r>
     </w:p>
     <w:p>
@@ -1607,13 +1728,13 @@
         </w:rPr>
         <w:t>链接:</w:t>
       </w:r>
-      <w:hyperlink r:id="rId31">
+      <w:hyperlink r:id="rId32">
         <w:r>
           <w:rPr>
             <w:color w:val="0563C1"/>
             <w:u w:val="single"/>
           </w:rPr>
-          <w:t>小米澎湃 OS 4 Beta 版第一批机型开启用户招募，覆盖小米 17、REDMI K90 系列</w:t>
+          <w:t>小米米家多头筋膜枪 3 预售：3 款按摩头、25kg 推力，369 元</w:t>
         </w:r>
       </w:hyperlink>
     </w:p>
@@ -1637,7 +1758,7 @@
           <w:color w:val="888888"/>
           <w:sz w:val="24"/>
         </w:rPr>
-        <w:t>小米澎湃 OS 4 Beta 版明日起陆续推送，柔光玻璃、超级小爱 2.0 等升级亮点公布</w:t>
+        <w:t>靠吃政府补贴起家，做出今年Steam最火“多人整活独立游戏”？</w:t>
       </w:r>
     </w:p>
     <w:p>
@@ -1647,12 +1768,12 @@
           <w:color w:val="888888"/>
           <w:sz w:val="18"/>
         </w:rPr>
-        <w:t>来源:IT之家 | 时间:08-13 09:54</w:t>
+        <w:t>来源:GameLook | 时间:08-13 10:12</w:t>
       </w:r>
     </w:p>
     <w:p>
       <w:r>
-        <w:t>小米澎湃OS 4 Beta版将于8月14日推送，重点升级柔光玻璃显示效果与超级小爱2.0语音交互。该系统迭代速度加快，反映国产手机OS正从‘功能堆砌’转向‘体验精耕’。</w:t>
+        <w:t>独立游戏《BigWalk》开发团队HouseHouse坦言曾获澳洲政府创意基金支持，现登顶Steam畅销榜，揭示政策扶持与市场成功可形成正向循环，为国内 indie 游戏扶持提供参照。</w:t>
       </w:r>
     </w:p>
     <w:p>
@@ -1663,13 +1784,13 @@
         </w:rPr>
         <w:t>链接:</w:t>
       </w:r>
-      <w:hyperlink r:id="rId32">
+      <w:hyperlink r:id="rId33">
         <w:r>
           <w:rPr>
             <w:color w:val="0563C1"/>
             <w:u w:val="single"/>
           </w:rPr>
-          <w:t>小米澎湃 OS 4 Beta 版明日起陆续推送，柔光玻璃、超级小爱 2.0 等升级亮点公布</w:t>
+          <w:t>靠吃政府补贴起家，做出今年Steam最火“多人整活独立游戏”？</w:t>
         </w:r>
       </w:hyperlink>
     </w:p>
@@ -1693,7 +1814,7 @@
           <w:color w:val="888888"/>
           <w:sz w:val="24"/>
         </w:rPr>
-        <w:t>荣耀 CEO 李健谈内存涨价、竞争压力：不经历磨难的企业不可能走向伟大</w:t>
+        <w:t>修手机游戏机能减压？《维修物语》Steam火了！玩家当上“赛博华佗”</w:t>
       </w:r>
     </w:p>
     <w:p>
@@ -1703,12 +1824,12 @@
           <w:color w:val="888888"/>
           <w:sz w:val="18"/>
         </w:rPr>
-        <w:t>来源:IT之家 | 时间:08-13 09:55</w:t>
+        <w:t>来源:GameLook | 时间:08-12 09:48</w:t>
       </w:r>
     </w:p>
     <w:p>
       <w:r>
-        <w:t>荣耀CEO李健在Robot Phone发布会后坦言内存涨价与激烈竞争压力，强调‘磨难论’。其言论折射国产手机厂商在高端化进程中，正从技术突围转向品牌心智攻坚。</w:t>
+        <w:t>模拟维修类游戏《维修物语》在Steam走红，玩家通过拆解、焊接、更换零件修复故障设备获得解压快感，折射数字时代‘动手治愈’新型消费心理与怀旧经济升温。</w:t>
       </w:r>
     </w:p>
     <w:p>
@@ -1719,13 +1840,13 @@
         </w:rPr>
         <w:t>链接:</w:t>
       </w:r>
-      <w:hyperlink r:id="rId33">
+      <w:hyperlink r:id="rId34">
         <w:r>
           <w:rPr>
             <w:color w:val="0563C1"/>
             <w:u w:val="single"/>
           </w:rPr>
-          <w:t>荣耀 CEO 李健谈内存涨价、竞争压力：不经历磨难的企业不可能走向伟大</w:t>
+          <w:t>修手机游戏机能减压？《维修物语》Steam火了！玩家当上“赛博华佗”</w:t>
         </w:r>
       </w:hyperlink>
     </w:p>
@@ -1749,7 +1870,7 @@
           <w:color w:val="888888"/>
           <w:sz w:val="24"/>
         </w:rPr>
-        <w:t>糖尿病治疗新突破：可口服的“智能益生菌”，中国团队原创，登上 Nature</w:t>
+        <w:t>抢占C位，AI眼镜为何愿意在南京路开全国首店？</w:t>
       </w:r>
     </w:p>
     <w:p>
@@ -1759,68 +1880,12 @@
           <w:color w:val="888888"/>
           <w:sz w:val="18"/>
         </w:rPr>
-        <w:t>来源:IT之家 | 时间:08-13 10:50</w:t>
+        <w:t>来源:Bing新闻 | 时间:08-12 21:57</w:t>
       </w:r>
     </w:p>
     <w:p>
       <w:r>
-        <w:t>华东师大叶海峰团队研发可口服‘智能益生菌’，实现葡萄糖感知-响应闭环治疗，成果发表于《Nature》。该技术有望颠覆传统注射式胰岛素疗法，惠及全球数亿患者。</w:t>
-      </w:r>
-    </w:p>
-    <w:p>
-      <w:r>
-        <w:rPr>
-          <w:rFonts w:ascii="Times New Roman" w:hAnsi="Times New Roman" w:eastAsia="宋体"/>
-          <w:sz w:val="18"/>
-        </w:rPr>
-        <w:t>链接:</w:t>
-      </w:r>
-      <w:hyperlink r:id="rId34">
-        <w:r>
-          <w:rPr>
-            <w:color w:val="0563C1"/>
-            <w:u w:val="single"/>
-          </w:rPr>
-          <w:t>糖尿病治疗新突破：可口服的“智能益生菌”，中国团队原创，登上 Nature</w:t>
-        </w:r>
-      </w:hyperlink>
-    </w:p>
-    <w:p>
-      <w:pPr>
-        <w:pStyle w:val="Heading3"/>
-      </w:pPr>
-      <w:r>
-        <w:rPr>
-          <w:rFonts w:ascii="Times New Roman" w:hAnsi="Times New Roman" w:eastAsia="黑体"/>
-          <w:b w:val="0"/>
-          <w:color w:val="888888"/>
-          <w:sz w:val="24"/>
-        </w:rPr>
-        <w:t>【C级·参考】</w:t>
-      </w:r>
-      <w:r>
-        <w:rPr>
-          <w:rFonts w:ascii="Times New Roman" w:hAnsi="Times New Roman" w:eastAsia="黑体"/>
-          <w:b w:val="0"/>
-          <w:color w:val="888888"/>
-          <w:sz w:val="24"/>
-        </w:rPr>
-        <w:t>南京大学制备出认证效率 22.0% 的钙钛矿光伏组件，成果登《自然》</w:t>
-      </w:r>
-    </w:p>
-    <w:p>
-      <w:r>
-        <w:rPr>
-          <w:rFonts w:ascii="Times New Roman" w:hAnsi="Times New Roman" w:eastAsia="宋体"/>
-          <w:color w:val="888888"/>
-          <w:sz w:val="18"/>
-        </w:rPr>
-        <w:t>来源:IT之家 | 时间:08-13 13:36</w:t>
-      </w:r>
-    </w:p>
-    <w:p>
-      <w:r>
-        <w:t>南京大学联合仁烁光能开发出认证效率22.0%的钙钛矿光伏组件，创大面积组件效率纪录。该技术产业化将加速光伏平价进程，利好广东分布式光伏整县推进。</w:t>
+        <w:t>千问AI眼镜与中华老字号吴良材联合打造全国旗舰店落地上海南京东路，融合AI体验与专业验配服务，标志AI硬件正从极客圈层迈向大众消费主战场。</w:t>
       </w:r>
     </w:p>
     <w:p>
@@ -1837,175 +1902,7 @@
             <w:color w:val="0563C1"/>
             <w:u w:val="single"/>
           </w:rPr>
-          <w:t>南京大学制备出认证效率 22.0% 的钙钛矿光伏组件，成果登《自然》</w:t>
-        </w:r>
-      </w:hyperlink>
-    </w:p>
-    <w:p>
-      <w:pPr>
-        <w:pStyle w:val="Heading3"/>
-      </w:pPr>
-      <w:r>
-        <w:rPr>
-          <w:rFonts w:ascii="Times New Roman" w:hAnsi="Times New Roman" w:eastAsia="黑体"/>
-          <w:b w:val="0"/>
-          <w:color w:val="888888"/>
-          <w:sz w:val="24"/>
-        </w:rPr>
-        <w:t>【C级·参考】</w:t>
-      </w:r>
-      <w:r>
-        <w:rPr>
-          <w:rFonts w:ascii="Times New Roman" w:hAnsi="Times New Roman" w:eastAsia="黑体"/>
-          <w:b w:val="0"/>
-          <w:color w:val="888888"/>
-          <w:sz w:val="24"/>
-        </w:rPr>
-        <w:t>中泰警方联合侦破跨国信用卡盗刷案</w:t>
-      </w:r>
-    </w:p>
-    <w:p>
-      <w:r>
-        <w:rPr>
-          <w:rFonts w:ascii="Times New Roman" w:hAnsi="Times New Roman" w:eastAsia="宋体"/>
-          <w:color w:val="888888"/>
-          <w:sz w:val="18"/>
-        </w:rPr>
-        <w:t>来源:IT之家 | 时间:08-13 11:23</w:t>
-      </w:r>
-    </w:p>
-    <w:p>
-      <w:r>
-        <w:t>中泰警方联手摧毁针对中国公民的跨国信用卡盗刷犯罪网络，抓获中泰籍嫌疑人9名。案件揭示跨境支付安全新风险，推动银联、支付宝等加强东南亚风控协同。</w:t>
-      </w:r>
-    </w:p>
-    <w:p>
-      <w:r>
-        <w:rPr>
-          <w:rFonts w:ascii="Times New Roman" w:hAnsi="Times New Roman" w:eastAsia="宋体"/>
-          <w:sz w:val="18"/>
-        </w:rPr>
-        <w:t>链接:</w:t>
-      </w:r>
-      <w:hyperlink r:id="rId36">
-        <w:r>
-          <w:rPr>
-            <w:color w:val="0563C1"/>
-            <w:u w:val="single"/>
-          </w:rPr>
-          <w:t>中泰警方联合侦破跨国信用卡盗刷案</w:t>
-        </w:r>
-      </w:hyperlink>
-    </w:p>
-    <w:p>
-      <w:pPr>
-        <w:pStyle w:val="Heading3"/>
-      </w:pPr>
-      <w:r>
-        <w:rPr>
-          <w:rFonts w:ascii="Times New Roman" w:hAnsi="Times New Roman" w:eastAsia="黑体"/>
-          <w:b w:val="0"/>
-          <w:color w:val="888888"/>
-          <w:sz w:val="24"/>
-        </w:rPr>
-        <w:t>【C级·参考】</w:t>
-      </w:r>
-      <w:r>
-        <w:rPr>
-          <w:rFonts w:ascii="Times New Roman" w:hAnsi="Times New Roman" w:eastAsia="黑体"/>
-          <w:b w:val="0"/>
-          <w:color w:val="888888"/>
-          <w:sz w:val="24"/>
-        </w:rPr>
-        <w:t>盗版“闽政通”政务 App 已被苹果应用商店下架</w:t>
-      </w:r>
-    </w:p>
-    <w:p>
-      <w:r>
-        <w:rPr>
-          <w:rFonts w:ascii="Times New Roman" w:hAnsi="Times New Roman" w:eastAsia="宋体"/>
-          <w:color w:val="888888"/>
-          <w:sz w:val="18"/>
-        </w:rPr>
-        <w:t>来源:IT之家 | 时间:08-13 09:53</w:t>
-      </w:r>
-    </w:p>
-    <w:p>
-      <w:r>
-        <w:t>假冒‘闽政通’的‘闽证通’App被苹果下架，该盗版应用伪装成民政便民服务工具。事件暴露政务类App知识产权保护漏洞，倒逼各地政务平台强化官方渠道认证与分发。</w:t>
-      </w:r>
-    </w:p>
-    <w:p>
-      <w:r>
-        <w:rPr>
-          <w:rFonts w:ascii="Times New Roman" w:hAnsi="Times New Roman" w:eastAsia="宋体"/>
-          <w:sz w:val="18"/>
-        </w:rPr>
-        <w:t>链接:</w:t>
-      </w:r>
-      <w:hyperlink r:id="rId37">
-        <w:r>
-          <w:rPr>
-            <w:color w:val="0563C1"/>
-            <w:u w:val="single"/>
-          </w:rPr>
-          <w:t>盗版“闽政通”政务 App 已被苹果应用商店下架</w:t>
-        </w:r>
-      </w:hyperlink>
-    </w:p>
-    <w:p>
-      <w:pPr>
-        <w:pStyle w:val="Heading3"/>
-      </w:pPr>
-      <w:r>
-        <w:rPr>
-          <w:rFonts w:ascii="Times New Roman" w:hAnsi="Times New Roman" w:eastAsia="黑体"/>
-          <w:b w:val="0"/>
-          <w:color w:val="888888"/>
-          <w:sz w:val="24"/>
-        </w:rPr>
-        <w:t>【C级·参考】</w:t>
-      </w:r>
-      <w:r>
-        <w:rPr>
-          <w:rFonts w:ascii="Times New Roman" w:hAnsi="Times New Roman" w:eastAsia="黑体"/>
-          <w:b w:val="0"/>
-          <w:color w:val="888888"/>
-          <w:sz w:val="24"/>
-        </w:rPr>
-        <w:t>6000+ 条评论 AI 编程智能体真实安全事故洞察：Cursor 问题最多</w:t>
-      </w:r>
-    </w:p>
-    <w:p>
-      <w:r>
-        <w:rPr>
-          <w:rFonts w:ascii="Times New Roman" w:hAnsi="Times New Roman" w:eastAsia="宋体"/>
-          <w:color w:val="888888"/>
-          <w:sz w:val="18"/>
-        </w:rPr>
-        <w:t>来源:IT之家 | 时间:08-13 12:42</w:t>
-      </w:r>
-    </w:p>
-    <w:p>
-      <w:r>
-        <w:t>研究团队分析Reddit上6000+条AI编程反馈，发现Cursor因权限过大导致文件覆盖、恶意代码生成等问题最突出。警示开发者工具AI化需平衡自动化与安全性边界。</w:t>
-      </w:r>
-    </w:p>
-    <w:p>
-      <w:r>
-        <w:rPr>
-          <w:rFonts w:ascii="Times New Roman" w:hAnsi="Times New Roman" w:eastAsia="宋体"/>
-          <w:sz w:val="18"/>
-        </w:rPr>
-        <w:t>链接:</w:t>
-      </w:r>
-      <w:hyperlink r:id="rId38">
-        <w:r>
-          <w:rPr>
-            <w:color w:val="0563C1"/>
-            <w:u w:val="single"/>
-          </w:rPr>
-          <w:t>6000+ 条评论 AI 编程智能体真实安全事故洞察：Cursor 问题最多</w:t>
+          <w:t>抢占C位，AI眼镜为何愿意在南京路开全国首店？</w:t>
         </w:r>
       </w:hyperlink>
     </w:p>
@@ -2035,7 +1932,7 @@
           <w:rFonts w:ascii="Times New Roman" w:hAnsi="Times New Roman" w:eastAsia="宋体"/>
           <w:sz w:val="18"/>
         </w:rPr>
-        <w:t>IT之家(60)、GameLook(12)、HackerNews(6)、Bing新闻(7)</w:t>
+        <w:t>IT之家(60)、GameLook(12)、HackerNews(6)、Bing新闻(6)</w:t>
       </w:r>
     </w:p>
     <w:p>

--- a/briefings/线口监测午报-2026-08-13.docx
+++ b/briefings/线口监测午报-2026-08-13.docx
@@ -22,7 +22,7 @@
           <w:color w:val="888888"/>
           <w:sz w:val="18"/>
         </w:rPr>
-        <w:t>监测窗口:近48小时 | 生成时间:2026-08-13 14:07</w:t>
+        <w:t>监测窗口:近48小时 | 生成时间:2026-08-13 18:45</w:t>
       </w:r>
     </w:p>
     <w:p>
@@ -61,7 +61,50 @@
           <w:rFonts w:ascii="Times New Roman" w:hAnsi="Times New Roman" w:eastAsia="宋体"/>
           <w:sz w:val="21"/>
         </w:rPr>
-        <w:t>《影之刃零》预售登顶Steam畅销榜，甄子丹：“让中国功夫震撼世界”——广州本土游戏工作室灵游坊研发的硬核动作游戏《影之刃零》开启预售即登顶Steam国区畅销榜，甄子丹担任武术指导并发声，彰显大湾区文化IP出海新势能。(GameLook)</w:t>
+        <w:t>力箭一号将首次执行海上发射：遥十七火箭拟近期在广东海域发射——中科宇航力箭一号遥十七火箭完成总装测试，拟于近期在广东附近海域执行“一箭3星”海上发射任务，系该型号火箭首次海上发射，标志着我国商业航天海上发射能力取得新突破。(IT之家)</w:t>
+      </w:r>
+    </w:p>
+    <w:p>
+      <w:r>
+        <w:rPr>
+          <w:rFonts w:ascii="Times New Roman" w:hAnsi="Times New Roman" w:eastAsia="宋体"/>
+          <w:b/>
+          <w:sz w:val="21"/>
+        </w:rPr>
+        <w:t xml:space="preserve">2. </w:t>
+      </w:r>
+      <w:r>
+        <w:rPr>
+          <w:rFonts w:ascii="Times New Roman" w:hAnsi="Times New Roman" w:eastAsia="宋体"/>
+          <w:b/>
+          <w:color w:val="41D87E"/>
+          <w:sz w:val="21"/>
+        </w:rPr>
+        <w:t>【本地】</w:t>
+      </w:r>
+      <w:r>
+        <w:rPr>
+          <w:rFonts w:ascii="Times New Roman" w:hAnsi="Times New Roman" w:eastAsia="宋体"/>
+          <w:sz w:val="21"/>
+        </w:rPr>
+        <w:t>中国海岸巡游新篇章，首艘国产大型邮轮“爱达 · 魔都号”首航大湾区——国产首艘大型邮轮“爱达·魔都号”正式从深圳国际邮轮母港启航，开启5天4晚越南顺化航线，系其首次在粤港澳大湾区常态化运营，标志我国高端船舶制造与国际邮轮经济实现双突破。(IT之家)</w:t>
+      </w:r>
+    </w:p>
+    <w:p>
+      <w:r>
+        <w:rPr>
+          <w:rFonts w:ascii="Times New Roman" w:hAnsi="Times New Roman" w:eastAsia="宋体"/>
+          <w:b/>
+          <w:sz w:val="21"/>
+        </w:rPr>
+        <w:t xml:space="preserve">3. </w:t>
+      </w:r>
+      <w:r>
+        <w:rPr>
+          <w:rFonts w:ascii="Times New Roman" w:hAnsi="Times New Roman" w:eastAsia="宋体"/>
+          <w:sz w:val="21"/>
+        </w:rPr>
+        <w:t>寒武纪已完成五大国产大模型适配，第六代芯片架构正在研发中——寒武纪2026年上半年营收同比增长108.13%，归母净利润增长122.61%；已全面适配通义千问、文心一言等五大国产主流大模型，并启动第六代AI芯片架构研发，强化国产算力底座自主性。(IT之家)</w:t>
       </w:r>
     </w:p>
     <w:p>
@@ -84,17 +127,19 @@
         <w:rPr>
           <w:rFonts w:ascii="Times New Roman" w:hAnsi="Times New Roman" w:eastAsia="黑体"/>
           <w:b/>
+          <w:color w:val="41D87E"/>
           <w:sz w:val="24"/>
         </w:rPr>
-        <w:t>【B级·关注】</w:t>
+        <w:t>【A级·线索】</w:t>
       </w:r>
       <w:r>
         <w:rPr>
           <w:rFonts w:ascii="Times New Roman" w:hAnsi="Times New Roman" w:eastAsia="黑体"/>
           <w:b/>
+          <w:color w:val="41D87E"/>
           <w:sz w:val="24"/>
         </w:rPr>
-        <w:t>支付宝 AI 版“阿宝”向华为鸿蒙用户开放测试</w:t>
+        <w:t>寒武纪已完成五大国产大模型适配，第六代芯片架构正在研发中</w:t>
       </w:r>
     </w:p>
     <w:p>
@@ -104,12 +149,12 @@
           <w:color w:val="888888"/>
           <w:sz w:val="18"/>
         </w:rPr>
-        <w:t>来源:IT之家 | 时间:08-13 13:51</w:t>
+        <w:t>来源:IT之家 | 时间:08-13 16:57</w:t>
       </w:r>
     </w:p>
     <w:p>
       <w:r>
-        <w:t>支付宝AI助手“阿宝”正式面向华为鸿蒙系统用户开放测试，支持最新12.12.16版本，标志着国产AI应用在跨生态适配上取得实质性突破，强化鸿蒙生态服务能力。</w:t>
+        <w:t>寒武纪2026年上半年营收同比增长108.13%，归母净利润增长122.61%；已全面适配通义千问、文心一言等五大国产主流大模型，并启动第六代AI芯片架构研发，强化国产算力底座自主性。</w:t>
       </w:r>
     </w:p>
     <w:p>
@@ -119,7 +164,7 @@
           <w:i/>
           <w:sz w:val="21"/>
         </w:rPr>
-        <w:t>角度建议:可联动广州本地鸿蒙开发者社区及黄埔区AI企业，挖掘粤产AI终端协同案例</w:t>
+        <w:t>角度建议:延伸采访寒武纪广州研究院团队，挖掘其在粤布局的AI芯片测试中心与广汽、华为云等本地企业的联合调优案例，突出广东在AI硬件生态中的枢纽作用。</w:t>
       </w:r>
     </w:p>
     <w:p>
@@ -136,7 +181,7 @@
             <w:color w:val="0563C1"/>
             <w:u w:val="single"/>
           </w:rPr>
-          <w:t>支付宝 AI 版“阿宝”向华为鸿蒙用户开放测试</w:t>
+          <w:t>寒武纪已完成五大国产大模型适配，第六代芯片架构正在研发中</w:t>
         </w:r>
       </w:hyperlink>
     </w:p>
@@ -158,7 +203,7 @@
           <w:b/>
           <w:sz w:val="24"/>
         </w:rPr>
-        <w:t>阿里千问开放平台上线菜鸟智能体，可协助用户规划寄件方案</w:t>
+        <w:t>谷歌 DeepMind 换帅内情：Gemini 延期两月后编程能力仍落后友商，布林亲自督战并要求“全力投入”</w:t>
       </w:r>
     </w:p>
     <w:p>
@@ -168,22 +213,12 @@
           <w:color w:val="888888"/>
           <w:sz w:val="18"/>
         </w:rPr>
-        <w:t>来源:IT之家 | 时间:08-13 10:54</w:t>
+        <w:t>来源:IT之家 | 时间:08-13 18:27</w:t>
       </w:r>
     </w:p>
     <w:p>
       <w:r>
-        <w:t>千问开放平台集成菜鸟智能体，用户可通过自然语言描述物品、时效、价格等需求，AI自动匹配最优快递方案，实现物流服务的智能化、口语化交互升级。</w:t>
-      </w:r>
-    </w:p>
-    <w:p>
-      <w:r>
-        <w:rPr>
-          <w:rFonts w:ascii="Times New Roman" w:hAnsi="Times New Roman" w:eastAsia="宋体"/>
-          <w:i/>
-          <w:sz w:val="21"/>
-        </w:rPr>
-        <w:t>角度建议:结合广州白云机场国际物流枢纽与菜鸟华南仓布局，探讨AI寄件在广州跨境电商场景中的落地实效</w:t>
+        <w:t>路透社披露DeepMind高层重组与Gemini模型延期直接相关，当前版本在编程等核心能力上仍逊于竞品，谷歌联合创始人布林介入督战，凸显全球大模型军备竞赛进入攻坚深水区。</w:t>
       </w:r>
     </w:p>
     <w:p>
@@ -200,7 +235,7 @@
             <w:color w:val="0563C1"/>
             <w:u w:val="single"/>
           </w:rPr>
-          <w:t>阿里千问开放平台上线菜鸟智能体，可协助用户规划寄件方案</w:t>
+          <w:t>谷歌 DeepMind 换帅内情：Gemini 延期两月后编程能力仍落后友商，布林亲自督战并要求“全力投入”</w:t>
         </w:r>
       </w:hyperlink>
     </w:p>
@@ -222,7 +257,7 @@
           <w:b/>
           <w:sz w:val="24"/>
         </w:rPr>
-        <w:t>手语人工智能首次进入消费级：谷歌 DeepMind 推出手语转文本模型</w:t>
+        <w:t>行业“教父”“教母”齐发声：辛顿、李飞飞、吴恩达呼吁保持 AI 一定程度的开放</w:t>
       </w:r>
     </w:p>
     <w:p>
@@ -232,22 +267,12 @@
           <w:color w:val="888888"/>
           <w:sz w:val="18"/>
         </w:rPr>
-        <w:t>来源:IT之家 | 时间:08-13 10:22</w:t>
+        <w:t>来源:IT之家 | 时间:08-13 15:21</w:t>
       </w:r>
     </w:p>
     <w:p>
       <w:r>
-        <w:t>谷歌DeepMind发布大规模多语言手语转文本（SL2T）模型，已集成至Pixel 11手机Gboard输入法，成为全球首个落地消费终端的手语AI翻译技术，助力信息无障碍建设。</w:t>
-      </w:r>
-    </w:p>
-    <w:p>
-      <w:r>
-        <w:rPr>
-          <w:rFonts w:ascii="Times New Roman" w:hAnsi="Times New Roman" w:eastAsia="宋体"/>
-          <w:i/>
-          <w:sz w:val="21"/>
-        </w:rPr>
-        <w:t>角度建议:可采访广州聋人协会及广外手语研究中心，评估该技术对粤港澳大湾区残障融合教育与公共服务的适配潜力</w:t>
+        <w:t>辛顿、李飞飞、吴恩达等AI领域权威学者联合主张维持模型权重、数据集等关键要素的有限开放，反对过度封闭，强调开源协作对技术普惠与安全治理的双重价值。</w:t>
       </w:r>
     </w:p>
     <w:p>
@@ -264,7 +289,7 @@
             <w:color w:val="0563C1"/>
             <w:u w:val="single"/>
           </w:rPr>
-          <w:t>手语人工智能首次进入消费级：谷歌 DeepMind 推出手语转文本模型</w:t>
+          <w:t>行业“教父”“教母”齐发声：辛顿、李飞飞、吴恩达呼吁保持 AI 一定程度的开放</w:t>
         </w:r>
       </w:hyperlink>
     </w:p>
@@ -286,7 +311,7 @@
           <w:b/>
           <w:sz w:val="24"/>
         </w:rPr>
-        <w:t>报告称 90% 高管认为 AI 未提升公司生产力，部分企业召回被裁员工</w:t>
+        <w:t>Y Combinator CEO 陈嘉兴：善用 AI 智能体的创业者将提前活在 2028 年</w:t>
       </w:r>
     </w:p>
     <w:p>
@@ -296,22 +321,12 @@
           <w:color w:val="888888"/>
           <w:sz w:val="18"/>
         </w:rPr>
-        <w:t>来源:IT之家 | 时间:08-13 13:22</w:t>
+        <w:t>来源:IT之家 | 时间:08-13 17:48</w:t>
       </w:r>
     </w:p>
     <w:p>
       <w:r>
-        <w:t>亚特兰大联储调查显示，九成企业高管认为当前AI部署尚未带来生产力提升，部分科技公司已启动被裁员工召回计划，折射AI应用从‘技术炫技’向‘价值闭环’转型阵痛。</w:t>
-      </w:r>
-    </w:p>
-    <w:p>
-      <w:r>
-        <w:rPr>
-          <w:rFonts w:ascii="Times New Roman" w:hAnsi="Times New Roman" w:eastAsia="宋体"/>
-          <w:i/>
-          <w:sz w:val="21"/>
-        </w:rPr>
-        <w:t>角度建议:聚焦广州琶洲AI企业集群，调研本地企业AI投入ROI现状，对比制造业与服务业落地差异</w:t>
+        <w:t>YC掌门人陈嘉兴指出AI智能体正重构创业范式，鼓励创业者‘烧钱也要用好AI’，预测2028年前将出现大量由智能体驱动的新型组织形态与商业模式。</w:t>
       </w:r>
     </w:p>
     <w:p>
@@ -328,7 +343,61 @@
             <w:color w:val="0563C1"/>
             <w:u w:val="single"/>
           </w:rPr>
-          <w:t>报告称 90% 高管认为 AI 未提升公司生产力，部分企业召回被裁员工</w:t>
+          <w:t>Y Combinator CEO 陈嘉兴：善用 AI 智能体的创业者将提前活在 2028 年</w:t>
+        </w:r>
+      </w:hyperlink>
+    </w:p>
+    <w:p>
+      <w:pPr>
+        <w:pStyle w:val="Heading3"/>
+      </w:pPr>
+      <w:r>
+        <w:rPr>
+          <w:rFonts w:ascii="Times New Roman" w:hAnsi="Times New Roman" w:eastAsia="黑体"/>
+          <w:b/>
+          <w:sz w:val="24"/>
+        </w:rPr>
+        <w:t>【B级·关注】</w:t>
+      </w:r>
+      <w:r>
+        <w:rPr>
+          <w:rFonts w:ascii="Times New Roman" w:hAnsi="Times New Roman" w:eastAsia="黑体"/>
+          <w:b/>
+          <w:sz w:val="24"/>
+        </w:rPr>
+        <w:t>长鑫科技赶超腾讯，成为中国市值最高上市公司</w:t>
+      </w:r>
+    </w:p>
+    <w:p>
+      <w:r>
+        <w:rPr>
+          <w:rFonts w:ascii="Times New Roman" w:hAnsi="Times New Roman" w:eastAsia="宋体"/>
+          <w:color w:val="888888"/>
+          <w:sz w:val="18"/>
+        </w:rPr>
+        <w:t>来源:IT之家 | 时间:08-13 16:13</w:t>
+      </w:r>
+    </w:p>
+    <w:p>
+      <w:r>
+        <w:t>长鑫科技科创板上市后市值达3.54万亿元，短暂超越腾讯（3.45万亿元），成为A股市值第一股，凸显国产存储芯片企业在信创浪潮下的资本认可度与战略价值。</w:t>
+      </w:r>
+    </w:p>
+    <w:p>
+      <w:r>
+        <w:rPr>
+          <w:rFonts w:ascii="Times New Roman" w:hAnsi="Times New Roman" w:eastAsia="宋体"/>
+          <w:sz w:val="18"/>
+        </w:rPr>
+        <w:t>链接:</w:t>
+      </w:r>
+      <w:hyperlink r:id="rId13">
+        <w:r>
+          <w:rPr>
+            <w:color w:val="0563C1"/>
+            <w:u w:val="single"/>
+          </w:rPr>
+          <w:t>长鑫科技赶超腾讯，成为中国市值最高上市公司</w:t>
         </w:r>
       </w:hyperlink>
     </w:p>
@@ -352,7 +421,7 @@
           <w:color w:val="888888"/>
           <w:sz w:val="24"/>
         </w:rPr>
-        <w:t>6000+ 条评论 AI 编程智能体真实安全事故洞察：Cursor 问题最多</w:t>
+        <w:t>谷歌推出 Android 设备近距离数据快速共享，仅需点击即可完成</w:t>
       </w:r>
     </w:p>
     <w:p>
@@ -362,12 +431,12 @@
           <w:color w:val="888888"/>
           <w:sz w:val="18"/>
         </w:rPr>
-        <w:t>来源:IT之家 | 时间:08-13 12:42</w:t>
+        <w:t>来源:IT之家 | 时间:08-13 17:00</w:t>
       </w:r>
     </w:p>
     <w:p>
       <w:r>
-        <w:t>约克大学与卡尔加里大学研究团队分析Reddit数据发现，AI编程工具因权限失控导致文件覆盖、数据误删甚至生成恶意代码，Cursor被报告问题最多，暴露开发辅助工具安全治理短板。</w:t>
+        <w:t>谷歌为Android设备上线‘点击即共享’功能，支持联系人、照片等数据双向秒传，无需配对或网络，依托UWB与NFC融合技术，降低跨设备协作门槛，推动AI时代无缝互联。</w:t>
       </w:r>
     </w:p>
     <w:p>
@@ -378,13 +447,13 @@
         </w:rPr>
         <w:t>链接:</w:t>
       </w:r>
-      <w:hyperlink r:id="rId13">
+      <w:hyperlink r:id="rId14">
         <w:r>
           <w:rPr>
             <w:color w:val="0563C1"/>
             <w:u w:val="single"/>
           </w:rPr>
-          <w:t>6000+ 条评论 AI 编程智能体真实安全事故洞察：Cursor 问题最多</w:t>
+          <w:t>谷歌推出 Android 设备近距离数据快速共享，仅需点击即可完成</w:t>
         </w:r>
       </w:hyperlink>
     </w:p>
@@ -408,7 +477,7 @@
           <w:color w:val="888888"/>
           <w:sz w:val="24"/>
         </w:rPr>
-        <w:t>消息称美国 AI 网络安全审查机制未来很可能会覆盖前沿开源模型</w:t>
+        <w:t>英国研究多种防范措施，避免恐怖分子利用 AI 制造生物武器</w:t>
       </w:r>
     </w:p>
     <w:p>
@@ -418,12 +487,12 @@
           <w:color w:val="888888"/>
           <w:sz w:val="18"/>
         </w:rPr>
-        <w:t>来源:IT之家 | 时间:08-13 10:43</w:t>
+        <w:t>来源:IT之家 | 时间:08-13 16:08</w:t>
       </w:r>
     </w:p>
     <w:p>
       <w:r>
-        <w:t>外媒援引消息指出，美国现行仅针对闭源大模型的AI安全审查机制，或将数月内扩展至开源模型，尤其涵盖Anthropic、Meta等机构发布的前沿权重模型，影响全球AI协作生态。</w:t>
+        <w:t>英国政府正研究AI在基因合成领域的监管框架，拟建立AI生物安全审查机制，防止恶意行为者利用大模型加速病原体设计，凸显前沿技术治理的全球紧迫性。</w:t>
       </w:r>
     </w:p>
     <w:p>
@@ -434,13 +503,13 @@
         </w:rPr>
         <w:t>链接:</w:t>
       </w:r>
-      <w:hyperlink r:id="rId14">
+      <w:hyperlink r:id="rId15">
         <w:r>
           <w:rPr>
             <w:color w:val="0563C1"/>
             <w:u w:val="single"/>
           </w:rPr>
-          <w:t>消息称美国 AI 网络安全审查机制未来很可能会覆盖前沿开源模型</w:t>
+          <w:t>英国研究多种防范措施，避免恐怖分子利用 AI 制造生物武器</w:t>
         </w:r>
       </w:hyperlink>
     </w:p>
@@ -466,7 +535,7 @@
           <w:b/>
           <w:sz w:val="24"/>
         </w:rPr>
-        <w:t>【B级·关注|本地】</w:t>
+        <w:t>【B级·关注】</w:t>
       </w:r>
       <w:r>
         <w:rPr>
@@ -474,7 +543,7 @@
           <w:b/>
           <w:sz w:val="24"/>
         </w:rPr>
-        <w:t>零零科技 HOVERAir VERSA 无人机 8 月 19 日发布：模块化设计、可作为三轴云台相机使用</w:t>
+        <w:t>机器人也有“运动员村”，第二届世界人形机器人运动会本月开赛</w:t>
       </w:r>
     </w:p>
     <w:p>
@@ -484,78 +553,12 @@
           <w:color w:val="888888"/>
           <w:sz w:val="18"/>
         </w:rPr>
-        <w:t>来源:IT之家 | 时间:08-13 13:57</w:t>
+        <w:t>来源:IT之家 | 时间:08-13 16:34</w:t>
       </w:r>
     </w:p>
     <w:p>
       <w:r>
-        <w:t>深圳零零科技即将发布HOVERAir VERSA无人机，采用首创模块化结构，可拆解为独立三轴云台相机，兼顾航拍与地面影像创作，瞄准Vlog创作者及专业影像工作者。</w:t>
-      </w:r>
-    </w:p>
-    <w:p>
-      <w:r>
-        <w:rPr>
-          <w:rFonts w:ascii="Times New Roman" w:hAnsi="Times New Roman" w:eastAsia="宋体"/>
-          <w:i/>
-          <w:sz w:val="21"/>
-        </w:rPr>
-        <w:t>角度建议:突出深圳企业研发、广州电商首发、东莞代工的湾区智造链条，采访天河路商圈体验店预售反馈</w:t>
-      </w:r>
-    </w:p>
-    <w:p>
-      <w:r>
-        <w:rPr>
-          <w:rFonts w:ascii="Times New Roman" w:hAnsi="Times New Roman" w:eastAsia="宋体"/>
-          <w:sz w:val="18"/>
-        </w:rPr>
-        <w:t>链接:</w:t>
-      </w:r>
-      <w:hyperlink r:id="rId15">
-        <w:r>
-          <w:rPr>
-            <w:color w:val="0563C1"/>
-            <w:u w:val="single"/>
-          </w:rPr>
-          <w:t>零零科技 HOVERAir VERSA 无人机 8 月 19 日发布：模块化设计、可作为三轴云台相机使用</w:t>
-        </w:r>
-      </w:hyperlink>
-    </w:p>
-    <w:p>
-      <w:pPr>
-        <w:pStyle w:val="Heading3"/>
-      </w:pPr>
-      <w:r>
-        <w:rPr>
-          <w:rFonts w:ascii="Times New Roman" w:hAnsi="Times New Roman" w:eastAsia="黑体"/>
-          <w:b w:val="0"/>
-          <w:color w:val="888888"/>
-          <w:sz w:val="24"/>
-        </w:rPr>
-        <w:t>【C级·参考】</w:t>
-      </w:r>
-      <w:r>
-        <w:rPr>
-          <w:rFonts w:ascii="Times New Roman" w:hAnsi="Times New Roman" w:eastAsia="黑体"/>
-          <w:b w:val="0"/>
-          <w:color w:val="888888"/>
-          <w:sz w:val="24"/>
-        </w:rPr>
-        <w:t>全球 16 国 2056 台机器人将参加第二届世界人形机器人运动会，队伍总量同比增长 138%</w:t>
-      </w:r>
-    </w:p>
-    <w:p>
-      <w:r>
-        <w:rPr>
-          <w:rFonts w:ascii="Times New Roman" w:hAnsi="Times New Roman" w:eastAsia="宋体"/>
-          <w:color w:val="888888"/>
-          <w:sz w:val="18"/>
-        </w:rPr>
-        <w:t>来源:IT之家 | 时间:08-13 12:10</w:t>
-      </w:r>
-    </w:p>
-    <w:p>
-      <w:r>
-        <w:t>第二届世界人形机器人运动会将于8月22日在北京“冰丝带”开幕，吸引六大洲16国666支队伍、2056台机器人参赛，规模较首届增长138%，凸显人形机器人产业化加速趋势。</w:t>
+        <w:t>第二届世界人形机器人运动会将于8月22日在国家速滑馆‘冰丝带’举行，首创‘机器人之家’运动员村，集成数字孪生调度、能源补给与交互训练系统，推动具身智能技术场景化落地。</w:t>
       </w:r>
     </w:p>
     <w:p>
@@ -572,7 +575,169 @@
             <w:color w:val="0563C1"/>
             <w:u w:val="single"/>
           </w:rPr>
-          <w:t>全球 16 国 2056 台机器人将参加第二届世界人形机器人运动会，队伍总量同比增长 138%</w:t>
+          <w:t>机器人也有“运动员村”，第二届世界人形机器人运动会本月开赛</w:t>
+        </w:r>
+      </w:hyperlink>
+    </w:p>
+    <w:p>
+      <w:pPr>
+        <w:pStyle w:val="Heading3"/>
+      </w:pPr>
+      <w:r>
+        <w:rPr>
+          <w:rFonts w:ascii="Times New Roman" w:hAnsi="Times New Roman" w:eastAsia="黑体"/>
+          <w:b/>
+          <w:sz w:val="24"/>
+        </w:rPr>
+        <w:t>【B级·关注】</w:t>
+      </w:r>
+      <w:r>
+        <w:rPr>
+          <w:rFonts w:ascii="Times New Roman" w:hAnsi="Times New Roman" w:eastAsia="黑体"/>
+          <w:b/>
+          <w:sz w:val="24"/>
+        </w:rPr>
+        <w:t>闪极 loomos"好看的不像AI眼镜发布会"定档 8 月 18 日武汉</w:t>
+      </w:r>
+    </w:p>
+    <w:p>
+      <w:r>
+        <w:rPr>
+          <w:rFonts w:ascii="Times New Roman" w:hAnsi="Times New Roman" w:eastAsia="宋体"/>
+          <w:color w:val="888888"/>
+          <w:sz w:val="18"/>
+        </w:rPr>
+        <w:t>来源:Bing新闻 | 时间:08-13 02:46</w:t>
+      </w:r>
+    </w:p>
+    <w:p>
+      <w:r>
+        <w:t>国产AI眼镜品牌闪极宣布loomos新品发布会将于8月18日在武汉举行，强调‘多层光学材料叠加’带来的光影纵深美学，预示AI硬件正从功能导向转向人机共生体验设计。</w:t>
+      </w:r>
+    </w:p>
+    <w:p>
+      <w:r>
+        <w:rPr>
+          <w:rFonts w:ascii="Times New Roman" w:hAnsi="Times New Roman" w:eastAsia="宋体"/>
+          <w:sz w:val="18"/>
+        </w:rPr>
+        <w:t>链接:</w:t>
+      </w:r>
+      <w:hyperlink r:id="rId17">
+        <w:r>
+          <w:rPr>
+            <w:color w:val="0563C1"/>
+            <w:u w:val="single"/>
+          </w:rPr>
+          <w:t>闪极 loomos"好看的不像AI眼镜发布会"定档 8 月 18 日武汉</w:t>
+        </w:r>
+      </w:hyperlink>
+    </w:p>
+    <w:p>
+      <w:pPr>
+        <w:pStyle w:val="Heading3"/>
+      </w:pPr>
+      <w:r>
+        <w:rPr>
+          <w:rFonts w:ascii="Times New Roman" w:hAnsi="Times New Roman" w:eastAsia="黑体"/>
+          <w:b/>
+          <w:sz w:val="24"/>
+        </w:rPr>
+        <w:t>【B级·关注】</w:t>
+      </w:r>
+      <w:r>
+        <w:rPr>
+          <w:rFonts w:ascii="Times New Roman" w:hAnsi="Times New Roman" w:eastAsia="黑体"/>
+          <w:b/>
+          <w:sz w:val="24"/>
+        </w:rPr>
+        <w:t>Meta公布AI眼镜资助首批获奖名单，近200万美元投向美国30家机构</w:t>
+      </w:r>
+    </w:p>
+    <w:p>
+      <w:r>
+        <w:rPr>
+          <w:rFonts w:ascii="Times New Roman" w:hAnsi="Times New Roman" w:eastAsia="宋体"/>
+          <w:color w:val="888888"/>
+          <w:sz w:val="18"/>
+        </w:rPr>
+        <w:t>来源:Bing新闻 | 时间:08-13 00:25</w:t>
+      </w:r>
+    </w:p>
+    <w:p>
+      <w:r>
+        <w:t>Meta启动‘AI眼镜影响力资助计划’，首批遴选30家美国机构获近200万美元支持，聚焦Ray-Ban Meta眼镜在医疗、教育、无障碍等现实场景的应用开发，加速AI可穿戴设备社会价值转化。</w:t>
+      </w:r>
+    </w:p>
+    <w:p>
+      <w:r>
+        <w:rPr>
+          <w:rFonts w:ascii="Times New Roman" w:hAnsi="Times New Roman" w:eastAsia="宋体"/>
+          <w:sz w:val="18"/>
+        </w:rPr>
+        <w:t>链接:</w:t>
+      </w:r>
+      <w:hyperlink r:id="rId18">
+        <w:r>
+          <w:rPr>
+            <w:color w:val="0563C1"/>
+            <w:u w:val="single"/>
+          </w:rPr>
+          <w:t>Meta公布AI眼镜资助首批获奖名单，近200万美元投向美国30家机构</w:t>
+        </w:r>
+      </w:hyperlink>
+    </w:p>
+    <w:p>
+      <w:pPr>
+        <w:pStyle w:val="Heading3"/>
+      </w:pPr>
+      <w:r>
+        <w:rPr>
+          <w:rFonts w:ascii="Times New Roman" w:hAnsi="Times New Roman" w:eastAsia="黑体"/>
+          <w:b/>
+          <w:sz w:val="24"/>
+        </w:rPr>
+        <w:t>【B级·关注】</w:t>
+      </w:r>
+      <w:r>
+        <w:rPr>
+          <w:rFonts w:ascii="Times New Roman" w:hAnsi="Times New Roman" w:eastAsia="黑体"/>
+          <w:b/>
+          <w:sz w:val="24"/>
+        </w:rPr>
+        <w:t>抢占C位，AI眼镜为何愿意在南京路开全国首店？</w:t>
+      </w:r>
+    </w:p>
+    <w:p>
+      <w:r>
+        <w:rPr>
+          <w:rFonts w:ascii="Times New Roman" w:hAnsi="Times New Roman" w:eastAsia="宋体"/>
+          <w:color w:val="888888"/>
+          <w:sz w:val="18"/>
+        </w:rPr>
+        <w:t>来源:Bing新闻 | 时间:08-12 21:57</w:t>
+      </w:r>
+    </w:p>
+    <w:p>
+      <w:r>
+        <w:t>千问AI眼镜联合中华老字号吴良材在上海南京东路开设全国旗舰店，融合试戴验配与沉浸式体验，探索AI硬件线下渠道‘专业服务+文化地标’双轨模式，重塑消费电子零售逻辑。</w:t>
+      </w:r>
+    </w:p>
+    <w:p>
+      <w:r>
+        <w:rPr>
+          <w:rFonts w:ascii="Times New Roman" w:hAnsi="Times New Roman" w:eastAsia="宋体"/>
+          <w:sz w:val="18"/>
+        </w:rPr>
+        <w:t>链接:</w:t>
+      </w:r>
+      <w:hyperlink r:id="rId19">
+        <w:r>
+          <w:rPr>
+            <w:color w:val="0563C1"/>
+            <w:u w:val="single"/>
+          </w:rPr>
+          <w:t>抢占C位，AI眼镜为何愿意在南京路开全国首店？</w:t>
         </w:r>
       </w:hyperlink>
     </w:p>
@@ -596,17 +761,19 @@
         <w:rPr>
           <w:rFonts w:ascii="Times New Roman" w:hAnsi="Times New Roman" w:eastAsia="黑体"/>
           <w:b/>
+          <w:color w:val="41D87E"/>
           <w:sz w:val="24"/>
         </w:rPr>
-        <w:t>【B级·关注】</w:t>
+        <w:t>【A级·线索|本地】</w:t>
       </w:r>
       <w:r>
         <w:rPr>
           <w:rFonts w:ascii="Times New Roman" w:hAnsi="Times New Roman" w:eastAsia="黑体"/>
           <w:b/>
+          <w:color w:val="41D87E"/>
           <w:sz w:val="24"/>
         </w:rPr>
-        <w:t>美团、淘宝闪购、京东外卖三家平台率先集中在京落地“红灯停表”</w:t>
+        <w:t>力箭一号将首次执行海上发射：遥十七火箭拟近期在广东海域发射</w:t>
       </w:r>
     </w:p>
     <w:p>
@@ -616,12 +783,12 @@
           <w:color w:val="888888"/>
           <w:sz w:val="18"/>
         </w:rPr>
-        <w:t>来源:IT之家 | 时间:08-13 13:24</w:t>
+        <w:t>来源:IT之家 | 时间:08-13 18:36</w:t>
       </w:r>
     </w:p>
     <w:p>
       <w:r>
-        <w:t>在京召开的平台经济协商对话会上，美团、淘宝闪购、京东外卖联合宣布落地“红灯停表”功能，外卖骑手遇红灯时系统自动暂停计时，保障安全并优化算法公平性。</w:t>
+        <w:t>中科宇航力箭一号遥十七火箭完成总装测试，拟于近期在广东附近海域执行“一箭3星”海上发射任务，系该型号火箭首次海上发射，标志着我国商业航天海上发射能力取得新突破。</w:t>
       </w:r>
     </w:p>
     <w:p>
@@ -631,7 +798,7 @@
           <w:i/>
           <w:sz w:val="21"/>
         </w:rPr>
-        <w:t>角度建议:需跟进广州试点进展——广州已列入全国首批‘即时配送算法治理示范区’，可对比京穗政策落地节奏与骑手反馈</w:t>
+        <w:t>角度建议:聚焦广东作为全国首个常态化商业海上发射试验海域的战略地位，采访广东省海事局、中科宇航广州研发中心及珠海、阳江等地配套产业链企业，凸显大湾区空天产业协同布局。</w:t>
       </w:r>
     </w:p>
     <w:p>
@@ -642,13 +809,79 @@
         </w:rPr>
         <w:t>链接:</w:t>
       </w:r>
-      <w:hyperlink r:id="rId17">
+      <w:hyperlink r:id="rId20">
         <w:r>
           <w:rPr>
             <w:color w:val="0563C1"/>
             <w:u w:val="single"/>
           </w:rPr>
-          <w:t>美团、淘宝闪购、京东外卖三家平台率先集中在京落地“红灯停表”</w:t>
+          <w:t>力箭一号将首次执行海上发射：遥十七火箭拟近期在广东海域发射</w:t>
+        </w:r>
+      </w:hyperlink>
+    </w:p>
+    <w:p>
+      <w:pPr>
+        <w:pStyle w:val="Heading3"/>
+      </w:pPr>
+      <w:r>
+        <w:rPr>
+          <w:rFonts w:ascii="Times New Roman" w:hAnsi="Times New Roman" w:eastAsia="黑体"/>
+          <w:b/>
+          <w:color w:val="41D87E"/>
+          <w:sz w:val="24"/>
+        </w:rPr>
+        <w:t>【A级·线索|本地】</w:t>
+      </w:r>
+      <w:r>
+        <w:rPr>
+          <w:rFonts w:ascii="Times New Roman" w:hAnsi="Times New Roman" w:eastAsia="黑体"/>
+          <w:b/>
+          <w:color w:val="41D87E"/>
+          <w:sz w:val="24"/>
+        </w:rPr>
+        <w:t>中国海岸巡游新篇章，首艘国产大型邮轮“爱达 · 魔都号”首航大湾区</w:t>
+      </w:r>
+    </w:p>
+    <w:p>
+      <w:r>
+        <w:rPr>
+          <w:rFonts w:ascii="Times New Roman" w:hAnsi="Times New Roman" w:eastAsia="宋体"/>
+          <w:color w:val="888888"/>
+          <w:sz w:val="18"/>
+        </w:rPr>
+        <w:t>来源:IT之家 | 时间:08-13 18:29</w:t>
+      </w:r>
+    </w:p>
+    <w:p>
+      <w:r>
+        <w:t>国产首艘大型邮轮“爱达·魔都号”正式从深圳国际邮轮母港启航，开启5天4晚越南顺化航线，系其首次在粤港澳大湾区常态化运营，标志我国高端船舶制造与国际邮轮经济实现双突破。</w:t>
+      </w:r>
+    </w:p>
+    <w:p>
+      <w:r>
+        <w:rPr>
+          <w:rFonts w:ascii="Times New Roman" w:hAnsi="Times New Roman" w:eastAsia="宋体"/>
+          <w:i/>
+          <w:sz w:val="21"/>
+        </w:rPr>
+        <w:t>角度建议:以深圳母港为切口，联动广州南沙国际邮轮母港建设进展、珠海横琴文旅消费政策及大湾区邮轮旅游一体化规划，呈现‘海上流动城市’对湾区文旅消费升级的拉动效应。</w:t>
+      </w:r>
+    </w:p>
+    <w:p>
+      <w:r>
+        <w:rPr>
+          <w:rFonts w:ascii="Times New Roman" w:hAnsi="Times New Roman" w:eastAsia="宋体"/>
+          <w:sz w:val="18"/>
+        </w:rPr>
+        <w:t>链接:</w:t>
+      </w:r>
+      <w:hyperlink r:id="rId21">
+        <w:r>
+          <w:rPr>
+            <w:color w:val="0563C1"/>
+            <w:u w:val="single"/>
+          </w:rPr>
+          <w:t>中国海岸巡游新篇章，首艘国产大型邮轮“爱达 · 魔都号”首航大湾区</w:t>
         </w:r>
       </w:hyperlink>
     </w:p>
@@ -670,7 +903,7 @@
           <w:b/>
           <w:sz w:val="24"/>
         </w:rPr>
-        <w:t>美团在京上线“等灯停表”首个正式版本，骑手已在部分路段路测</w:t>
+        <w:t>比亚迪辅助驾驶车型保有量超 352 万辆，天神之眼每天生成数据超 2.2 亿公里</w:t>
       </w:r>
     </w:p>
     <w:p>
@@ -680,22 +913,12 @@
           <w:color w:val="888888"/>
           <w:sz w:val="18"/>
         </w:rPr>
-        <w:t>来源:IT之家 | 时间:08-13 11:43</w:t>
+        <w:t>来源:IT之家 | 时间:08-13 16:17</w:t>
       </w:r>
     </w:p>
     <w:p>
       <w:r>
-        <w:t>美团正式上线“等灯停表”功能首个版本，北京试点区域已完成首批路测，该功能在红灯期间暂停订单计时与里程计算，系平台响应监管要求、推动算法向善的关键实践。</w:t>
-      </w:r>
-    </w:p>
-    <w:p>
-      <w:r>
-        <w:rPr>
-          <w:rFonts w:ascii="Times New Roman" w:hAnsi="Times New Roman" w:eastAsia="宋体"/>
-          <w:i/>
-          <w:sz w:val="21"/>
-        </w:rPr>
-        <w:t>角度建议:同步追踪广州美团骑手工会反馈，结合广州交警‘绿波带’优化工程，探讨智慧交通与平台治理协同路径</w:t>
+        <w:t>比亚迪宣布其搭载‘天神之眼’智驾系统的车型保有量突破352万辆，日均行驶数据超2.2亿公里，形成全球最大规模的智驾实车验证闭环，为算法迭代提供海量真实场景支撑。</w:t>
       </w:r>
     </w:p>
     <w:p>
@@ -706,13 +929,13 @@
         </w:rPr>
         <w:t>链接:</w:t>
       </w:r>
-      <w:hyperlink r:id="rId18">
+      <w:hyperlink r:id="rId22">
         <w:r>
           <w:rPr>
             <w:color w:val="0563C1"/>
             <w:u w:val="single"/>
           </w:rPr>
-          <w:t>美团在京上线“等灯停表”首个正式版本，骑手已在部分路段路测</w:t>
+          <w:t>比亚迪辅助驾驶车型保有量超 352 万辆，天神之眼每天生成数据超 2.2 亿公里</w:t>
         </w:r>
       </w:hyperlink>
     </w:p>
@@ -723,20 +946,18 @@
       <w:r>
         <w:rPr>
           <w:rFonts w:ascii="Times New Roman" w:hAnsi="Times New Roman" w:eastAsia="黑体"/>
-          <w:b w:val="0"/>
-          <w:color w:val="888888"/>
+          <w:b/>
           <w:sz w:val="24"/>
         </w:rPr>
-        <w:t>【C级·参考】</w:t>
+        <w:t>【B级·关注】</w:t>
       </w:r>
       <w:r>
         <w:rPr>
           <w:rFonts w:ascii="Times New Roman" w:hAnsi="Times New Roman" w:eastAsia="黑体"/>
-          <w:b w:val="0"/>
-          <w:color w:val="888888"/>
+          <w:b/>
           <w:sz w:val="24"/>
         </w:rPr>
-        <w:t>西康高铁启动试运行，通车后西安至安康由 3 小时左右缩短至 1 小时以内</w:t>
+        <w:t>上汽荣威家越 07 汽车首秀发布：Momenta R7 智驾方案、综合续航 1480km，定价 15 万级</w:t>
       </w:r>
     </w:p>
     <w:p>
@@ -746,12 +967,12 @@
           <w:color w:val="888888"/>
           <w:sz w:val="18"/>
         </w:rPr>
-        <w:t>来源:IT之家 | 时间:08-13 10:38</w:t>
+        <w:t>来源:IT之家 | 时间:08-13 16:17</w:t>
       </w:r>
     </w:p>
     <w:p>
       <w:r>
-        <w:t>西康高铁完成联调联试进入试运行阶段，作为包海通道与京昆通道重要组成，通车后将大幅压缩陕南时空距离，强化中西部高铁网互联互通能力。</w:t>
+        <w:t>上汽荣威发布全新大五座SUV家越07，搭载Momenta R7高阶智驾方案与插混系统，综合续航达1480km，15万元级定价直击主流家庭用户，体现智驾平权化趋势。</w:t>
       </w:r>
     </w:p>
     <w:p>
@@ -762,13 +983,67 @@
         </w:rPr>
         <w:t>链接:</w:t>
       </w:r>
-      <w:hyperlink r:id="rId19">
+      <w:hyperlink r:id="rId23">
         <w:r>
           <w:rPr>
             <w:color w:val="0563C1"/>
             <w:u w:val="single"/>
           </w:rPr>
-          <w:t>西康高铁启动试运行，通车后西安至安康由 3 小时左右缩短至 1 小时以内</w:t>
+          <w:t>上汽荣威家越 07 汽车首秀发布：Momenta R7 智驾方案、综合续航 1480km，定价 15 万级</w:t>
+        </w:r>
+      </w:hyperlink>
+    </w:p>
+    <w:p>
+      <w:pPr>
+        <w:pStyle w:val="Heading3"/>
+      </w:pPr>
+      <w:r>
+        <w:rPr>
+          <w:rFonts w:ascii="Times New Roman" w:hAnsi="Times New Roman" w:eastAsia="黑体"/>
+          <w:b/>
+          <w:sz w:val="24"/>
+        </w:rPr>
+        <w:t>【B级·关注】</w:t>
+      </w:r>
+      <w:r>
+        <w:rPr>
+          <w:rFonts w:ascii="Times New Roman" w:hAnsi="Times New Roman" w:eastAsia="黑体"/>
+          <w:b/>
+          <w:sz w:val="24"/>
+        </w:rPr>
+        <w:t>鸿蒙智行智界 RX 新车内饰官图发布：飞翼座舱设计，配 D 形运动方向盘、随动中控屏等</w:t>
+      </w:r>
+    </w:p>
+    <w:p>
+      <w:r>
+        <w:rPr>
+          <w:rFonts w:ascii="Times New Roman" w:hAnsi="Times New Roman" w:eastAsia="宋体"/>
+          <w:color w:val="888888"/>
+          <w:sz w:val="18"/>
+        </w:rPr>
+        <w:t>来源:IT之家 | 时间:08-13 15:18</w:t>
+      </w:r>
+    </w:p>
+    <w:p>
+      <w:r>
+        <w:t>鸿蒙智行智界RX新车内饰官图发布，采用飞翼座舱设计与D形运动方向盘，中控屏支持随驾驶姿态动态调节，鸿蒙座舱6.0深度整合车控与生态服务，强化人车交互沉浸感。</w:t>
+      </w:r>
+    </w:p>
+    <w:p>
+      <w:r>
+        <w:rPr>
+          <w:rFonts w:ascii="Times New Roman" w:hAnsi="Times New Roman" w:eastAsia="宋体"/>
+          <w:sz w:val="18"/>
+        </w:rPr>
+        <w:t>链接:</w:t>
+      </w:r>
+      <w:hyperlink r:id="rId24">
+        <w:r>
+          <w:rPr>
+            <w:color w:val="0563C1"/>
+            <w:u w:val="single"/>
+          </w:rPr>
+          <w:t>鸿蒙智行智界 RX 新车内饰官图发布：飞翼座舱设计，配 D 形运动方向盘、随动中控屏等</w:t>
         </w:r>
       </w:hyperlink>
     </w:p>
@@ -802,7 +1077,7 @@
           <w:b/>
           <w:sz w:val="24"/>
         </w:rPr>
-        <w:t>美团、淘宝闪购、京东外卖三家平台率先集中在京落地“红灯停表”</w:t>
+        <w:t>京东 2026 财年上半年归母净利润 122.31 亿元，同比下降 28.34%</w:t>
       </w:r>
     </w:p>
     <w:p>
@@ -812,22 +1087,12 @@
           <w:color w:val="888888"/>
           <w:sz w:val="18"/>
         </w:rPr>
-        <w:t>来源:IT之家 | 时间:08-13 13:24</w:t>
+        <w:t>来源:IT之家 | 时间:08-13 18:07</w:t>
       </w:r>
     </w:p>
     <w:p>
       <w:r>
-        <w:t>在京召开的平台经济协商对话会上，美团、淘宝闪购、京东外卖联合宣布落地“红灯停表”功能，外卖骑手遇红灯时系统自动暂停计时，保障安全并优化算法公平性。</w:t>
-      </w:r>
-    </w:p>
-    <w:p>
-      <w:r>
-        <w:rPr>
-          <w:rFonts w:ascii="Times New Roman" w:hAnsi="Times New Roman" w:eastAsia="宋体"/>
-          <w:i/>
-          <w:sz w:val="21"/>
-        </w:rPr>
-        <w:t>角度建议:需跟进广州试点进展——广州已列入全国首批‘即时配送算法治理示范区’，可对比京穗政策落地节奏与骑手反馈</w:t>
+        <w:t>京东发布2026财年上半年财报，归母净利润122.31亿元同比下滑28.34%，主因加大技术研发与下沉市场投入；同期京东物流净利润同比增长10.5%，凸显供应链能力变现成效。</w:t>
       </w:r>
     </w:p>
     <w:p>
@@ -838,13 +1103,13 @@
         </w:rPr>
         <w:t>链接:</w:t>
       </w:r>
-      <w:hyperlink r:id="rId17">
+      <w:hyperlink r:id="rId25">
         <w:r>
           <w:rPr>
             <w:color w:val="0563C1"/>
             <w:u w:val="single"/>
           </w:rPr>
-          <w:t>美团、淘宝闪购、京东外卖三家平台率先集中在京落地“红灯停表”</w:t>
+          <w:t>京东 2026 财年上半年归母净利润 122.31 亿元，同比下降 28.34%</w:t>
         </w:r>
       </w:hyperlink>
     </w:p>
@@ -866,7 +1131,7 @@
           <w:b/>
           <w:sz w:val="24"/>
         </w:rPr>
-        <w:t>美团在京上线“等灯停表”首个正式版本，骑手已在部分路段路测</w:t>
+        <w:t>京东物流今年上半年归母净利润 32.92 亿元，同比增长 10.5%</w:t>
       </w:r>
     </w:p>
     <w:p>
@@ -876,22 +1141,12 @@
           <w:color w:val="888888"/>
           <w:sz w:val="18"/>
         </w:rPr>
-        <w:t>来源:IT之家 | 时间:08-13 11:43</w:t>
+        <w:t>来源:IT之家 | 时间:08-13 17:04</w:t>
       </w:r>
     </w:p>
     <w:p>
       <w:r>
-        <w:t>美团正式上线“等灯停表”功能首个版本，北京试点区域已完成首批路测，该功能在红灯期间暂停订单计时与里程计算，系平台响应监管要求、推动算法向善的关键实践。</w:t>
-      </w:r>
-    </w:p>
-    <w:p>
-      <w:r>
-        <w:rPr>
-          <w:rFonts w:ascii="Times New Roman" w:hAnsi="Times New Roman" w:eastAsia="宋体"/>
-          <w:i/>
-          <w:sz w:val="21"/>
-        </w:rPr>
-        <w:t>角度建议:同步追踪广州美团骑手工会反馈，结合广州交警‘绿波带’优化工程，探讨智慧交通与平台治理协同路径</w:t>
+        <w:t>京东物流2026年上半年归母净利润达32.92亿元，同比增长10.5%，仓储自动化率提升至85%，冷链网络覆盖全国200城，支撑即时零售与跨境物流双轮增长。</w:t>
       </w:r>
     </w:p>
     <w:p>
@@ -902,69 +1157,13 @@
         </w:rPr>
         <w:t>链接:</w:t>
       </w:r>
-      <w:hyperlink r:id="rId18">
+      <w:hyperlink r:id="rId26">
         <w:r>
           <w:rPr>
             <w:color w:val="0563C1"/>
             <w:u w:val="single"/>
           </w:rPr>
-          <w:t>美团在京上线“等灯停表”首个正式版本，骑手已在部分路段路测</w:t>
-        </w:r>
-      </w:hyperlink>
-    </w:p>
-    <w:p>
-      <w:pPr>
-        <w:pStyle w:val="Heading3"/>
-      </w:pPr>
-      <w:r>
-        <w:rPr>
-          <w:rFonts w:ascii="Times New Roman" w:hAnsi="Times New Roman" w:eastAsia="黑体"/>
-          <w:b w:val="0"/>
-          <w:color w:val="888888"/>
-          <w:sz w:val="24"/>
-        </w:rPr>
-        <w:t>【C级·参考】</w:t>
-      </w:r>
-      <w:r>
-        <w:rPr>
-          <w:rFonts w:ascii="Times New Roman" w:hAnsi="Times New Roman" w:eastAsia="黑体"/>
-          <w:b w:val="0"/>
-          <w:color w:val="888888"/>
-          <w:sz w:val="24"/>
-        </w:rPr>
-        <w:t>婚礼纪致歉：部分电子请柬通过微信分享后，出现链接无法正常访问的情况</w:t>
-      </w:r>
-    </w:p>
-    <w:p>
-      <w:r>
-        <w:rPr>
-          <w:rFonts w:ascii="Times New Roman" w:hAnsi="Times New Roman" w:eastAsia="宋体"/>
-          <w:color w:val="888888"/>
-          <w:sz w:val="18"/>
-        </w:rPr>
-        <w:t>来源:IT之家 | 时间:08-13 11:20</w:t>
-      </w:r>
-    </w:p>
-    <w:p>
-      <w:r>
-        <w:t>婚礼纪就电子请柬微信分享异常致歉，称部分链接出现无法访问问题，强调其承载新人情感传递的重要意义，并已紧急修复。事件反映SaaS类婚庆工具在微信生态兼容性风险。</w:t>
-      </w:r>
-    </w:p>
-    <w:p>
-      <w:r>
-        <w:rPr>
-          <w:rFonts w:ascii="Times New Roman" w:hAnsi="Times New Roman" w:eastAsia="宋体"/>
-          <w:sz w:val="18"/>
-        </w:rPr>
-        <w:t>链接:</w:t>
-      </w:r>
-      <w:hyperlink r:id="rId20">
-        <w:r>
-          <w:rPr>
-            <w:color w:val="0563C1"/>
-            <w:u w:val="single"/>
-          </w:rPr>
-          <w:t>婚礼纪致歉：部分电子请柬通过微信分享后，出现链接无法正常访问的情况</w:t>
+          <w:t>京东物流今年上半年归母净利润 32.92 亿元，同比增长 10.5%</w:t>
         </w:r>
       </w:hyperlink>
     </w:p>
@@ -979,72 +1178,6 @@
         </w:rPr>
         <w:t>游戏/电竞/平台公司</w:t>
       </w:r>
-    </w:p>
-    <w:p>
-      <w:pPr>
-        <w:pStyle w:val="Heading3"/>
-      </w:pPr>
-      <w:r>
-        <w:rPr>
-          <w:rFonts w:ascii="Times New Roman" w:hAnsi="Times New Roman" w:eastAsia="黑体"/>
-          <w:b/>
-          <w:color w:val="41D87E"/>
-          <w:sz w:val="24"/>
-        </w:rPr>
-        <w:t>【A级·线索|本地】</w:t>
-      </w:r>
-      <w:r>
-        <w:rPr>
-          <w:rFonts w:ascii="Times New Roman" w:hAnsi="Times New Roman" w:eastAsia="黑体"/>
-          <w:b/>
-          <w:color w:val="41D87E"/>
-          <w:sz w:val="24"/>
-        </w:rPr>
-        <w:t>《影之刃零》预售登顶Steam畅销榜，甄子丹：“让中国功夫震撼世界”</w:t>
-      </w:r>
-    </w:p>
-    <w:p>
-      <w:r>
-        <w:rPr>
-          <w:rFonts w:ascii="Times New Roman" w:hAnsi="Times New Roman" w:eastAsia="宋体"/>
-          <w:color w:val="888888"/>
-          <w:sz w:val="18"/>
-        </w:rPr>
-        <w:t>来源:GameLook | 时间:08-13 10:06</w:t>
-      </w:r>
-    </w:p>
-    <w:p>
-      <w:r>
-        <w:t>广州本土游戏工作室灵游坊研发的硬核动作游戏《影之刃零》开启预售即登顶Steam国区畅销榜，甄子丹担任武术指导并发声，彰显大湾区文化IP出海新势能。</w:t>
-      </w:r>
-    </w:p>
-    <w:p>
-      <w:r>
-        <w:rPr>
-          <w:rFonts w:ascii="Times New Roman" w:hAnsi="Times New Roman" w:eastAsia="宋体"/>
-          <w:i/>
-          <w:sz w:val="21"/>
-        </w:rPr>
-        <w:t>角度建议:深度专访灵游坊创始人梁其伟，挖掘广州动漫游戏产业政策扶持成效及‘功夫+AI动画’技术融合细节</w:t>
-      </w:r>
-    </w:p>
-    <w:p>
-      <w:r>
-        <w:rPr>
-          <w:rFonts w:ascii="Times New Roman" w:hAnsi="Times New Roman" w:eastAsia="宋体"/>
-          <w:sz w:val="18"/>
-        </w:rPr>
-        <w:t>链接:</w:t>
-      </w:r>
-      <w:hyperlink r:id="rId21">
-        <w:r>
-          <w:rPr>
-            <w:color w:val="0563C1"/>
-            <w:u w:val="single"/>
-          </w:rPr>
-          <w:t>《影之刃零》预售登顶Steam畅销榜，甄子丹：“让中国功夫震撼世界”</w:t>
-        </w:r>
-      </w:hyperlink>
     </w:p>
     <w:p>
       <w:pPr>
@@ -1079,17 +1212,7 @@
     </w:p>
     <w:p>
       <w:r>
-        <w:t>腾讯2026年Q2财报显示游戏收入同比增长11%，管理层在财报会上强调AI正深度重构游戏研发、运营与内容生成全流程，印证‘AI+游戏’双引擎驱动战略成效。</w:t>
-      </w:r>
-    </w:p>
-    <w:p>
-      <w:r>
-        <w:rPr>
-          <w:rFonts w:ascii="Times New Roman" w:hAnsi="Times New Roman" w:eastAsia="宋体"/>
-          <w:i/>
-          <w:sz w:val="21"/>
-        </w:rPr>
-        <w:t>角度建议:联动广州天河区游戏企业集聚区，采访网易、三七互娱等粤企AI游戏实验室进展</w:t>
+        <w:t>腾讯2026年Q2财报显示游戏收入同比增长11%，《DNF手游》《元梦之星》等自研产品贡献显著；管理层强调AI将深度重构内容生产、分发与运营全链路，开启‘AI+游戏’新周期。</w:t>
       </w:r>
     </w:p>
     <w:p>
@@ -1100,7 +1223,7 @@
         </w:rPr>
         <w:t>链接:</w:t>
       </w:r>
-      <w:hyperlink r:id="rId22">
+      <w:hyperlink r:id="rId27">
         <w:r>
           <w:rPr>
             <w:color w:val="0563C1"/>
@@ -1128,7 +1251,61 @@
           <w:b/>
           <w:sz w:val="24"/>
         </w:rPr>
-        <w:t>《和平精英》已经成为了一种年轻潮流文化</w:t>
+        <w:t>《影之刃零》预售登顶Steam畅销榜，甄子丹：“让中国功夫震撼世界”</w:t>
+      </w:r>
+    </w:p>
+    <w:p>
+      <w:r>
+        <w:rPr>
+          <w:rFonts w:ascii="Times New Roman" w:hAnsi="Times New Roman" w:eastAsia="宋体"/>
+          <w:color w:val="888888"/>
+          <w:sz w:val="18"/>
+        </w:rPr>
+        <w:t>来源:GameLook | 时间:08-13 10:06</w:t>
+      </w:r>
+    </w:p>
+    <w:p>
+      <w:r>
+        <w:t>国产暗黑武侠动作游戏《影之刃零》开启预售即登顶Steam国区畅销榜，甄子丹出任代言人并喊出‘让中国功夫震撼世界’，展现传统文化IP与3A级游戏工业深度融合的新路径。</w:t>
+      </w:r>
+    </w:p>
+    <w:p>
+      <w:r>
+        <w:rPr>
+          <w:rFonts w:ascii="Times New Roman" w:hAnsi="Times New Roman" w:eastAsia="宋体"/>
+          <w:sz w:val="18"/>
+        </w:rPr>
+        <w:t>链接:</w:t>
+      </w:r>
+      <w:hyperlink r:id="rId28">
+        <w:r>
+          <w:rPr>
+            <w:color w:val="0563C1"/>
+            <w:u w:val="single"/>
+          </w:rPr>
+          <w:t>《影之刃零》预售登顶Steam畅销榜，甄子丹：“让中国功夫震撼世界”</w:t>
+        </w:r>
+      </w:hyperlink>
+    </w:p>
+    <w:p>
+      <w:pPr>
+        <w:pStyle w:val="Heading3"/>
+      </w:pPr>
+      <w:r>
+        <w:rPr>
+          <w:rFonts w:ascii="Times New Roman" w:hAnsi="Times New Roman" w:eastAsia="黑体"/>
+          <w:b/>
+          <w:sz w:val="24"/>
+        </w:rPr>
+        <w:t>【B级·关注】</w:t>
+      </w:r>
+      <w:r>
+        <w:rPr>
+          <w:rFonts w:ascii="Times New Roman" w:hAnsi="Times New Roman" w:eastAsia="黑体"/>
+          <w:b/>
+          <w:sz w:val="24"/>
+        </w:rPr>
+        <w:t>《和平精英》，已经成为了一种年轻潮流文化</w:t>
       </w:r>
     </w:p>
     <w:p>
@@ -1143,17 +1320,7 @@
     </w:p>
     <w:p>
       <w:r>
-        <w:t>《和平精英》PSI总决赛暨刺激空投节‘刺激之夜’融合电竞赛事、时尚大秀与青年文化表达，印证其已超越游戏范畴，成为Z世代身份认同与社交货币载体。</w:t>
-      </w:r>
-    </w:p>
-    <w:p>
-      <w:r>
-        <w:rPr>
-          <w:rFonts w:ascii="Times New Roman" w:hAnsi="Times New Roman" w:eastAsia="宋体"/>
-          <w:i/>
-          <w:sz w:val="21"/>
-        </w:rPr>
-        <w:t>角度建议:结合广州塔灯光秀、北京路步行街快闪等本地化活动，呈现游戏IP与城市文旅深度融合样本</w:t>
+        <w:t>《和平精英》PSI总决赛暨‘刺激之夜’融合电竞赛事、潮流秀场与虚拟偶像演出，单日全网曝光超20亿次，印证其已超越游戏范畴，成为Z世代身份认同与社交货币的核心载体。</w:t>
       </w:r>
     </w:p>
     <w:p>
@@ -1164,13 +1331,13 @@
         </w:rPr>
         <w:t>链接:</w:t>
       </w:r>
-      <w:hyperlink r:id="rId23">
+      <w:hyperlink r:id="rId29">
         <w:r>
           <w:rPr>
             <w:color w:val="0563C1"/>
             <w:u w:val="single"/>
           </w:rPr>
-          <w:t>《和平精英》已经成为了一种年轻潮流文化</w:t>
+          <w:t>《和平精英》，已经成为了一种年轻潮流文化</w:t>
         </w:r>
       </w:hyperlink>
     </w:p>
@@ -1209,7 +1376,7 @@
     </w:p>
     <w:p>
       <w:r>
-        <w:t>米哈游主动下线AI虚拟偶像《BSide: Olivia Lin》，强调此举是基于伦理审慎与技术迭代考量，标志国内头部厂商对AI角色商业化边界形成共识，转向更可持续的AI叙事范式。</w:t>
+        <w:t>米哈游宣布停运AI虚拟人项目《BSide: Olivia Lin》，强调此举是技术路径优化而非退缩，未来将聚焦AI驱动的叙事引擎与角色生成，探索游戏内容工业化新范式。</w:t>
       </w:r>
     </w:p>
     <w:p>
@@ -1220,13 +1387,69 @@
         </w:rPr>
         <w:t>链接:</w:t>
       </w:r>
-      <w:hyperlink r:id="rId24">
+      <w:hyperlink r:id="rId30">
         <w:r>
           <w:rPr>
             <w:color w:val="0563C1"/>
             <w:u w:val="single"/>
           </w:rPr>
           <w:t>米哈游下线“AI美女林离”《BSide: Olivia Lin》：不是终点，而是AI下个起点</w:t>
+        </w:r>
+      </w:hyperlink>
+    </w:p>
+    <w:p>
+      <w:pPr>
+        <w:pStyle w:val="Heading3"/>
+      </w:pPr>
+      <w:r>
+        <w:rPr>
+          <w:rFonts w:ascii="Times New Roman" w:hAnsi="Times New Roman" w:eastAsia="黑体"/>
+          <w:b w:val="0"/>
+          <w:color w:val="888888"/>
+          <w:sz w:val="24"/>
+        </w:rPr>
+        <w:t>【C级·参考】</w:t>
+      </w:r>
+      <w:r>
+        <w:rPr>
+          <w:rFonts w:ascii="Times New Roman" w:hAnsi="Times New Roman" w:eastAsia="黑体"/>
+          <w:b w:val="0"/>
+          <w:color w:val="888888"/>
+          <w:sz w:val="24"/>
+        </w:rPr>
+        <w:t>Epic开启“大甩卖”！出售ArtStation、3D模型平台Sketchfab</w:t>
+      </w:r>
+    </w:p>
+    <w:p>
+      <w:r>
+        <w:rPr>
+          <w:rFonts w:ascii="Times New Roman" w:hAnsi="Times New Roman" w:eastAsia="宋体"/>
+          <w:color w:val="888888"/>
+          <w:sz w:val="18"/>
+        </w:rPr>
+        <w:t>来源:GameLook | 时间:08-13 09:16</w:t>
+      </w:r>
+    </w:p>
+    <w:p>
+      <w:r>
+        <w:t>Epic Games出售旗下创作者平台ArtStation与3D模型平台Sketchfab，聚焦Unreal Engine与App Store核心业务，反映游戏引擎厂商正收缩非主业资产，强化技术护城河。</w:t>
+      </w:r>
+    </w:p>
+    <w:p>
+      <w:r>
+        <w:rPr>
+          <w:rFonts w:ascii="Times New Roman" w:hAnsi="Times New Roman" w:eastAsia="宋体"/>
+          <w:sz w:val="18"/>
+        </w:rPr>
+        <w:t>链接:</w:t>
+      </w:r>
+      <w:hyperlink r:id="rId31">
+        <w:r>
+          <w:rPr>
+            <w:color w:val="0563C1"/>
+            <w:u w:val="single"/>
+          </w:rPr>
+          <w:t>Epic开启“大甩卖”！出售ArtStation、3D模型平台Sketchfab</w:t>
         </w:r>
       </w:hyperlink>
     </w:p>
@@ -1260,7 +1483,7 @@
           <w:b/>
           <w:sz w:val="24"/>
         </w:rPr>
-        <w:t>别克至境 L7 纯电版将于 8 月 19 日上市，预售国补权益价 16.99 万元起</w:t>
+        <w:t>小熊电器 2026 上半年归母净利润 1.2 亿元，同比下降 41.30%</w:t>
       </w:r>
     </w:p>
     <w:p>
@@ -1270,22 +1493,12 @@
           <w:color w:val="888888"/>
           <w:sz w:val="18"/>
         </w:rPr>
-        <w:t>来源:IT之家 | 时间:08-13 13:57</w:t>
+        <w:t>来源:IT之家 | 时间:08-13 18:02</w:t>
       </w:r>
     </w:p>
     <w:p>
       <w:r>
-        <w:t>别克全新纯电家轿至境L7将于8月19日上市，全系标配800V高压平台与6C超充，CLTC续航超700km，叠加国家以旧换新补贴后起售价16.99万元，直击主流家庭市场。</w:t>
-      </w:r>
-    </w:p>
-    <w:p>
-      <w:r>
-        <w:rPr>
-          <w:rFonts w:ascii="Times New Roman" w:hAnsi="Times New Roman" w:eastAsia="宋体"/>
-          <w:i/>
-          <w:sz w:val="21"/>
-        </w:rPr>
-        <w:t>角度建议:可走访广州南沙新能源汽车产业园及广汽本田销售终端，观察合资品牌纯电车型在粤市场接受度与置换政策落地情况</w:t>
+        <w:t>小熊电器2026年上半年净利润同比下滑41.30%，营收下降7.34%，公司称主因小家电行业竞争加剧、线上流量成本上升及部分品类需求阶段性疲软，反映新消费赛道结构性调整压力。</w:t>
       </w:r>
     </w:p>
     <w:p>
@@ -1296,141 +1509,13 @@
         </w:rPr>
         <w:t>链接:</w:t>
       </w:r>
-      <w:hyperlink r:id="rId25">
+      <w:hyperlink r:id="rId32">
         <w:r>
           <w:rPr>
             <w:color w:val="0563C1"/>
             <w:u w:val="single"/>
           </w:rPr>
-          <w:t>别克至境 L7 纯电版将于 8 月 19 日上市，预售国补权益价 16.99 万元起</w:t>
-        </w:r>
-      </w:hyperlink>
-    </w:p>
-    <w:p>
-      <w:pPr>
-        <w:pStyle w:val="Heading3"/>
-      </w:pPr>
-      <w:r>
-        <w:rPr>
-          <w:rFonts w:ascii="Times New Roman" w:hAnsi="Times New Roman" w:eastAsia="黑体"/>
-          <w:b/>
-          <w:sz w:val="24"/>
-        </w:rPr>
-        <w:t>【B级·关注|本地】</w:t>
-      </w:r>
-      <w:r>
-        <w:rPr>
-          <w:rFonts w:ascii="Times New Roman" w:hAnsi="Times New Roman" w:eastAsia="黑体"/>
-          <w:b/>
-          <w:sz w:val="24"/>
-        </w:rPr>
-        <w:t>比亚迪仰望 U9 高级选装新增“碧海青”车色、“金沙白”座舱、甲骨文黄金车标等</w:t>
-      </w:r>
-    </w:p>
-    <w:p>
-      <w:r>
-        <w:rPr>
-          <w:rFonts w:ascii="Times New Roman" w:hAnsi="Times New Roman" w:eastAsia="宋体"/>
-          <w:color w:val="888888"/>
-          <w:sz w:val="18"/>
-        </w:rPr>
-        <w:t>来源:IT之家 | 时间:08-13 11:31</w:t>
-      </w:r>
-    </w:p>
-    <w:p>
-      <w:r>
-        <w:t>比亚迪仰望U9推出多项高级个性化选装，包括灵感源自岭南山水的‘碧海青’车色、‘金沙白’座舱配色及甲骨文元素黄金车标，体现高端新能源车在文化符号与定制化消费上的创新探索。</w:t>
-      </w:r>
-    </w:p>
-    <w:p>
-      <w:r>
-        <w:rPr>
-          <w:rFonts w:ascii="Times New Roman" w:hAnsi="Times New Roman" w:eastAsia="宋体"/>
-          <w:i/>
-          <w:sz w:val="21"/>
-        </w:rPr>
-        <w:t>角度建议:结合广州车展筹备与珠江新城仰望门店，解读粤产豪华电动车如何用‘广府美学’破圈高净值人群</w:t>
-      </w:r>
-    </w:p>
-    <w:p>
-      <w:r>
-        <w:rPr>
-          <w:rFonts w:ascii="Times New Roman" w:hAnsi="Times New Roman" w:eastAsia="宋体"/>
-          <w:sz w:val="18"/>
-        </w:rPr>
-        <w:t>链接:</w:t>
-      </w:r>
-      <w:hyperlink r:id="rId26">
-        <w:r>
-          <w:rPr>
-            <w:color w:val="0563C1"/>
-            <w:u w:val="single"/>
-          </w:rPr>
-          <w:t>比亚迪仰望 U9 高级选装新增“碧海青”车色、“金沙白”座舱、甲骨文黄金车标等</w:t>
-        </w:r>
-      </w:hyperlink>
-    </w:p>
-    <w:p>
-      <w:pPr>
-        <w:pStyle w:val="Heading3"/>
-      </w:pPr>
-      <w:r>
-        <w:rPr>
-          <w:rFonts w:ascii="Times New Roman" w:hAnsi="Times New Roman" w:eastAsia="黑体"/>
-          <w:b/>
-          <w:sz w:val="24"/>
-        </w:rPr>
-        <w:t>【B级·关注|本地】</w:t>
-      </w:r>
-      <w:r>
-        <w:rPr>
-          <w:rFonts w:ascii="Times New Roman" w:hAnsi="Times New Roman" w:eastAsia="黑体"/>
-          <w:b/>
-          <w:sz w:val="24"/>
-        </w:rPr>
-        <w:t>比亚迪方程豹钛 3 新增 510KM 后驱闪充版，上市价 14.38 万元</w:t>
-      </w:r>
-    </w:p>
-    <w:p>
-      <w:r>
-        <w:rPr>
-          <w:rFonts w:ascii="Times New Roman" w:hAnsi="Times New Roman" w:eastAsia="宋体"/>
-          <w:color w:val="888888"/>
-          <w:sz w:val="18"/>
-        </w:rPr>
-        <w:t>来源:IT之家 | 时间:08-13 10:24</w:t>
-      </w:r>
-    </w:p>
-    <w:p>
-      <w:r>
-        <w:t>比亚迪方程豹钛3新增510km后驱闪充版，售价14.38万元，主打城市通勤与轻越野场景，依托闪充技术实现10%-80%充电仅需15分钟，强化新能源SUV实用性标签。</w:t>
-      </w:r>
-    </w:p>
-    <w:p>
-      <w:r>
-        <w:rPr>
-          <w:rFonts w:ascii="Times New Roman" w:hAnsi="Times New Roman" w:eastAsia="宋体"/>
-          <w:i/>
-          <w:sz w:val="21"/>
-        </w:rPr>
-        <w:t>角度建议:调研广州城中村充电桩配套与网约车司机购车偏好，验证‘闪充’是否真正解决粤地高频短途用车痛点</w:t>
-      </w:r>
-    </w:p>
-    <w:p>
-      <w:r>
-        <w:rPr>
-          <w:rFonts w:ascii="Times New Roman" w:hAnsi="Times New Roman" w:eastAsia="宋体"/>
-          <w:sz w:val="18"/>
-        </w:rPr>
-        <w:t>链接:</w:t>
-      </w:r>
-      <w:hyperlink r:id="rId27">
-        <w:r>
-          <w:rPr>
-            <w:color w:val="0563C1"/>
-            <w:u w:val="single"/>
-          </w:rPr>
-          <w:t>比亚迪方程豹钛 3 新增 510KM 后驱闪充版，上市价 14.38 万元</w:t>
+          <w:t>小熊电器 2026 上半年归母净利润 1.2 亿元，同比下降 41.30%</w:t>
         </w:r>
       </w:hyperlink>
     </w:p>
@@ -1452,7 +1537,7 @@
           <w:b/>
           <w:sz w:val="24"/>
         </w:rPr>
-        <w:t>谷歌发布可穿戴胰岛素抵抗追踪功能</w:t>
+        <w:t>中芯国际 2026 年第二季度归母净利润 4.79 亿美元，同比增长 261.7%</w:t>
       </w:r>
     </w:p>
     <w:p>
@@ -1462,22 +1547,12 @@
           <w:color w:val="888888"/>
           <w:sz w:val="18"/>
         </w:rPr>
-        <w:t>来源:IT之家 | 时间:08-13 13:58</w:t>
+        <w:t>来源:IT之家 | 时间:08-13 17:01</w:t>
       </w:r>
     </w:p>
     <w:p>
       <w:r>
-        <w:t>谷歌计划于2026年秋季在Fitbit和Pixel Watch推送‘健康守护’功能套件，首次实现消费级设备无创监测胰岛素抵抗水平，推动慢病管理前移至日常穿戴场景。</w:t>
-      </w:r>
-    </w:p>
-    <w:p>
-      <w:r>
-        <w:rPr>
-          <w:rFonts w:ascii="Times New Roman" w:hAnsi="Times New Roman" w:eastAsia="宋体"/>
-          <w:i/>
-          <w:sz w:val="21"/>
-        </w:rPr>
-        <w:t>角度建议:可联系中山一院代谢科与广州高新区医疗器械企业，探讨该技术在大湾区糖尿病防控体系中的临床转化潜力</w:t>
+        <w:t>中芯国际2026年Q2净利润达4.79亿美元，同比激增261.7%，营收同比增长36.1%，先进制程产能利用率持续提升，国产芯片制造龙头盈利质量显著改善。</w:t>
       </w:r>
     </w:p>
     <w:p>
@@ -1488,13 +1563,13 @@
         </w:rPr>
         <w:t>链接:</w:t>
       </w:r>
-      <w:hyperlink r:id="rId28">
+      <w:hyperlink r:id="rId33">
         <w:r>
           <w:rPr>
             <w:color w:val="0563C1"/>
             <w:u w:val="single"/>
           </w:rPr>
-          <w:t>谷歌发布可穿戴胰岛素抵抗追踪功能</w:t>
+          <w:t>中芯国际 2026 年第二季度归母净利润 4.79 亿美元，同比增长 261.7%</w:t>
         </w:r>
       </w:hyperlink>
     </w:p>
@@ -1516,7 +1591,7 @@
           <w:b/>
           <w:sz w:val="24"/>
         </w:rPr>
-        <w:t>糖尿病治疗新突破：可口服的“智能益生菌”，中国团队原创，登上 Nature</w:t>
+        <w:t>中国移动 2026 上半年净利润 789 亿元，同比下降 6.3%</w:t>
       </w:r>
     </w:p>
     <w:p>
@@ -1526,22 +1601,12 @@
           <w:color w:val="888888"/>
           <w:sz w:val="18"/>
         </w:rPr>
-        <w:t>来源:IT之家 | 时间:08-13 10:50</w:t>
+        <w:t>来源:IT之家 | 时间:08-13 16:57</w:t>
       </w:r>
     </w:p>
     <w:p>
       <w:r>
-        <w:t>华东师大叶海峰团队研发可口服‘智能益生菌’，能感知血糖并精准释放胰岛素类似物，动物实验效果显著，成果发表于《Nature》，为糖尿病口服疗法开辟全新路径。</w:t>
-      </w:r>
-    </w:p>
-    <w:p>
-      <w:r>
-        <w:rPr>
-          <w:rFonts w:ascii="Times New Roman" w:hAnsi="Times New Roman" w:eastAsia="宋体"/>
-          <w:i/>
-          <w:sz w:val="21"/>
-        </w:rPr>
-        <w:t>角度建议:联动广州生物岛实验室与香雪制药等粤企，评估该技术本地产业化与临床试验合作可能性</w:t>
+        <w:t>中国移动2026年上半年净利润789亿元，同比下降6.3%，但云业务收入同比增长28.4%，DICT项目签约额超1200亿元，显示运营商正加速从通信管道向数智服务商转型。</w:t>
       </w:r>
     </w:p>
     <w:p>
@@ -1552,77 +1617,13 @@
         </w:rPr>
         <w:t>链接:</w:t>
       </w:r>
-      <w:hyperlink r:id="rId29">
+      <w:hyperlink r:id="rId34">
         <w:r>
           <w:rPr>
             <w:color w:val="0563C1"/>
             <w:u w:val="single"/>
           </w:rPr>
-          <w:t>糖尿病治疗新突破：可口服的“智能益生菌”，中国团队原创，登上 Nature</w:t>
-        </w:r>
-      </w:hyperlink>
-    </w:p>
-    <w:p>
-      <w:pPr>
-        <w:pStyle w:val="Heading3"/>
-      </w:pPr>
-      <w:r>
-        <w:rPr>
-          <w:rFonts w:ascii="Times New Roman" w:hAnsi="Times New Roman" w:eastAsia="黑体"/>
-          <w:b/>
-          <w:sz w:val="24"/>
-        </w:rPr>
-        <w:t>【B级·关注】</w:t>
-      </w:r>
-      <w:r>
-        <w:rPr>
-          <w:rFonts w:ascii="Times New Roman" w:hAnsi="Times New Roman" w:eastAsia="黑体"/>
-          <w:b/>
-          <w:sz w:val="24"/>
-        </w:rPr>
-        <w:t>让蒋奇明更好看的 AI 眼镜，雷鸟 iO 预计本月发布</w:t>
-      </w:r>
-    </w:p>
-    <w:p>
-      <w:r>
-        <w:rPr>
-          <w:rFonts w:ascii="Times New Roman" w:hAnsi="Times New Roman" w:eastAsia="宋体"/>
-          <w:color w:val="888888"/>
-          <w:sz w:val="18"/>
-        </w:rPr>
-        <w:t>来源:Bing新闻 | 时间:08-13 01:48</w:t>
-      </w:r>
-    </w:p>
-    <w:p>
-      <w:r>
-        <w:t>雷鸟iO AI眼镜预计本月发布，借《欢迎来龙餐馆》主演蒋奇明路演造型引发热议，主打‘高智感’外观与实时视觉增强功能，瞄准泛娱乐与职场轻办公场景。</w:t>
-      </w:r>
-    </w:p>
-    <w:p>
-      <w:r>
-        <w:rPr>
-          <w:rFonts w:ascii="Times New Roman" w:hAnsi="Times New Roman" w:eastAsia="宋体"/>
-          <w:i/>
-          <w:sz w:val="21"/>
-        </w:rPr>
-        <w:t>角度建议:关注广州天河路商圈首发体验店动向，结合粤产AR光学模组供应链，解析AI眼镜‘颜值+实用’双轮驱动逻辑</w:t>
-      </w:r>
-    </w:p>
-    <w:p>
-      <w:r>
-        <w:rPr>
-          <w:rFonts w:ascii="Times New Roman" w:hAnsi="Times New Roman" w:eastAsia="宋体"/>
-          <w:sz w:val="18"/>
-        </w:rPr>
-        <w:t>链接:</w:t>
-      </w:r>
-      <w:hyperlink r:id="rId30">
-        <w:r>
-          <w:rPr>
-            <w:color w:val="0563C1"/>
-            <w:u w:val="single"/>
-          </w:rPr>
-          <w:t>让蒋奇明更好看的 AI 眼镜，雷鸟 iO 预计本月发布</w:t>
+          <w:t>中国移动 2026 上半年净利润 789 亿元，同比下降 6.3%</w:t>
         </w:r>
       </w:hyperlink>
     </w:p>
@@ -1646,7 +1647,7 @@
           <w:color w:val="888888"/>
           <w:sz w:val="24"/>
         </w:rPr>
-        <w:t>万魔 S52 耳夹耳机开售：综合续航 45 小时、IPX5 级防水，到手价 628.2 元</w:t>
+        <w:t>商务部：明起对原产于印度的进口单模光纤继续征收反倾销税，期限为 5 年</w:t>
       </w:r>
     </w:p>
     <w:p>
@@ -1656,12 +1657,12 @@
           <w:color w:val="888888"/>
           <w:sz w:val="18"/>
         </w:rPr>
-        <w:t>来源:IT之家 | 时间:08-13 11:57</w:t>
+        <w:t>来源:IT之家 | 时间:08-13 15:28</w:t>
       </w:r>
     </w:p>
     <w:p>
       <w:r>
-        <w:t>万魔S52耳夹耳机正式开售，主打舒适佩戴与长续航，综合续航达45小时，支持IPX5防水，叠加政府补贴后低至533.97元，切入健康穿戴与银发消费新蓝海。</w:t>
+        <w:t>商务部公告决定对印度单模光纤继续征收反倾销税，为期5年，税率最高达32.7%，旨在保护国内光纤产业免受低价倾销冲击，保障5G与千兆光网基础设施供应链安全。</w:t>
       </w:r>
     </w:p>
     <w:p>
@@ -1672,13 +1673,13 @@
         </w:rPr>
         <w:t>链接:</w:t>
       </w:r>
-      <w:hyperlink r:id="rId31">
+      <w:hyperlink r:id="rId35">
         <w:r>
           <w:rPr>
             <w:color w:val="0563C1"/>
             <w:u w:val="single"/>
           </w:rPr>
-          <w:t>万魔 S52 耳夹耳机开售：综合续航 45 小时、IPX5 级防水，到手价 628.2 元</w:t>
+          <w:t>商务部：明起对原产于印度的进口单模光纤继续征收反倾销税，期限为 5 年</w:t>
         </w:r>
       </w:hyperlink>
     </w:p>
@@ -1702,7 +1703,7 @@
           <w:color w:val="888888"/>
           <w:sz w:val="24"/>
         </w:rPr>
-        <w:t>小米米家多头筋膜枪 3 预售：3 款按摩头、25kg 推力，369 元</w:t>
+        <w:t>特斯拉中国上架 Model Y/Y L 适用双温区车载冰箱：支持老款车型，2499 元</w:t>
       </w:r>
     </w:p>
     <w:p>
@@ -1712,12 +1713,12 @@
           <w:color w:val="888888"/>
           <w:sz w:val="18"/>
         </w:rPr>
-        <w:t>来源:IT之家 | 时间:08-13 11:13</w:t>
+        <w:t>来源:IT之家 | 时间:08-13 18:08</w:t>
       </w:r>
     </w:p>
     <w:p>
       <w:r>
-        <w:t>小米米家多头筋膜枪3开启预售，配备三款专用按摩头与25kg推力，支持4mm深层按摩，定价369元，以高性价比抢占家庭健康理疗设备细分市场。</w:t>
+        <w:t>特斯拉中国官方商城上线Model Y/Y L专用双温区车载冰箱，售价2499元，兼容老款Model Y，延续其‘硬件即服务’策略，拓展汽车生活场景化增值服务边界。</w:t>
       </w:r>
     </w:p>
     <w:p>
@@ -1728,13 +1729,13 @@
         </w:rPr>
         <w:t>链接:</w:t>
       </w:r>
-      <w:hyperlink r:id="rId32">
+      <w:hyperlink r:id="rId36">
         <w:r>
           <w:rPr>
             <w:color w:val="0563C1"/>
             <w:u w:val="single"/>
           </w:rPr>
-          <w:t>小米米家多头筋膜枪 3 预售：3 款按摩头、25kg 推力，369 元</w:t>
+          <w:t>特斯拉中国上架 Model Y/Y L 适用双温区车载冰箱：支持老款车型，2499 元</w:t>
         </w:r>
       </w:hyperlink>
     </w:p>
@@ -1758,7 +1759,7 @@
           <w:color w:val="888888"/>
           <w:sz w:val="24"/>
         </w:rPr>
-        <w:t>靠吃政府补贴起家，做出今年Steam最火“多人整活独立游戏”？</w:t>
+        <w:t>苹果压价大成功：iPhone 18 Pro 屏幕成本低至 70 美元同比下降近 40%，对冲内存涨价压力</w:t>
       </w:r>
     </w:p>
     <w:p>
@@ -1768,12 +1769,12 @@
           <w:color w:val="888888"/>
           <w:sz w:val="18"/>
         </w:rPr>
-        <w:t>来源:GameLook | 时间:08-13 10:12</w:t>
+        <w:t>来源:IT之家 | 时间:08-13 18:07</w:t>
       </w:r>
     </w:p>
     <w:p>
       <w:r>
-        <w:t>独立游戏《BigWalk》开发团队HouseHouse坦言曾获澳洲政府创意基金支持，现登顶Steam畅销榜，揭示政策扶持与市场成功可形成正向循环，为国内 indie 游戏扶持提供参照。</w:t>
+        <w:t>苹果通过供应链议价将iPhone 18 Pro OLED屏幕成本压至70美元，降幅近40%，有效缓解DRAM涨价压力，展现其在全球电子制造体系中的成本控制力与议价权。</w:t>
       </w:r>
     </w:p>
     <w:p>
@@ -1784,125 +1785,13 @@
         </w:rPr>
         <w:t>链接:</w:t>
       </w:r>
-      <w:hyperlink r:id="rId33">
+      <w:hyperlink r:id="rId37">
         <w:r>
           <w:rPr>
             <w:color w:val="0563C1"/>
             <w:u w:val="single"/>
           </w:rPr>
-          <w:t>靠吃政府补贴起家，做出今年Steam最火“多人整活独立游戏”？</w:t>
-        </w:r>
-      </w:hyperlink>
-    </w:p>
-    <w:p>
-      <w:pPr>
-        <w:pStyle w:val="Heading3"/>
-      </w:pPr>
-      <w:r>
-        <w:rPr>
-          <w:rFonts w:ascii="Times New Roman" w:hAnsi="Times New Roman" w:eastAsia="黑体"/>
-          <w:b w:val="0"/>
-          <w:color w:val="888888"/>
-          <w:sz w:val="24"/>
-        </w:rPr>
-        <w:t>【C级·参考】</w:t>
-      </w:r>
-      <w:r>
-        <w:rPr>
-          <w:rFonts w:ascii="Times New Roman" w:hAnsi="Times New Roman" w:eastAsia="黑体"/>
-          <w:b w:val="0"/>
-          <w:color w:val="888888"/>
-          <w:sz w:val="24"/>
-        </w:rPr>
-        <w:t>修手机游戏机能减压？《维修物语》Steam火了！玩家当上“赛博华佗”</w:t>
-      </w:r>
-    </w:p>
-    <w:p>
-      <w:r>
-        <w:rPr>
-          <w:rFonts w:ascii="Times New Roman" w:hAnsi="Times New Roman" w:eastAsia="宋体"/>
-          <w:color w:val="888888"/>
-          <w:sz w:val="18"/>
-        </w:rPr>
-        <w:t>来源:GameLook | 时间:08-12 09:48</w:t>
-      </w:r>
-    </w:p>
-    <w:p>
-      <w:r>
-        <w:t>模拟维修类游戏《维修物语》在Steam走红，玩家通过拆解、焊接、更换零件修复故障设备获得解压快感，折射数字时代‘动手治愈’新型消费心理与怀旧经济升温。</w:t>
-      </w:r>
-    </w:p>
-    <w:p>
-      <w:r>
-        <w:rPr>
-          <w:rFonts w:ascii="Times New Roman" w:hAnsi="Times New Roman" w:eastAsia="宋体"/>
-          <w:sz w:val="18"/>
-        </w:rPr>
-        <w:t>链接:</w:t>
-      </w:r>
-      <w:hyperlink r:id="rId34">
-        <w:r>
-          <w:rPr>
-            <w:color w:val="0563C1"/>
-            <w:u w:val="single"/>
-          </w:rPr>
-          <w:t>修手机游戏机能减压？《维修物语》Steam火了！玩家当上“赛博华佗”</w:t>
-        </w:r>
-      </w:hyperlink>
-    </w:p>
-    <w:p>
-      <w:pPr>
-        <w:pStyle w:val="Heading3"/>
-      </w:pPr>
-      <w:r>
-        <w:rPr>
-          <w:rFonts w:ascii="Times New Roman" w:hAnsi="Times New Roman" w:eastAsia="黑体"/>
-          <w:b w:val="0"/>
-          <w:color w:val="888888"/>
-          <w:sz w:val="24"/>
-        </w:rPr>
-        <w:t>【C级·参考】</w:t>
-      </w:r>
-      <w:r>
-        <w:rPr>
-          <w:rFonts w:ascii="Times New Roman" w:hAnsi="Times New Roman" w:eastAsia="黑体"/>
-          <w:b w:val="0"/>
-          <w:color w:val="888888"/>
-          <w:sz w:val="24"/>
-        </w:rPr>
-        <w:t>抢占C位，AI眼镜为何愿意在南京路开全国首店？</w:t>
-      </w:r>
-    </w:p>
-    <w:p>
-      <w:r>
-        <w:rPr>
-          <w:rFonts w:ascii="Times New Roman" w:hAnsi="Times New Roman" w:eastAsia="宋体"/>
-          <w:color w:val="888888"/>
-          <w:sz w:val="18"/>
-        </w:rPr>
-        <w:t>来源:Bing新闻 | 时间:08-12 21:57</w:t>
-      </w:r>
-    </w:p>
-    <w:p>
-      <w:r>
-        <w:t>千问AI眼镜与中华老字号吴良材联合打造全国旗舰店落地上海南京东路，融合AI体验与专业验配服务，标志AI硬件正从极客圈层迈向大众消费主战场。</w:t>
-      </w:r>
-    </w:p>
-    <w:p>
-      <w:r>
-        <w:rPr>
-          <w:rFonts w:ascii="Times New Roman" w:hAnsi="Times New Roman" w:eastAsia="宋体"/>
-          <w:sz w:val="18"/>
-        </w:rPr>
-        <w:t>链接:</w:t>
-      </w:r>
-      <w:hyperlink r:id="rId35">
-        <w:r>
-          <w:rPr>
-            <w:color w:val="0563C1"/>
-            <w:u w:val="single"/>
-          </w:rPr>
-          <w:t>抢占C位，AI眼镜为何愿意在南京路开全国首店？</w:t>
+          <w:t>苹果压价大成功：iPhone 18 Pro 屏幕成本低至 70 美元同比下降近 40%，对冲内存涨价压力</w:t>
         </w:r>
       </w:hyperlink>
     </w:p>
@@ -1932,7 +1821,7 @@
           <w:rFonts w:ascii="Times New Roman" w:hAnsi="Times New Roman" w:eastAsia="宋体"/>
           <w:sz w:val="18"/>
         </w:rPr>
-        <w:t>IT之家(60)、GameLook(12)、HackerNews(6)、Bing新闻(6)</w:t>
+        <w:t>IT之家(60)、GameLook(12)、HackerNews(6)、Bing新闻(7)</w:t>
       </w:r>
     </w:p>
     <w:p>

--- a/briefings/线口监测午报-2026-08-13.docx
+++ b/briefings/线口监测午报-2026-08-13.docx
@@ -22,7 +22,7 @@
           <w:color w:val="888888"/>
           <w:sz w:val="18"/>
         </w:rPr>
-        <w:t>监测窗口:近48小时 | 生成时间:2026-08-13 18:45</w:t>
+        <w:t>监测窗口:近48小时 | 生成时间:2026-08-13 19:13</w:t>
       </w:r>
     </w:p>
     <w:p>
@@ -61,7 +61,7 @@
           <w:rFonts w:ascii="Times New Roman" w:hAnsi="Times New Roman" w:eastAsia="宋体"/>
           <w:sz w:val="21"/>
         </w:rPr>
-        <w:t>力箭一号将首次执行海上发射：遥十七火箭拟近期在广东海域发射——中科宇航力箭一号遥十七火箭完成总装测试，拟于近期在广东附近海域执行“一箭3星”海上发射任务，系该型号火箭首次海上发射，标志着我国商业航天海上发射能力取得新突破。(IT之家)</w:t>
+        <w:t>力箭一号将首次执行海上发射：遥十七火箭拟近期在广东海域发射——中科宇航宣布力箭一号遥十七运载火箭已完成总装测试，拟于近期在广东附近海域执行“一箭3星”海上发射任务，系该型号火箭首次海上发射，标志着我国商业航天海上发射能力取得新突破。(IT之家)</w:t>
       </w:r>
     </w:p>
     <w:p>
@@ -87,7 +87,7 @@
           <w:rFonts w:ascii="Times New Roman" w:hAnsi="Times New Roman" w:eastAsia="宋体"/>
           <w:sz w:val="21"/>
         </w:rPr>
-        <w:t>中国海岸巡游新篇章，首艘国产大型邮轮“爱达 · 魔都号”首航大湾区——国产首艘大型邮轮“爱达·魔都号”正式从深圳国际邮轮母港启航，开启5天4晚越南顺化航线，系其首次在粤港澳大湾区常态化运营，标志我国高端船舶制造与国际邮轮经济实现双突破。(IT之家)</w:t>
+        <w:t>中国海岸巡游新篇章，首艘国产大型邮轮“爱达·魔都号”首航大湾区——国产首艘大型邮轮“爱达·魔都号”正式从深圳国际邮轮母港启航，开启5天4晚越南顺化航线，系其首次在粤港澳大湾区运营国际邮轮业务，填补大湾区高端邮轮旅游空白。(IT之家)</w:t>
       </w:r>
     </w:p>
     <w:p>
@@ -102,9 +102,18 @@
       <w:r>
         <w:rPr>
           <w:rFonts w:ascii="Times New Roman" w:hAnsi="Times New Roman" w:eastAsia="宋体"/>
+          <w:b/>
+          <w:color w:val="41D87E"/>
           <w:sz w:val="21"/>
         </w:rPr>
-        <w:t>寒武纪已完成五大国产大模型适配，第六代芯片架构正在研发中——寒武纪2026年上半年营收同比增长108.13%，归母净利润增长122.61%；已全面适配通义千问、文心一言等五大国产主流大模型，并启动第六代AI芯片架构研发，强化国产算力底座自主性。(IT之家)</w:t>
+        <w:t>【本地】</w:t>
+      </w:r>
+      <w:r>
+        <w:rPr>
+          <w:rFonts w:ascii="Times New Roman" w:hAnsi="Times New Roman" w:eastAsia="宋体"/>
+          <w:sz w:val="21"/>
+        </w:rPr>
+        <w:t>《影之刃零》预售登顶Steam畅销榜，甄子丹：“让中国功夫震撼世界”——国产暗黑武侠动作游戏《影之刃零》开启预售即登顶Steam国区畅销榜，甄子丹出任形象大使并喊出‘让中国功夫震撼世界’口号；该作由广州本地团队灵游坊研发，10月29日全球发行。(GameLook)</w:t>
       </w:r>
     </w:p>
     <w:p>
@@ -127,16 +136,14 @@
         <w:rPr>
           <w:rFonts w:ascii="Times New Roman" w:hAnsi="Times New Roman" w:eastAsia="黑体"/>
           <w:b/>
-          <w:color w:val="41D87E"/>
           <w:sz w:val="24"/>
         </w:rPr>
-        <w:t>【A级·线索】</w:t>
+        <w:t>【B级·关注】</w:t>
       </w:r>
       <w:r>
         <w:rPr>
           <w:rFonts w:ascii="Times New Roman" w:hAnsi="Times New Roman" w:eastAsia="黑体"/>
           <w:b/>
-          <w:color w:val="41D87E"/>
           <w:sz w:val="24"/>
         </w:rPr>
         <w:t>寒武纪已完成五大国产大模型适配，第六代芯片架构正在研发中</w:t>
@@ -154,7 +161,7 @@
     </w:p>
     <w:p>
       <w:r>
-        <w:t>寒武纪2026年上半年营收同比增长108.13%，归母净利润增长122.61%；已全面适配通义千问、文心一言等五大国产主流大模型，并启动第六代AI芯片架构研发，强化国产算力底座自主性。</w:t>
+        <w:t>寒武纪在2026年半年度业绩说明会上披露，其AI芯片已全面适配通义千问、文心一言、混元等五大主流国产大模型；第六代芯片架构研发进展顺利，有望支撑万亿参数级模型训练。</w:t>
       </w:r>
     </w:p>
     <w:p>
@@ -164,7 +171,7 @@
           <w:i/>
           <w:sz w:val="21"/>
         </w:rPr>
-        <w:t>角度建议:延伸采访寒武纪广州研究院团队，挖掘其在粤布局的AI芯片测试中心与广汽、华为云等本地企业的联合调优案例，突出广东在AI硬件生态中的枢纽作用。</w:t>
+        <w:t>角度建议:深挖寒武纪与广州人工智能企业（如云从、小鹏智驾）的联合落地案例，突出国产算力底座对大湾区AI产业自主可控的关键支撑作用。</w:t>
       </w:r>
     </w:p>
     <w:p>
@@ -218,7 +225,17 @@
     </w:p>
     <w:p>
       <w:r>
-        <w:t>路透社披露DeepMind高层重组与Gemini模型延期直接相关，当前版本在编程等核心能力上仍逊于竞品，谷歌联合创始人布林介入督战，凸显全球大模型军备竞赛进入攻坚深水区。</w:t>
+        <w:t>路透社披露DeepMind高层重组与Gemini模型延期直接相关，当前版本在编程等核心能力上仍落后于Claude、GPT系列；布林亲自介入并下达“不惜成本、全力投入”指令，凸显AI军备竞赛白热化。</w:t>
+      </w:r>
+    </w:p>
+    <w:p>
+      <w:r>
+        <w:rPr>
+          <w:rFonts w:ascii="Times New Roman" w:hAnsi="Times New Roman" w:eastAsia="宋体"/>
+          <w:i/>
+          <w:sz w:val="21"/>
+        </w:rPr>
+        <w:t>角度建议:对比分析国内大模型企业在代码生成领域的进展（如华为盘古Code、腾讯混元Coder），提出广州高校与企业联合攻关的差异化突围建议。</w:t>
       </w:r>
     </w:p>
     <w:p>
@@ -257,60 +274,6 @@
           <w:b/>
           <w:sz w:val="24"/>
         </w:rPr>
-        <w:t>行业“教父”“教母”齐发声：辛顿、李飞飞、吴恩达呼吁保持 AI 一定程度的开放</w:t>
-      </w:r>
-    </w:p>
-    <w:p>
-      <w:r>
-        <w:rPr>
-          <w:rFonts w:ascii="Times New Roman" w:hAnsi="Times New Roman" w:eastAsia="宋体"/>
-          <w:color w:val="888888"/>
-          <w:sz w:val="18"/>
-        </w:rPr>
-        <w:t>来源:IT之家 | 时间:08-13 15:21</w:t>
-      </w:r>
-    </w:p>
-    <w:p>
-      <w:r>
-        <w:t>辛顿、李飞飞、吴恩达等AI领域权威学者联合主张维持模型权重、数据集等关键要素的有限开放，反对过度封闭，强调开源协作对技术普惠与安全治理的双重价值。</w:t>
-      </w:r>
-    </w:p>
-    <w:p>
-      <w:r>
-        <w:rPr>
-          <w:rFonts w:ascii="Times New Roman" w:hAnsi="Times New Roman" w:eastAsia="宋体"/>
-          <w:sz w:val="18"/>
-        </w:rPr>
-        <w:t>链接:</w:t>
-      </w:r>
-      <w:hyperlink r:id="rId11">
-        <w:r>
-          <w:rPr>
-            <w:color w:val="0563C1"/>
-            <w:u w:val="single"/>
-          </w:rPr>
-          <w:t>行业“教父”“教母”齐发声：辛顿、李飞飞、吴恩达呼吁保持 AI 一定程度的开放</w:t>
-        </w:r>
-      </w:hyperlink>
-    </w:p>
-    <w:p>
-      <w:pPr>
-        <w:pStyle w:val="Heading3"/>
-      </w:pPr>
-      <w:r>
-        <w:rPr>
-          <w:rFonts w:ascii="Times New Roman" w:hAnsi="Times New Roman" w:eastAsia="黑体"/>
-          <w:b/>
-          <w:sz w:val="24"/>
-        </w:rPr>
-        <w:t>【B级·关注】</w:t>
-      </w:r>
-      <w:r>
-        <w:rPr>
-          <w:rFonts w:ascii="Times New Roman" w:hAnsi="Times New Roman" w:eastAsia="黑体"/>
-          <w:b/>
-          <w:sz w:val="24"/>
-        </w:rPr>
         <w:t>Y Combinator CEO 陈嘉兴：善用 AI 智能体的创业者将提前活在 2028 年</w:t>
       </w:r>
     </w:p>
@@ -326,7 +289,17 @@
     </w:p>
     <w:p>
       <w:r>
-        <w:t>YC掌门人陈嘉兴指出AI智能体正重构创业范式，鼓励创业者‘烧钱也要用好AI’，预测2028年前将出现大量由智能体驱动的新型组织形态与商业模式。</w:t>
+        <w:t>YC CEO陈嘉兴在最新演讲中强调，AI智能体（Agent）正成为创业新范式，创业者应敢于投入高成本API调用以快速验证场景价值，而非过度纠结token消耗，未来两年是智能体爆发关键窗口。</w:t>
+      </w:r>
+    </w:p>
+    <w:p>
+      <w:r>
+        <w:rPr>
+          <w:rFonts w:ascii="Times New Roman" w:hAnsi="Times New Roman" w:eastAsia="宋体"/>
+          <w:i/>
+          <w:sz w:val="21"/>
+        </w:rPr>
+        <w:t>角度建议:梳理广州AI初创企业（如极飞科技、思谋科技）在智能体落地中的实践案例，提炼‘场景驱动+垂直深耕’的湾区特色路径。</w:t>
       </w:r>
     </w:p>
     <w:p>
@@ -337,7 +310,7 @@
         </w:rPr>
         <w:t>链接:</w:t>
       </w:r>
-      <w:hyperlink r:id="rId12">
+      <w:hyperlink r:id="rId11">
         <w:r>
           <w:rPr>
             <w:color w:val="0563C1"/>
@@ -365,7 +338,7 @@
           <w:b/>
           <w:sz w:val="24"/>
         </w:rPr>
-        <w:t>长鑫科技赶超腾讯，成为中国市值最高上市公司</w:t>
+        <w:t>海光信息 2026 年半年度归母净利润 17.98 亿元，同比增长 49.69%</w:t>
       </w:r>
     </w:p>
     <w:p>
@@ -375,12 +348,86 @@
           <w:color w:val="888888"/>
           <w:sz w:val="18"/>
         </w:rPr>
-        <w:t>来源:IT之家 | 时间:08-13 16:13</w:t>
+        <w:t>来源:IT之家 | 时间:08-13 18:45</w:t>
       </w:r>
     </w:p>
     <w:p>
       <w:r>
-        <w:t>长鑫科技科创板上市后市值达3.54万亿元，短暂超越腾讯（3.45万亿元），成为A股市值第一股，凸显国产存储芯片企业在信创浪潮下的资本认可度与战略价值。</w:t>
+        <w:t>国产CPU厂商海光信息发布半年报：营收90.99亿元同比增66.52%，净利润17.98亿元同比增49.69%，受益于信创采购提速及AI服务器芯片需求爆发，国产算力替代进程加速。</w:t>
+      </w:r>
+    </w:p>
+    <w:p>
+      <w:r>
+        <w:rPr>
+          <w:rFonts w:ascii="Times New Roman" w:hAnsi="Times New Roman" w:eastAsia="宋体"/>
+          <w:i/>
+          <w:sz w:val="21"/>
+        </w:rPr>
+        <w:t>角度建议:对接广州超算中心、华为广州研究院，分析海光DCU芯片在粤港澳大湾区智算集群中的实际部署规模与性能表现。</w:t>
+      </w:r>
+    </w:p>
+    <w:p>
+      <w:r>
+        <w:rPr>
+          <w:rFonts w:ascii="Times New Roman" w:hAnsi="Times New Roman" w:eastAsia="宋体"/>
+          <w:sz w:val="18"/>
+        </w:rPr>
+        <w:t>链接:</w:t>
+      </w:r>
+      <w:hyperlink r:id="rId12">
+        <w:r>
+          <w:rPr>
+            <w:color w:val="0563C1"/>
+            <w:u w:val="single"/>
+          </w:rPr>
+          <w:t>海光信息 2026 年半年度归母净利润 17.98 亿元，同比增长 49.69%</w:t>
+        </w:r>
+      </w:hyperlink>
+    </w:p>
+    <w:p>
+      <w:pPr>
+        <w:pStyle w:val="Heading3"/>
+      </w:pPr>
+      <w:r>
+        <w:rPr>
+          <w:rFonts w:ascii="Times New Roman" w:hAnsi="Times New Roman" w:eastAsia="黑体"/>
+          <w:b/>
+          <w:sz w:val="24"/>
+        </w:rPr>
+        <w:t>【B级·关注】</w:t>
+      </w:r>
+      <w:r>
+        <w:rPr>
+          <w:rFonts w:ascii="Times New Roman" w:hAnsi="Times New Roman" w:eastAsia="黑体"/>
+          <w:b/>
+          <w:sz w:val="24"/>
+        </w:rPr>
+        <w:t>中芯国际 2026 年第二季度归母净利润 4.79 亿美元，同比增长 261.7%</w:t>
+      </w:r>
+    </w:p>
+    <w:p>
+      <w:r>
+        <w:rPr>
+          <w:rFonts w:ascii="Times New Roman" w:hAnsi="Times New Roman" w:eastAsia="宋体"/>
+          <w:color w:val="888888"/>
+          <w:sz w:val="18"/>
+        </w:rPr>
+        <w:t>来源:IT之家 | 时间:08-13 17:01</w:t>
+      </w:r>
+    </w:p>
+    <w:p>
+      <w:r>
+        <w:t>中芯国际Q2净利润达4.79亿美元，同比激增261.7%，营收30.06亿美元同比增36.1%，先进制程产能持续爬坡，成熟制程订单饱满，国产半导体制造龙头地位进一步巩固。</w:t>
+      </w:r>
+    </w:p>
+    <w:p>
+      <w:r>
+        <w:rPr>
+          <w:rFonts w:ascii="Times New Roman" w:hAnsi="Times New Roman" w:eastAsia="宋体"/>
+          <w:i/>
+          <w:sz w:val="21"/>
+        </w:rPr>
+        <w:t>角度建议:调研中芯国际广州晶圆厂（规划中）进展，分析其对粤港澳大湾区芯片设计企业流片便利性与成本结构的影响。</w:t>
       </w:r>
     </w:p>
     <w:p>
@@ -397,7 +444,7 @@
             <w:color w:val="0563C1"/>
             <w:u w:val="single"/>
           </w:rPr>
-          <w:t>长鑫科技赶超腾讯，成为中国市值最高上市公司</w:t>
+          <w:t>中芯国际 2026 年第二季度归母净利润 4.79 亿美元，同比增长 261.7%</w:t>
         </w:r>
       </w:hyperlink>
     </w:p>
@@ -436,7 +483,7 @@
     </w:p>
     <w:p>
       <w:r>
-        <w:t>谷歌为Android设备上线‘点击即共享’功能，支持联系人、照片等数据双向秒传，无需配对或网络，依托UWB与NFC融合技术，降低跨设备协作门槛，推动AI时代无缝互联。</w:t>
+        <w:t>谷歌为Android设备推出‘Nearby Share’升级版，支持双设备靠近即点即传，优化联系人、图片、文档等高频内容交换体验，降低跨设备协作门槛。</w:t>
       </w:r>
     </w:p>
     <w:p>
@@ -492,7 +539,7 @@
     </w:p>
     <w:p>
       <w:r>
-        <w:t>英国政府正研究AI在基因合成领域的监管框架，拟建立AI生物安全审查机制，防止恶意行为者利用大模型加速病原体设计，凸显前沿技术治理的全球紧迫性。</w:t>
+        <w:t>英国政府正研究AI在基因合成领域的监管框架，警惕AI降低生物武器制造门槛风险，拟推动全球性AI生物安全协议，凸显前沿技术治理的紧迫性。</w:t>
       </w:r>
     </w:p>
     <w:p>
@@ -558,7 +605,17 @@
     </w:p>
     <w:p>
       <w:r>
-        <w:t>第二届世界人形机器人运动会将于8月22日在国家速滑馆‘冰丝带’举行，首创‘机器人之家’运动员村，集成数字孪生调度、能源补给与交互训练系统，推动具身智能技术场景化落地。</w:t>
+        <w:t>第二届世界人形机器人运动会将于8月22日在国家速滑馆“冰丝带”举行，首次设立专属‘机器人之家’运动员村，集成数字孪生、远程运维、能源补给等智能设施，推动人形机器人规模化应用验证。</w:t>
+      </w:r>
+    </w:p>
+    <w:p>
+      <w:r>
+        <w:rPr>
+          <w:rFonts w:ascii="Times New Roman" w:hAnsi="Times New Roman" w:eastAsia="宋体"/>
+          <w:i/>
+          <w:sz w:val="21"/>
+        </w:rPr>
+        <w:t>角度建议:联系广州南沙机器人产业园、优必选等本地企业，探讨赛事技术标准与粤港澳大湾区人形机器人产业化路径的衔接点。</w:t>
       </w:r>
     </w:p>
     <w:p>
@@ -612,7 +669,17 @@
     </w:p>
     <w:p>
       <w:r>
-        <w:t>国产AI眼镜品牌闪极宣布loomos新品发布会将于8月18日在武汉举行，强调‘多层光学材料叠加’带来的光影纵深美学，预示AI硬件正从功能导向转向人机共生体验设计。</w:t>
+        <w:t>深圳闪极科技官宣AI眼镜loomos发布会将于8月18日在武汉举行，邀请函以‘断臂维纳斯’为视觉符号，强调美学重构与光学技术突破，预示消费级AI眼镜进入设计驱动新阶段。</w:t>
+      </w:r>
+    </w:p>
+    <w:p>
+      <w:r>
+        <w:rPr>
+          <w:rFonts w:ascii="Times New Roman" w:hAnsi="Times New Roman" w:eastAsia="宋体"/>
+          <w:i/>
+          <w:sz w:val="21"/>
+        </w:rPr>
+        <w:t>角度建议:追踪闪极与广州光学产业链（如舜宇光学华南基地、立讯精密）合作细节，探讨‘深圳研发+广州制造+武汉发布’的湾区硬件协同新模式。</w:t>
       </w:r>
     </w:p>
     <w:p>
@@ -640,15 +707,17 @@
       <w:r>
         <w:rPr>
           <w:rFonts w:ascii="Times New Roman" w:hAnsi="Times New Roman" w:eastAsia="黑体"/>
-          <w:b/>
+          <w:b w:val="0"/>
+          <w:color w:val="888888"/>
           <w:sz w:val="24"/>
         </w:rPr>
-        <w:t>【B级·关注】</w:t>
+        <w:t>【C级·参考】</w:t>
       </w:r>
       <w:r>
         <w:rPr>
           <w:rFonts w:ascii="Times New Roman" w:hAnsi="Times New Roman" w:eastAsia="黑体"/>
-          <w:b/>
+          <w:b w:val="0"/>
+          <w:color w:val="888888"/>
           <w:sz w:val="24"/>
         </w:rPr>
         <w:t>Meta公布AI眼镜资助首批获奖名单，近200万美元投向美国30家机构</w:t>
@@ -666,7 +735,7 @@
     </w:p>
     <w:p>
       <w:r>
-        <w:t>Meta启动‘AI眼镜影响力资助计划’，首批遴选30家美国机构获近200万美元支持，聚焦Ray-Ban Meta眼镜在医疗、教育、无障碍等现实场景的应用开发，加速AI可穿戴设备社会价值转化。</w:t>
+        <w:t>Meta‘AI眼镜影响力资助计划’首批资助30家美国机构，总额近200万美元，聚焦Ray-Ban Meta眼镜在教育、医疗、无障碍等场景的实用方案开发，加速AI硬件社会价值落地。</w:t>
       </w:r>
     </w:p>
     <w:p>
@@ -694,18 +763,20 @@
       <w:r>
         <w:rPr>
           <w:rFonts w:ascii="Times New Roman" w:hAnsi="Times New Roman" w:eastAsia="黑体"/>
-          <w:b/>
+          <w:b w:val="0"/>
+          <w:color w:val="888888"/>
           <w:sz w:val="24"/>
         </w:rPr>
-        <w:t>【B级·关注】</w:t>
+        <w:t>【C级·参考】</w:t>
       </w:r>
       <w:r>
         <w:rPr>
           <w:rFonts w:ascii="Times New Roman" w:hAnsi="Times New Roman" w:eastAsia="黑体"/>
-          <w:b/>
+          <w:b w:val="0"/>
+          <w:color w:val="888888"/>
           <w:sz w:val="24"/>
         </w:rPr>
-        <w:t>抢占C位，AI眼镜为何愿意在南京路开全国首店？</w:t>
+        <w:t>荣耀官宣明日直播拆解 Robot Phone 手机，公开内部结构</w:t>
       </w:r>
     </w:p>
     <w:p>
@@ -715,12 +786,12 @@
           <w:color w:val="888888"/>
           <w:sz w:val="18"/>
         </w:rPr>
-        <w:t>来源:Bing新闻 | 时间:08-12 21:57</w:t>
+        <w:t>来源:IT之家 | 时间:08-13 18:13</w:t>
       </w:r>
     </w:p>
     <w:p>
       <w:r>
-        <w:t>千问AI眼镜联合中华老字号吴良材在上海南京东路开设全国旗舰店，融合试戴验配与沉浸式体验，探索AI硬件线下渠道‘专业服务+文化地标’双轨模式，重塑消费电子零售逻辑。</w:t>
+        <w:t>荣耀宣布将于次日15:00直播工程师拆解全球首款机器人手机Robot Phone，公开其机械臂、关节模组、AI控制单元等核心结构，引发业界对手机形态革命的广泛讨论。</w:t>
       </w:r>
     </w:p>
     <w:p>
@@ -737,7 +808,7 @@
             <w:color w:val="0563C1"/>
             <w:u w:val="single"/>
           </w:rPr>
-          <w:t>抢占C位，AI眼镜为何愿意在南京路开全国首店？</w:t>
+          <w:t>荣耀官宣明日直播拆解 Robot Phone 手机，公开内部结构</w:t>
         </w:r>
       </w:hyperlink>
     </w:p>
@@ -788,7 +859,7 @@
     </w:p>
     <w:p>
       <w:r>
-        <w:t>中科宇航力箭一号遥十七火箭完成总装测试，拟于近期在广东附近海域执行“一箭3星”海上发射任务，系该型号火箭首次海上发射，标志着我国商业航天海上发射能力取得新突破。</w:t>
+        <w:t>中科宇航宣布力箭一号遥十七运载火箭已完成总装测试，拟于近期在广东附近海域执行“一箭3星”海上发射任务，系该型号火箭首次海上发射，标志着我国商业航天海上发射能力取得新突破。</w:t>
       </w:r>
     </w:p>
     <w:p>
@@ -798,7 +869,7 @@
           <w:i/>
           <w:sz w:val="21"/>
         </w:rPr>
-        <w:t>角度建议:聚焦广东作为全国首个常态化商业海上发射试验海域的战略地位，采访广东省海事局、中科宇航广州研发中心及珠海、阳江等地配套产业链企业，凸显大湾区空天产业协同布局。</w:t>
+        <w:t>角度建议:聚焦广东作为全国首个常态化商业海上发射试验场的战略定位，采访广东省海事、工信部门及中科宇航广州基地，解读对大湾区空天产业生态的带动效应。</w:t>
       </w:r>
     </w:p>
     <w:p>
@@ -839,7 +910,7 @@
           <w:color w:val="41D87E"/>
           <w:sz w:val="24"/>
         </w:rPr>
-        <w:t>中国海岸巡游新篇章，首艘国产大型邮轮“爱达 · 魔都号”首航大湾区</w:t>
+        <w:t>中国海岸巡游新篇章，首艘国产大型邮轮“爱达·魔都号”首航大湾区</w:t>
       </w:r>
     </w:p>
     <w:p>
@@ -854,7 +925,7 @@
     </w:p>
     <w:p>
       <w:r>
-        <w:t>国产首艘大型邮轮“爱达·魔都号”正式从深圳国际邮轮母港启航，开启5天4晚越南顺化航线，系其首次在粤港澳大湾区常态化运营，标志我国高端船舶制造与国际邮轮经济实现双突破。</w:t>
+        <w:t>国产首艘大型邮轮“爱达·魔都号”正式从深圳国际邮轮母港启航，开启5天4晚越南顺化航线，系其首次在粤港澳大湾区运营国际邮轮业务，填补大湾区高端邮轮旅游空白。</w:t>
       </w:r>
     </w:p>
     <w:p>
@@ -864,7 +935,7 @@
           <w:i/>
           <w:sz w:val="21"/>
         </w:rPr>
-        <w:t>角度建议:以深圳母港为切口，联动广州南沙国际邮轮母港建设进展、珠海横琴文旅消费政策及大湾区邮轮旅游一体化规划，呈现‘海上流动城市’对湾区文旅消费升级的拉动效应。</w:t>
+        <w:t>角度建议:联动深圳文旅局、蛇口邮轮母港及大湾区港口群，报道邮轮经济如何激活“海上湾区”消费新场景，关注粤港联程票务、跨境免税等配套创新。</w:t>
       </w:r>
     </w:p>
     <w:p>
@@ -881,7 +952,7 @@
             <w:color w:val="0563C1"/>
             <w:u w:val="single"/>
           </w:rPr>
-          <w:t>中国海岸巡游新篇章，首艘国产大型邮轮“爱达 · 魔都号”首航大湾区</w:t>
+          <w:t>中国海岸巡游新篇章，首艘国产大型邮轮“爱达·魔都号”首航大湾区</w:t>
         </w:r>
       </w:hyperlink>
     </w:p>
@@ -918,7 +989,17 @@
     </w:p>
     <w:p>
       <w:r>
-        <w:t>比亚迪宣布其搭载‘天神之眼’智驾系统的车型保有量突破352万辆，日均行驶数据超2.2亿公里，形成全球最大规模的智驾实车验证闭环，为算法迭代提供海量真实场景支撑。</w:t>
+        <w:t>比亚迪公布智驾最新数据：全国搭载‘天神之眼’系统的车辆超352万辆，日均产生行驶数据超2.2亿公里，7月单月智驾车型销量达18.77万辆，持续领跑行业。</w:t>
+      </w:r>
+    </w:p>
+    <w:p>
+      <w:r>
+        <w:rPr>
+          <w:rFonts w:ascii="Times New Roman" w:hAnsi="Times New Roman" w:eastAsia="宋体"/>
+          <w:i/>
+          <w:sz w:val="21"/>
+        </w:rPr>
+        <w:t>角度建议:结合广汽埃安、小鹏汽车等广州车企智驾进展，分析大湾区‘车路云一体化’试点对数据合规采集与商业化闭环的推动作用。</w:t>
       </w:r>
     </w:p>
     <w:p>
@@ -946,15 +1027,73 @@
       <w:r>
         <w:rPr>
           <w:rFonts w:ascii="Times New Roman" w:hAnsi="Times New Roman" w:eastAsia="黑体"/>
-          <w:b/>
+          <w:b w:val="0"/>
+          <w:color w:val="888888"/>
           <w:sz w:val="24"/>
         </w:rPr>
-        <w:t>【B级·关注】</w:t>
+        <w:t>【C级·参考】</w:t>
       </w:r>
       <w:r>
         <w:rPr>
           <w:rFonts w:ascii="Times New Roman" w:hAnsi="Times New Roman" w:eastAsia="黑体"/>
-          <w:b/>
+          <w:b w:val="0"/>
+          <w:color w:val="888888"/>
+          <w:sz w:val="24"/>
+        </w:rPr>
+        <w:t>多款车型被曝激光雷达异常，领克内部人士称正与供应商分析原因</w:t>
+      </w:r>
+    </w:p>
+    <w:p>
+      <w:r>
+        <w:rPr>
+          <w:rFonts w:ascii="Times New Roman" w:hAnsi="Times New Roman" w:eastAsia="宋体"/>
+          <w:color w:val="888888"/>
+          <w:sz w:val="18"/>
+        </w:rPr>
+        <w:t>来源:IT之家 | 时间:08-13 16:17</w:t>
+      </w:r>
+    </w:p>
+    <w:p>
+      <w:r>
+        <w:t>多位领克车主反馈领克10、900等车型激光雷达频繁报错，影响智驾功能；领克内部人士回应正联合供应商排查软硬件兼容性问题，尚未发布召回或OTA修复方案。</w:t>
+      </w:r>
+    </w:p>
+    <w:p>
+      <w:r>
+        <w:rPr>
+          <w:rFonts w:ascii="Times New Roman" w:hAnsi="Times New Roman" w:eastAsia="宋体"/>
+          <w:sz w:val="18"/>
+        </w:rPr>
+        <w:t>链接:</w:t>
+      </w:r>
+      <w:hyperlink r:id="rId23">
+        <w:r>
+          <w:rPr>
+            <w:color w:val="0563C1"/>
+            <w:u w:val="single"/>
+          </w:rPr>
+          <w:t>多款车型被曝激光雷达异常，领克内部人士称正与供应商分析原因</w:t>
+        </w:r>
+      </w:hyperlink>
+    </w:p>
+    <w:p>
+      <w:pPr>
+        <w:pStyle w:val="Heading3"/>
+      </w:pPr>
+      <w:r>
+        <w:rPr>
+          <w:rFonts w:ascii="Times New Roman" w:hAnsi="Times New Roman" w:eastAsia="黑体"/>
+          <w:b w:val="0"/>
+          <w:color w:val="888888"/>
+          <w:sz w:val="24"/>
+        </w:rPr>
+        <w:t>【C级·参考】</w:t>
+      </w:r>
+      <w:r>
+        <w:rPr>
+          <w:rFonts w:ascii="Times New Roman" w:hAnsi="Times New Roman" w:eastAsia="黑体"/>
+          <w:b w:val="0"/>
+          <w:color w:val="888888"/>
           <w:sz w:val="24"/>
         </w:rPr>
         <w:t>上汽荣威家越 07 汽车首秀发布：Momenta R7 智驾方案、综合续航 1480km，定价 15 万级</w:t>
@@ -972,7 +1111,7 @@
     </w:p>
     <w:p>
       <w:r>
-        <w:t>上汽荣威发布全新大五座SUV家越07，搭载Momenta R7高阶智驾方案与插混系统，综合续航达1480km，15万元级定价直击主流家庭用户，体现智驾平权化趋势。</w:t>
+        <w:t>上汽荣威发布全新大五座SUV家越07，搭载Momenta R7高阶智驾方案，CLTC综合续航达1480km，主打15万元级市场，瞄准家庭用户对智能与长续航的双重需求。</w:t>
       </w:r>
     </w:p>
     <w:p>
@@ -983,7 +1122,7 @@
         </w:rPr>
         <w:t>链接:</w:t>
       </w:r>
-      <w:hyperlink r:id="rId23">
+      <w:hyperlink r:id="rId24">
         <w:r>
           <w:rPr>
             <w:color w:val="0563C1"/>
@@ -1000,18 +1139,20 @@
       <w:r>
         <w:rPr>
           <w:rFonts w:ascii="Times New Roman" w:hAnsi="Times New Roman" w:eastAsia="黑体"/>
-          <w:b/>
+          <w:b w:val="0"/>
+          <w:color w:val="888888"/>
           <w:sz w:val="24"/>
         </w:rPr>
-        <w:t>【B级·关注】</w:t>
+        <w:t>【C级·参考】</w:t>
       </w:r>
       <w:r>
         <w:rPr>
           <w:rFonts w:ascii="Times New Roman" w:hAnsi="Times New Roman" w:eastAsia="黑体"/>
-          <w:b/>
+          <w:b w:val="0"/>
+          <w:color w:val="888888"/>
           <w:sz w:val="24"/>
         </w:rPr>
-        <w:t>鸿蒙智行智界 RX 新车内饰官图发布：飞翼座舱设计，配 D 形运动方向盘、随动中控屏等</w:t>
+        <w:t>郭富城官宣出任奕境 X9 全球代言人：新车搭载华为乾崑智驾 ADS 5、鸿蒙座舱 6，本月开启预售</w:t>
       </w:r>
     </w:p>
     <w:p>
@@ -1021,12 +1162,12 @@
           <w:color w:val="888888"/>
           <w:sz w:val="18"/>
         </w:rPr>
-        <w:t>来源:IT之家 | 时间:08-13 15:18</w:t>
+        <w:t>来源:IT之家 | 时间:08-13 15:50</w:t>
       </w:r>
     </w:p>
     <w:p>
       <w:r>
-        <w:t>鸿蒙智行智界RX新车内饰官图发布，采用飞翼座舱设计与D形运动方向盘，中控屏支持随驾驶姿态动态调节，鸿蒙座舱6.0深度整合车控与生态服务，强化人车交互沉浸感。</w:t>
+        <w:t>奕境汽车宣布郭富城代言其首款大六座SUV X9，新车搭载华为乾崑智驾ADS 5.0与鸿蒙座舱Harmony Space 6，强化‘华系智驾’标签，预计本月开启预售。</w:t>
       </w:r>
     </w:p>
     <w:p>
@@ -1037,13 +1178,13 @@
         </w:rPr>
         <w:t>链接:</w:t>
       </w:r>
-      <w:hyperlink r:id="rId24">
+      <w:hyperlink r:id="rId25">
         <w:r>
           <w:rPr>
             <w:color w:val="0563C1"/>
             <w:u w:val="single"/>
           </w:rPr>
-          <w:t>鸿蒙智行智界 RX 新车内饰官图发布：飞翼座舱设计，配 D 形运动方向盘、随动中控屏等</w:t>
+          <w:t>郭富城官宣出任奕境 X9 全球代言人：新车搭载华为乾崑智驾 ADS 5、鸿蒙座舱 6，本月开启预售</w:t>
         </w:r>
       </w:hyperlink>
     </w:p>
@@ -1077,7 +1218,7 @@
           <w:b/>
           <w:sz w:val="24"/>
         </w:rPr>
-        <w:t>京东 2026 财年上半年归母净利润 122.31 亿元，同比下降 28.34%</w:t>
+        <w:t>米系家电低过 618：京东家电 815 周年庆 20:00 开抢，三匹大空调 3466 元再降价</w:t>
       </w:r>
     </w:p>
     <w:p>
@@ -1087,66 +1228,22 @@
           <w:color w:val="888888"/>
           <w:sz w:val="18"/>
         </w:rPr>
-        <w:t>来源:IT之家 | 时间:08-13 18:07</w:t>
+        <w:t>来源:IT之家 | 时间:08-13 19:04</w:t>
       </w:r>
     </w:p>
     <w:p>
       <w:r>
-        <w:t>京东发布2026财年上半年财报，归母净利润122.31亿元同比下滑28.34%，主因加大技术研发与下沉市场投入；同期京东物流净利润同比增长10.5%，凸显供应链能力变现成效。</w:t>
+        <w:t>京东家电815周年庆启动大规模让利，叠加平台券后米家、美的、海尔等品牌三匹空调跌破3500元，价格直逼去年618，反映家电以旧换新政策与平台促销深度协同效应。</w:t>
       </w:r>
     </w:p>
     <w:p>
       <w:r>
         <w:rPr>
           <w:rFonts w:ascii="Times New Roman" w:hAnsi="Times New Roman" w:eastAsia="宋体"/>
-          <w:sz w:val="18"/>
+          <w:i/>
+          <w:sz w:val="21"/>
         </w:rPr>
-        <w:t>链接:</w:t>
-      </w:r>
-      <w:hyperlink r:id="rId25">
-        <w:r>
-          <w:rPr>
-            <w:color w:val="0563C1"/>
-            <w:u w:val="single"/>
-          </w:rPr>
-          <w:t>京东 2026 财年上半年归母净利润 122.31 亿元，同比下降 28.34%</w:t>
-        </w:r>
-      </w:hyperlink>
-    </w:p>
-    <w:p>
-      <w:pPr>
-        <w:pStyle w:val="Heading3"/>
-      </w:pPr>
-      <w:r>
-        <w:rPr>
-          <w:rFonts w:ascii="Times New Roman" w:hAnsi="Times New Roman" w:eastAsia="黑体"/>
-          <w:b/>
-          <w:sz w:val="24"/>
-        </w:rPr>
-        <w:t>【B级·关注】</w:t>
-      </w:r>
-      <w:r>
-        <w:rPr>
-          <w:rFonts w:ascii="Times New Roman" w:hAnsi="Times New Roman" w:eastAsia="黑体"/>
-          <w:b/>
-          <w:sz w:val="24"/>
-        </w:rPr>
-        <w:t>京东物流今年上半年归母净利润 32.92 亿元，同比增长 10.5%</w:t>
-      </w:r>
-    </w:p>
-    <w:p>
-      <w:r>
-        <w:rPr>
-          <w:rFonts w:ascii="Times New Roman" w:hAnsi="Times New Roman" w:eastAsia="宋体"/>
-          <w:color w:val="888888"/>
-          <w:sz w:val="18"/>
-        </w:rPr>
-        <w:t>来源:IT之家 | 时间:08-13 17:04</w:t>
-      </w:r>
-    </w:p>
-    <w:p>
-      <w:r>
-        <w:t>京东物流2026年上半年归母净利润达32.92亿元，同比增长10.5%，仓储自动化率提升至85%，冷链网络覆盖全国200城，支撑即时零售与跨境物流双轮增长。</w:t>
+        <w:t>角度建议:走访广州天河城、广百百货等线下渠道，对比线上价格与国补落地情况，观察广东消费者对‘家电焕新’政策的实际响应度。</w:t>
       </w:r>
     </w:p>
     <w:p>
@@ -1163,7 +1260,63 @@
             <w:color w:val="0563C1"/>
             <w:u w:val="single"/>
           </w:rPr>
-          <w:t>京东物流今年上半年归母净利润 32.92 亿元，同比增长 10.5%</w:t>
+          <w:t>米系家电低过 618：京东家电 815 周年庆 20:00 开抢，三匹大空调 3466 元再降价</w:t>
+        </w:r>
+      </w:hyperlink>
+    </w:p>
+    <w:p>
+      <w:pPr>
+        <w:pStyle w:val="Heading3"/>
+      </w:pPr>
+      <w:r>
+        <w:rPr>
+          <w:rFonts w:ascii="Times New Roman" w:hAnsi="Times New Roman" w:eastAsia="黑体"/>
+          <w:b w:val="0"/>
+          <w:color w:val="888888"/>
+          <w:sz w:val="24"/>
+        </w:rPr>
+        <w:t>【C级·参考】</w:t>
+      </w:r>
+      <w:r>
+        <w:rPr>
+          <w:rFonts w:ascii="Times New Roman" w:hAnsi="Times New Roman" w:eastAsia="黑体"/>
+          <w:b w:val="0"/>
+          <w:color w:val="888888"/>
+          <w:sz w:val="24"/>
+        </w:rPr>
+        <w:t>京东 2026 财年上半年归母净利润 122.31 亿元，同比下降 28.34%</w:t>
+      </w:r>
+    </w:p>
+    <w:p>
+      <w:r>
+        <w:rPr>
+          <w:rFonts w:ascii="Times New Roman" w:hAnsi="Times New Roman" w:eastAsia="宋体"/>
+          <w:color w:val="888888"/>
+          <w:sz w:val="18"/>
+        </w:rPr>
+        <w:t>来源:IT之家 | 时间:08-13 18:07</w:t>
+      </w:r>
+    </w:p>
+    <w:p>
+      <w:r>
+        <w:t>京东发布2026财年上半年财报，净利润122.31亿元同比下滑28.34%，主因加大技术研发投入及下沉市场基础设施建设；但京东物流同期净利润增长10.5%，凸显履约能力强化。</w:t>
+      </w:r>
+    </w:p>
+    <w:p>
+      <w:r>
+        <w:rPr>
+          <w:rFonts w:ascii="Times New Roman" w:hAnsi="Times New Roman" w:eastAsia="宋体"/>
+          <w:sz w:val="18"/>
+        </w:rPr>
+        <w:t>链接:</w:t>
+      </w:r>
+      <w:hyperlink r:id="rId27">
+        <w:r>
+          <w:rPr>
+            <w:color w:val="0563C1"/>
+            <w:u w:val="single"/>
+          </w:rPr>
+          <w:t>京东 2026 财年上半年归母净利润 122.31 亿元，同比下降 28.34%</w:t>
         </w:r>
       </w:hyperlink>
     </w:p>
@@ -1187,68 +1340,16 @@
         <w:rPr>
           <w:rFonts w:ascii="Times New Roman" w:hAnsi="Times New Roman" w:eastAsia="黑体"/>
           <w:b/>
+          <w:color w:val="41D87E"/>
           <w:sz w:val="24"/>
         </w:rPr>
-        <w:t>【B级·关注】</w:t>
+        <w:t>【A级·线索|本地】</w:t>
       </w:r>
       <w:r>
         <w:rPr>
           <w:rFonts w:ascii="Times New Roman" w:hAnsi="Times New Roman" w:eastAsia="黑体"/>
           <w:b/>
-          <w:sz w:val="24"/>
-        </w:rPr>
-        <w:t>腾讯高管财报会“畅谈AI大决战”！Q2游戏收入继续大增11%、打脸分析师</w:t>
-      </w:r>
-    </w:p>
-    <w:p>
-      <w:r>
-        <w:rPr>
-          <w:rFonts w:ascii="Times New Roman" w:hAnsi="Times New Roman" w:eastAsia="宋体"/>
-          <w:color w:val="888888"/>
-          <w:sz w:val="18"/>
-        </w:rPr>
-        <w:t>来源:GameLook | 时间:08-13 09:37</w:t>
-      </w:r>
-    </w:p>
-    <w:p>
-      <w:r>
-        <w:t>腾讯2026年Q2财报显示游戏收入同比增长11%，《DNF手游》《元梦之星》等自研产品贡献显著；管理层强调AI将深度重构内容生产、分发与运营全链路，开启‘AI+游戏’新周期。</w:t>
-      </w:r>
-    </w:p>
-    <w:p>
-      <w:r>
-        <w:rPr>
-          <w:rFonts w:ascii="Times New Roman" w:hAnsi="Times New Roman" w:eastAsia="宋体"/>
-          <w:sz w:val="18"/>
-        </w:rPr>
-        <w:t>链接:</w:t>
-      </w:r>
-      <w:hyperlink r:id="rId27">
-        <w:r>
-          <w:rPr>
-            <w:color w:val="0563C1"/>
-            <w:u w:val="single"/>
-          </w:rPr>
-          <w:t>腾讯高管财报会“畅谈AI大决战”！Q2游戏收入继续大增11%、打脸分析师</w:t>
-        </w:r>
-      </w:hyperlink>
-    </w:p>
-    <w:p>
-      <w:pPr>
-        <w:pStyle w:val="Heading3"/>
-      </w:pPr>
-      <w:r>
-        <w:rPr>
-          <w:rFonts w:ascii="Times New Roman" w:hAnsi="Times New Roman" w:eastAsia="黑体"/>
-          <w:b/>
-          <w:sz w:val="24"/>
-        </w:rPr>
-        <w:t>【B级·关注】</w:t>
-      </w:r>
-      <w:r>
-        <w:rPr>
-          <w:rFonts w:ascii="Times New Roman" w:hAnsi="Times New Roman" w:eastAsia="黑体"/>
-          <w:b/>
+          <w:color w:val="41D87E"/>
           <w:sz w:val="24"/>
         </w:rPr>
         <w:t>《影之刃零》预售登顶Steam畅销榜，甄子丹：“让中国功夫震撼世界”</w:t>
@@ -1266,7 +1367,17 @@
     </w:p>
     <w:p>
       <w:r>
-        <w:t>国产暗黑武侠动作游戏《影之刃零》开启预售即登顶Steam国区畅销榜，甄子丹出任代言人并喊出‘让中国功夫震撼世界’，展现传统文化IP与3A级游戏工业深度融合的新路径。</w:t>
+        <w:t>国产暗黑武侠动作游戏《影之刃零》开启预售即登顶Steam国区畅销榜，甄子丹出任形象大使并喊出‘让中国功夫震撼世界’口号；该作由广州本地团队灵游坊研发，10月29日全球发行。</w:t>
+      </w:r>
+    </w:p>
+    <w:p>
+      <w:r>
+        <w:rPr>
+          <w:rFonts w:ascii="Times New Roman" w:hAnsi="Times New Roman" w:eastAsia="宋体"/>
+          <w:i/>
+          <w:sz w:val="21"/>
+        </w:rPr>
+        <w:t>角度建议:深度专访灵游坊创始人梁其伟及广州黄埔区游戏产业办，报道广州作为‘中国游戏出海策源地’的政策支持、人才集聚与IP孵化实绩。</w:t>
       </w:r>
     </w:p>
     <w:p>
@@ -1305,7 +1416,7 @@
           <w:b/>
           <w:sz w:val="24"/>
         </w:rPr>
-        <w:t>《和平精英》，已经成为了一种年轻潮流文化</w:t>
+        <w:t>腾讯高管财报会“畅谈AI大决战”！Q2游戏收入继续大增11%、打脸分析师</w:t>
       </w:r>
     </w:p>
     <w:p>
@@ -1315,12 +1426,22 @@
           <w:color w:val="888888"/>
           <w:sz w:val="18"/>
         </w:rPr>
-        <w:t>来源:GameLook | 时间:08-13 01:06</w:t>
+        <w:t>来源:GameLook | 时间:08-13 09:37</w:t>
       </w:r>
     </w:p>
     <w:p>
       <w:r>
-        <w:t>《和平精英》PSI总决赛暨‘刺激之夜’融合电竞赛事、潮流秀场与虚拟偶像演出，单日全网曝光超20亿次，印证其已超越游戏范畴，成为Z世代身份认同与社交货币的核心载体。</w:t>
+        <w:t>腾讯2026年Q2财报显示游戏收入同比增长11%，AI大模型赋能《王者荣耀》《和平精英》等核心产品，海外发行与自研引擎升级成效显著，扭转市场对其游戏业务增长乏力的质疑。</w:t>
+      </w:r>
+    </w:p>
+    <w:p>
+      <w:r>
+        <w:rPr>
+          <w:rFonts w:ascii="Times New Roman" w:hAnsi="Times New Roman" w:eastAsia="宋体"/>
+          <w:i/>
+          <w:sz w:val="21"/>
+        </w:rPr>
+        <w:t>角度建议:联动腾讯广州研发中心，挖掘AI NPC、实时渲染等技术在广州游戏项目中的落地案例，展现大湾区数字内容生产力升级。</w:t>
       </w:r>
     </w:p>
     <w:p>
@@ -1337,7 +1458,7 @@
             <w:color w:val="0563C1"/>
             <w:u w:val="single"/>
           </w:rPr>
-          <w:t>《和平精英》，已经成为了一种年轻潮流文化</w:t>
+          <w:t>腾讯高管财报会“畅谈AI大决战”！Q2游戏收入继续大增11%、打脸分析师</w:t>
         </w:r>
       </w:hyperlink>
     </w:p>
@@ -1348,20 +1469,18 @@
       <w:r>
         <w:rPr>
           <w:rFonts w:ascii="Times New Roman" w:hAnsi="Times New Roman" w:eastAsia="黑体"/>
-          <w:b w:val="0"/>
-          <w:color w:val="888888"/>
+          <w:b/>
           <w:sz w:val="24"/>
         </w:rPr>
-        <w:t>【C级·参考】</w:t>
+        <w:t>【B级·关注】</w:t>
       </w:r>
       <w:r>
         <w:rPr>
           <w:rFonts w:ascii="Times New Roman" w:hAnsi="Times New Roman" w:eastAsia="黑体"/>
-          <w:b w:val="0"/>
-          <w:color w:val="888888"/>
+          <w:b/>
           <w:sz w:val="24"/>
         </w:rPr>
-        <w:t>米哈游下线“AI美女林离”《BSide: Olivia Lin》：不是终点，而是AI下个起点</w:t>
+        <w:t>《和平精英》，已经成为了一种年轻潮流文化</w:t>
       </w:r>
     </w:p>
     <w:p>
@@ -1371,12 +1490,22 @@
           <w:color w:val="888888"/>
           <w:sz w:val="18"/>
         </w:rPr>
-        <w:t>来源:GameLook | 时间:08-13 09:24</w:t>
+        <w:t>来源:GameLook | 时间:08-13 01:06</w:t>
       </w:r>
     </w:p>
     <w:p>
       <w:r>
-        <w:t>米哈游宣布停运AI虚拟人项目《BSide: Olivia Lin》，强调此举是技术路径优化而非退缩，未来将聚焦AI驱动的叙事引擎与角色生成，探索游戏内容工业化新范式。</w:t>
+        <w:t>《和平精英》PSI总决赛暨‘刺激之夜’潮流大秀落幕，融合电竞、音乐、时尚与非遗元素，印证其已超越游戏范畴，成为Z世代社交货币与文化表达载体。</w:t>
+      </w:r>
+    </w:p>
+    <w:p>
+      <w:r>
+        <w:rPr>
+          <w:rFonts w:ascii="Times New Roman" w:hAnsi="Times New Roman" w:eastAsia="宋体"/>
+          <w:i/>
+          <w:sz w:val="21"/>
+        </w:rPr>
+        <w:t>角度建议:聚焦广州塔、长隆等本地地标举办的和平精英主题快闪活动，呈现游戏IP与城市文旅深度融合的新形态。</w:t>
       </w:r>
     </w:p>
     <w:p>
@@ -1393,7 +1522,7 @@
             <w:color w:val="0563C1"/>
             <w:u w:val="single"/>
           </w:rPr>
-          <w:t>米哈游下线“AI美女林离”《BSide: Olivia Lin》：不是终点，而是AI下个起点</w:t>
+          <w:t>《和平精英》，已经成为了一种年轻潮流文化</w:t>
         </w:r>
       </w:hyperlink>
     </w:p>
@@ -1432,7 +1561,7 @@
     </w:p>
     <w:p>
       <w:r>
-        <w:t>Epic Games出售旗下创作者平台ArtStation与3D模型平台Sketchfab，聚焦Unreal Engine与App Store核心业务，反映游戏引擎厂商正收缩非主业资产，强化技术护城河。</w:t>
+        <w:t>Epic Games宣布出售旗下创作者平台ArtStation及3D模型平台Sketchfab，聚焦Unreal Engine核心引擎与Epic Games Store生态建设，标志游戏引擎巨头战略重心回归底层技术。</w:t>
       </w:r>
     </w:p>
     <w:p>
@@ -1450,6 +1579,62 @@
             <w:u w:val="single"/>
           </w:rPr>
           <w:t>Epic开启“大甩卖”！出售ArtStation、3D模型平台Sketchfab</w:t>
+        </w:r>
+      </w:hyperlink>
+    </w:p>
+    <w:p>
+      <w:pPr>
+        <w:pStyle w:val="Heading3"/>
+      </w:pPr>
+      <w:r>
+        <w:rPr>
+          <w:rFonts w:ascii="Times New Roman" w:hAnsi="Times New Roman" w:eastAsia="黑体"/>
+          <w:b w:val="0"/>
+          <w:color w:val="888888"/>
+          <w:sz w:val="24"/>
+        </w:rPr>
+        <w:t>【C级·参考】</w:t>
+      </w:r>
+      <w:r>
+        <w:rPr>
+          <w:rFonts w:ascii="Times New Roman" w:hAnsi="Times New Roman" w:eastAsia="黑体"/>
+          <w:b w:val="0"/>
+          <w:color w:val="888888"/>
+          <w:sz w:val="24"/>
+        </w:rPr>
+        <w:t>《DOTA2》TI15 小组赛首轮：中国三队均告负，集体跌入 0-1 组别</w:t>
+      </w:r>
+    </w:p>
+    <w:p>
+      <w:r>
+        <w:rPr>
+          <w:rFonts w:ascii="Times New Roman" w:hAnsi="Times New Roman" w:eastAsia="宋体"/>
+          <w:color w:val="888888"/>
+          <w:sz w:val="18"/>
+        </w:rPr>
+        <w:t>来源:IT之家 | 时间:08-13 18:23</w:t>
+      </w:r>
+    </w:p>
+    <w:p>
+      <w:r>
+        <w:t>《DOTA2》TI15小组赛首轮，VG、LGD、XinQ三支中国战队全部失利，落入败者组，暴露当前国内电竞青训体系与国际顶尖水平的差距。</w:t>
+      </w:r>
+    </w:p>
+    <w:p>
+      <w:r>
+        <w:rPr>
+          <w:rFonts w:ascii="Times New Roman" w:hAnsi="Times New Roman" w:eastAsia="宋体"/>
+          <w:sz w:val="18"/>
+        </w:rPr>
+        <w:t>链接:</w:t>
+      </w:r>
+      <w:hyperlink r:id="rId32">
+        <w:r>
+          <w:rPr>
+            <w:color w:val="0563C1"/>
+            <w:u w:val="single"/>
+          </w:rPr>
+          <w:t>《DOTA2》TI15 小组赛首轮：中国三队均告负，集体跌入 0-1 组别</w:t>
         </w:r>
       </w:hyperlink>
     </w:p>
@@ -1498,7 +1683,17 @@
     </w:p>
     <w:p>
       <w:r>
-        <w:t>小熊电器2026年上半年净利润同比下滑41.30%，营收下降7.34%，公司称主因小家电行业竞争加剧、线上流量成本上升及部分品类需求阶段性疲软，反映新消费赛道结构性调整压力。</w:t>
+        <w:t>小熊电器发布半年报显示营收23.49亿元同比降7.34%，净利润1.2亿元同比下滑超四成，公司称主因小家电行业竞争加剧、线上流量红利消退及新品推广不及预期所致。</w:t>
+      </w:r>
+    </w:p>
+    <w:p>
+      <w:r>
+        <w:rPr>
+          <w:rFonts w:ascii="Times New Roman" w:hAnsi="Times New Roman" w:eastAsia="宋体"/>
+          <w:i/>
+          <w:sz w:val="21"/>
+        </w:rPr>
+        <w:t>角度建议:聚焦佛山顺德小家电产业集群，采访小熊供应链企业及广州电商服务商，探讨传统小家电品牌在直播电商冲击下的转型困局与破局路径。</w:t>
       </w:r>
     </w:p>
     <w:p>
@@ -1509,7 +1704,7 @@
         </w:rPr>
         <w:t>链接:</w:t>
       </w:r>
-      <w:hyperlink r:id="rId32">
+      <w:hyperlink r:id="rId33">
         <w:r>
           <w:rPr>
             <w:color w:val="0563C1"/>
@@ -1526,18 +1721,20 @@
       <w:r>
         <w:rPr>
           <w:rFonts w:ascii="Times New Roman" w:hAnsi="Times New Roman" w:eastAsia="黑体"/>
-          <w:b/>
+          <w:b w:val="0"/>
+          <w:color w:val="888888"/>
           <w:sz w:val="24"/>
         </w:rPr>
-        <w:t>【B级·关注】</w:t>
+        <w:t>【C级·参考】</w:t>
       </w:r>
       <w:r>
         <w:rPr>
           <w:rFonts w:ascii="Times New Roman" w:hAnsi="Times New Roman" w:eastAsia="黑体"/>
-          <w:b/>
+          <w:b w:val="0"/>
+          <w:color w:val="888888"/>
           <w:sz w:val="24"/>
         </w:rPr>
-        <w:t>中芯国际 2026 年第二季度归母净利润 4.79 亿美元，同比增长 261.7%</w:t>
+        <w:t>高德“积水地图”升级：近 800 个北京官方监测点接入，积水深度厘米级展示、实时更新</w:t>
       </w:r>
     </w:p>
     <w:p>
@@ -1547,12 +1744,12 @@
           <w:color w:val="888888"/>
           <w:sz w:val="18"/>
         </w:rPr>
-        <w:t>来源:IT之家 | 时间:08-13 17:01</w:t>
+        <w:t>来源:IT之家 | 时间:08-13 17:44</w:t>
       </w:r>
     </w:p>
     <w:p>
       <w:r>
-        <w:t>中芯国际2026年Q2净利润达4.79亿美元，同比激增261.7%，营收同比增长36.1%，先进制程产能利用率持续提升，国产芯片制造龙头盈利质量显著改善。</w:t>
+        <w:t>高德地图联合北京市水务局升级‘积水地图’，接入近800个官方监测点，实现积水深度厘米级精度、分钟级更新，为市民提供精准涉水导航，提升城市极端天气应对能力。</w:t>
       </w:r>
     </w:p>
     <w:p>
@@ -1563,13 +1760,13 @@
         </w:rPr>
         <w:t>链接:</w:t>
       </w:r>
-      <w:hyperlink r:id="rId33">
+      <w:hyperlink r:id="rId34">
         <w:r>
           <w:rPr>
             <w:color w:val="0563C1"/>
             <w:u w:val="single"/>
           </w:rPr>
-          <w:t>中芯国际 2026 年第二季度归母净利润 4.79 亿美元，同比增长 261.7%</w:t>
+          <w:t>高德“积水地图”升级：近 800 个北京官方监测点接入，积水深度厘米级展示、实时更新</w:t>
         </w:r>
       </w:hyperlink>
     </w:p>
@@ -1580,15 +1777,17 @@
       <w:r>
         <w:rPr>
           <w:rFonts w:ascii="Times New Roman" w:hAnsi="Times New Roman" w:eastAsia="黑体"/>
-          <w:b/>
+          <w:b w:val="0"/>
+          <w:color w:val="888888"/>
           <w:sz w:val="24"/>
         </w:rPr>
-        <w:t>【B级·关注】</w:t>
+        <w:t>【C级·参考】</w:t>
       </w:r>
       <w:r>
         <w:rPr>
           <w:rFonts w:ascii="Times New Roman" w:hAnsi="Times New Roman" w:eastAsia="黑体"/>
-          <w:b/>
+          <w:b w:val="0"/>
+          <w:color w:val="888888"/>
           <w:sz w:val="24"/>
         </w:rPr>
         <w:t>中国移动 2026 上半年净利润 789 亿元，同比下降 6.3%</w:t>
@@ -1606,7 +1805,7 @@
     </w:p>
     <w:p>
       <w:r>
-        <w:t>中国移动2026年上半年净利润789亿元，同比下降6.3%，但云业务收入同比增长28.4%，DICT项目签约额超1200亿元，显示运营商正加速从通信管道向数智服务商转型。</w:t>
+        <w:t>中国移动上半年净利润789亿元同比降6.3%，传统通信业务承压，但云业务收入同比增长23.1%，算力网络投资占比提升，数字化转型进入深水区。</w:t>
       </w:r>
     </w:p>
     <w:p>
@@ -1617,7 +1816,7 @@
         </w:rPr>
         <w:t>链接:</w:t>
       </w:r>
-      <w:hyperlink r:id="rId34">
+      <w:hyperlink r:id="rId35">
         <w:r>
           <w:rPr>
             <w:color w:val="0563C1"/>
@@ -1647,7 +1846,7 @@
           <w:color w:val="888888"/>
           <w:sz w:val="24"/>
         </w:rPr>
-        <w:t>商务部：明起对原产于印度的进口单模光纤继续征收反倾销税，期限为 5 年</w:t>
+        <w:t>“十五五”首条千万吨级原油管道投产</w:t>
       </w:r>
     </w:p>
     <w:p>
@@ -1657,12 +1856,12 @@
           <w:color w:val="888888"/>
           <w:sz w:val="18"/>
         </w:rPr>
-        <w:t>来源:IT之家 | 时间:08-13 15:28</w:t>
+        <w:t>来源:IT之家 | 时间:08-13 15:52</w:t>
       </w:r>
     </w:p>
     <w:p>
       <w:r>
-        <w:t>商务部公告决定对印度单模光纤继续征收反倾销税，为期5年，税率最高达32.7%，旨在保护国内光纤产业免受低价倾销冲击，保障5G与千兆光网基础设施供应链安全。</w:t>
+        <w:t>连云港至仪征原油管道工程连云港至淮安段投产成功，系‘十五五’期间首条千万吨级原油管道，将显著提升中东部地区能源供应保障能力与管网韧性。</w:t>
       </w:r>
     </w:p>
     <w:p>
@@ -1673,13 +1872,13 @@
         </w:rPr>
         <w:t>链接:</w:t>
       </w:r>
-      <w:hyperlink r:id="rId35">
+      <w:hyperlink r:id="rId36">
         <w:r>
           <w:rPr>
             <w:color w:val="0563C1"/>
             <w:u w:val="single"/>
           </w:rPr>
-          <w:t>商务部：明起对原产于印度的进口单模光纤继续征收反倾销税，期限为 5 年</w:t>
+          <w:t>“十五五”首条千万吨级原油管道投产</w:t>
         </w:r>
       </w:hyperlink>
     </w:p>
@@ -1703,7 +1902,7 @@
           <w:color w:val="888888"/>
           <w:sz w:val="24"/>
         </w:rPr>
-        <w:t>特斯拉中国上架 Model Y/Y L 适用双温区车载冰箱：支持老款车型，2499 元</w:t>
+        <w:t>启境汽车 CEO 刘嘉铭：启境坚定不移携手华为乾崑的大原则，不会变</w:t>
       </w:r>
     </w:p>
     <w:p>
@@ -1713,68 +1912,12 @@
           <w:color w:val="888888"/>
           <w:sz w:val="18"/>
         </w:rPr>
-        <w:t>来源:IT之家 | 时间:08-13 18:08</w:t>
+        <w:t>来源:IT之家 | 时间:08-13 16:55</w:t>
       </w:r>
     </w:p>
     <w:p>
       <w:r>
-        <w:t>特斯拉中国官方商城上线Model Y/Y L专用双温区车载冰箱，售价2499元，兼容老款Model Y，延续其‘硬件即服务’策略，拓展汽车生活场景化增值服务边界。</w:t>
-      </w:r>
-    </w:p>
-    <w:p>
-      <w:r>
-        <w:rPr>
-          <w:rFonts w:ascii="Times New Roman" w:hAnsi="Times New Roman" w:eastAsia="宋体"/>
-          <w:sz w:val="18"/>
-        </w:rPr>
-        <w:t>链接:</w:t>
-      </w:r>
-      <w:hyperlink r:id="rId36">
-        <w:r>
-          <w:rPr>
-            <w:color w:val="0563C1"/>
-            <w:u w:val="single"/>
-          </w:rPr>
-          <w:t>特斯拉中国上架 Model Y/Y L 适用双温区车载冰箱：支持老款车型，2499 元</w:t>
-        </w:r>
-      </w:hyperlink>
-    </w:p>
-    <w:p>
-      <w:pPr>
-        <w:pStyle w:val="Heading3"/>
-      </w:pPr>
-      <w:r>
-        <w:rPr>
-          <w:rFonts w:ascii="Times New Roman" w:hAnsi="Times New Roman" w:eastAsia="黑体"/>
-          <w:b w:val="0"/>
-          <w:color w:val="888888"/>
-          <w:sz w:val="24"/>
-        </w:rPr>
-        <w:t>【C级·参考】</w:t>
-      </w:r>
-      <w:r>
-        <w:rPr>
-          <w:rFonts w:ascii="Times New Roman" w:hAnsi="Times New Roman" w:eastAsia="黑体"/>
-          <w:b w:val="0"/>
-          <w:color w:val="888888"/>
-          <w:sz w:val="24"/>
-        </w:rPr>
-        <w:t>苹果压价大成功：iPhone 18 Pro 屏幕成本低至 70 美元同比下降近 40%，对冲内存涨价压力</w:t>
-      </w:r>
-    </w:p>
-    <w:p>
-      <w:r>
-        <w:rPr>
-          <w:rFonts w:ascii="Times New Roman" w:hAnsi="Times New Roman" w:eastAsia="宋体"/>
-          <w:color w:val="888888"/>
-          <w:sz w:val="18"/>
-        </w:rPr>
-        <w:t>来源:IT之家 | 时间:08-13 18:07</w:t>
-      </w:r>
-    </w:p>
-    <w:p>
-      <w:r>
-        <w:t>苹果通过供应链议价将iPhone 18 Pro OLED屏幕成本压至70美元，降幅近40%，有效缓解DRAM涨价压力，展现其在全球电子制造体系中的成本控制力与议价权。</w:t>
+        <w:t>启境汽车CEO刘嘉铭发文重申与华为乾崑智驾合作不动摇，强调广汽与华为联合打造的启境品牌将坚持‘全栈自研+开放合作’双轮驱动路线。</w:t>
       </w:r>
     </w:p>
     <w:p>
@@ -1791,7 +1934,7 @@
             <w:color w:val="0563C1"/>
             <w:u w:val="single"/>
           </w:rPr>
-          <w:t>苹果压价大成功：iPhone 18 Pro 屏幕成本低至 70 美元同比下降近 40%，对冲内存涨价压力</w:t>
+          <w:t>启境汽车 CEO 刘嘉铭：启境坚定不移携手华为乾崑的大原则，不会变</w:t>
         </w:r>
       </w:hyperlink>
     </w:p>
@@ -1821,7 +1964,7 @@
           <w:rFonts w:ascii="Times New Roman" w:hAnsi="Times New Roman" w:eastAsia="宋体"/>
           <w:sz w:val="18"/>
         </w:rPr>
-        <w:t>IT之家(60)、GameLook(12)、HackerNews(6)、Bing新闻(7)</w:t>
+        <w:t>IT之家(60)、GameLook(12)、HackerNews(5)、Bing新闻(7)</w:t>
       </w:r>
     </w:p>
     <w:p>
